--- a/docs/JIPA_Nikola 2027.docx
+++ b/docs/JIPA_Nikola 2027.docx
@@ -2016,7 +2016,19 @@
           <w:rPr>
             <w:rStyle w:val="Hyperlink"/>
           </w:rPr>
-          <w:t>Donnerstag, 02. April 2026</w:t>
+          <w:t>Donner</w:t>
+        </w:r>
+        <w:r>
+          <w:rPr>
+            <w:rStyle w:val="Hyperlink"/>
+          </w:rPr>
+          <w:t>s</w:t>
+        </w:r>
+        <w:r>
+          <w:rPr>
+            <w:rStyle w:val="Hyperlink"/>
+          </w:rPr>
+          <w:t>tag, 02. April 2026</w:t>
         </w:r>
         <w:r>
           <w:rPr>
@@ -7289,14 +7301,7 @@
       </w:r>
       <w:r>
         <w:br/>
-      </w:r>
-      <w:proofErr w:type="gramStart"/>
-      <w:r>
-        <w:t>Nachfolgend</w:t>
-      </w:r>
-      <w:proofErr w:type="gramEnd"/>
-      <w:r>
-        <w:t>…</w:t>
+        <w:t>Nachfolgend…</w:t>
       </w:r>
       <w:r>
         <w:br/>
@@ -7421,29 +7426,13 @@
         <w:t>Im Betrieb und im Privaten kenne ich Personen, welche sich mit Pflanzen auseinandersetzen</w:t>
       </w:r>
       <w:r>
-        <w:t xml:space="preserve">. Die Personen benötigen </w:t>
-      </w:r>
-      <w:proofErr w:type="gramStart"/>
-      <w:r>
-        <w:t>einen Ort</w:t>
-      </w:r>
-      <w:proofErr w:type="gramEnd"/>
-      <w:r>
-        <w:t xml:space="preserve"> wo sie ihre Pflanzen eintragen</w:t>
+        <w:t>. Die Personen benötigen einen Ort wo sie ihre Pflanzen eintragen</w:t>
       </w:r>
       <w:r>
         <w:t xml:space="preserve">, dazu die passende Pflegeweise und weitere Fakten über die Pflanze beifügen möchten. </w:t>
       </w:r>
       <w:r>
-        <w:t xml:space="preserve">Hier wird nur das Backend-Bereich </w:t>
-      </w:r>
-      <w:proofErr w:type="gramStart"/>
-      <w:r>
-        <w:t>umgesetzt</w:t>
-      </w:r>
-      <w:proofErr w:type="gramEnd"/>
-      <w:r>
-        <w:t xml:space="preserve"> welches die Daten verwaltet und schlussendlich am Frontend übergibt. </w:t>
+        <w:t xml:space="preserve">Hier wird nur das Backend-Bereich umgesetzt welches die Daten verwaltet und schlussendlich am Frontend übergibt. </w:t>
       </w:r>
     </w:p>
     <w:p/>
@@ -7701,69 +7690,21 @@
           <w:sz w:val="20"/>
           <w:szCs w:val="20"/>
         </w:rPr>
-        <w:t xml:space="preserve">Mit Fehleingaben muss es auch umgehen können, zum Beispiel wenn in einer Spalte etwas </w:t>
-      </w:r>
-      <w:proofErr w:type="gramStart"/>
-      <w:r>
-        <w:rPr>
-          <w:sz w:val="20"/>
-          <w:szCs w:val="20"/>
-        </w:rPr>
-        <w:t>falsches</w:t>
-      </w:r>
-      <w:proofErr w:type="gramEnd"/>
-      <w:r>
-        <w:rPr>
-          <w:sz w:val="20"/>
-          <w:szCs w:val="20"/>
-        </w:rPr>
-        <w:t xml:space="preserve"> </w:t>
-      </w:r>
-      <w:r>
-        <w:rPr>
-          <w:sz w:val="20"/>
-          <w:szCs w:val="20"/>
-        </w:rPr>
-        <w:t xml:space="preserve">eingegeben wird, </w:t>
-      </w:r>
-      <w:proofErr w:type="gramStart"/>
-      <w:r>
-        <w:rPr>
-          <w:sz w:val="20"/>
-          <w:szCs w:val="20"/>
-        </w:rPr>
-        <w:t>das</w:t>
-      </w:r>
-      <w:proofErr w:type="gramEnd"/>
-      <w:r>
-        <w:rPr>
-          <w:sz w:val="20"/>
-          <w:szCs w:val="20"/>
-        </w:rPr>
-        <w:t xml:space="preserve"> es nicht einfach fort</w:t>
-      </w:r>
-      <w:r>
-        <w:rPr>
-          <w:sz w:val="20"/>
-          <w:szCs w:val="20"/>
-        </w:rPr>
-        <w:t xml:space="preserve">fährt, sondern </w:t>
-      </w:r>
-      <w:proofErr w:type="gramStart"/>
-      <w:r>
-        <w:rPr>
-          <w:sz w:val="20"/>
-          <w:szCs w:val="20"/>
-        </w:rPr>
-        <w:t>das</w:t>
-      </w:r>
-      <w:proofErr w:type="gramEnd"/>
-      <w:r>
-        <w:rPr>
-          <w:sz w:val="20"/>
-          <w:szCs w:val="20"/>
-        </w:rPr>
-        <w:t xml:space="preserve"> eine Fehlermeldung erhält und den Nutzer darauf hinweist. </w:t>
+        <w:t xml:space="preserve">Mit Fehleingaben muss es auch umgehen können, zum Beispiel wenn in einer Spalte etwas falsches </w:t>
+      </w:r>
+      <w:r>
+        <w:rPr>
+          <w:sz w:val="20"/>
+          <w:szCs w:val="20"/>
+        </w:rPr>
+        <w:t>eingegeben wird, das es nicht einfach fort</w:t>
+      </w:r>
+      <w:r>
+        <w:rPr>
+          <w:sz w:val="20"/>
+          <w:szCs w:val="20"/>
+        </w:rPr>
+        <w:t xml:space="preserve">fährt, sondern das eine Fehlermeldung erhält und den Nutzer darauf hinweist. </w:t>
       </w:r>
     </w:p>
     <w:p>
@@ -8229,19 +8170,8 @@
           <w:highlight w:val="yellow"/>
           <w:u w:val="single"/>
         </w:rPr>
-        <w:t xml:space="preserve">Beschreiben, falls mehrere Umsetzungsvarianten geplant </w:t>
-      </w:r>
-      <w:proofErr w:type="gramStart"/>
-      <w:r>
-        <w:rPr>
-          <w:sz w:val="20"/>
-          <w:szCs w:val="20"/>
-          <w:highlight w:val="yellow"/>
-          <w:u w:val="single"/>
-        </w:rPr>
-        <w:t>sind</w:t>
-      </w:r>
-      <w:proofErr w:type="gramEnd"/>
+        <w:t>Beschreiben, falls mehrere Umsetzungsvarianten geplant sind</w:t>
+      </w:r>
       <w:r>
         <w:rPr>
           <w:sz w:val="20"/>
@@ -8716,15 +8646,7 @@
     </w:p>
     <w:p>
       <w:r>
-        <w:t xml:space="preserve">Organigramm, wer und in welcher Rolle am Projekt </w:t>
-      </w:r>
-      <w:proofErr w:type="gramStart"/>
-      <w:r>
-        <w:t>beteiligt</w:t>
-      </w:r>
-      <w:proofErr w:type="gramEnd"/>
-      <w:r>
-        <w:t xml:space="preserve"> ist</w:t>
+        <w:t>Organigramm, wer und in welcher Rolle am Projekt beteiligt ist</w:t>
       </w:r>
     </w:p>
     <w:p/>
@@ -10672,23 +10594,7 @@
                 <w:sz w:val="20"/>
                 <w:szCs w:val="20"/>
               </w:rPr>
-              <w:t xml:space="preserve">In der Schule im Frontend und </w:t>
-            </w:r>
-            <w:proofErr w:type="gramStart"/>
-            <w:r>
-              <w:rPr>
-                <w:sz w:val="20"/>
-                <w:szCs w:val="20"/>
-              </w:rPr>
-              <w:t>Backend</w:t>
-            </w:r>
-            <w:proofErr w:type="gramEnd"/>
-            <w:r>
-              <w:rPr>
-                <w:sz w:val="20"/>
-                <w:szCs w:val="20"/>
-              </w:rPr>
-              <w:t xml:space="preserve"> </w:t>
+              <w:t xml:space="preserve">In der Schule im Frontend und Backend </w:t>
             </w:r>
             <w:r>
               <w:rPr>
@@ -10860,23 +10766,7 @@
                 <w:sz w:val="20"/>
                 <w:szCs w:val="20"/>
               </w:rPr>
-              <w:t xml:space="preserve">Verwendung von HTTP-Methoden und Austausch von Daten zwischen Frontend und </w:t>
-            </w:r>
-            <w:proofErr w:type="gramStart"/>
-            <w:r>
-              <w:rPr>
-                <w:sz w:val="20"/>
-                <w:szCs w:val="20"/>
-              </w:rPr>
-              <w:t>Backend</w:t>
-            </w:r>
-            <w:proofErr w:type="gramEnd"/>
-            <w:r>
-              <w:rPr>
-                <w:sz w:val="20"/>
-                <w:szCs w:val="20"/>
-              </w:rPr>
-              <w:t xml:space="preserve"> im JSON-Format.</w:t>
+              <w:t>Verwendung von HTTP-Methoden und Austausch von Daten zwischen Frontend und Backend im JSON-Format.</w:t>
             </w:r>
           </w:p>
         </w:tc>
@@ -11774,7 +11664,6 @@
         </w:rPr>
         <w:t xml:space="preserve"> Das API-Backend wird mit Node.js und Express.js umgesetzt und mit der MySQL-Datenbank verbunden. Die Funktionen zur Datenverwaltung, Filterung und Sortierung sowie die Validierung und Fehlerbehandlung werden implementiert. Die API-Endpunkte und die Umsetzung werden </w:t>
       </w:r>
-      <w:proofErr w:type="gramStart"/>
       <w:r>
         <w:rPr>
           <w:sz w:val="20"/>
@@ -11782,7 +11671,6 @@
         </w:rPr>
         <w:t>dokumentiert</w:t>
       </w:r>
-      <w:proofErr w:type="gramEnd"/>
       <w:r>
         <w:rPr>
           <w:sz w:val="20"/>
@@ -11894,15 +11782,7 @@
       </w:r>
       <w:proofErr w:type="spellEnd"/>
       <w:r>
-        <w:t xml:space="preserve">) </w:t>
-      </w:r>
-      <w:proofErr w:type="gramStart"/>
-      <w:r>
-        <w:t>erwähnen,  mit</w:t>
-      </w:r>
-      <w:proofErr w:type="gramEnd"/>
-      <w:r>
-        <w:t xml:space="preserve"> welchem die Datensicherheit sichergestellt wird. Beschreiben, wie und in welchen zeitlichen Abständen   die Datensicherheit gewährleistet wird. </w:t>
+        <w:t xml:space="preserve">) erwähnen,  mit welchem die Datensicherheit sichergestellt wird. Beschreiben, wie und in welchen zeitlichen Abständen   die Datensicherheit gewährleistet wird. </w:t>
       </w:r>
     </w:p>
     <w:p/>
@@ -13667,46 +13547,14 @@
                 <w:sz w:val="20"/>
                 <w:szCs w:val="20"/>
               </w:rPr>
-              <w:t xml:space="preserve"> den Zeitplan einhole. Bei einigen Fragen bleibe ich zu lange </w:t>
-            </w:r>
-            <w:proofErr w:type="gramStart"/>
-            <w:r>
-              <w:rPr>
-                <w:sz w:val="20"/>
-                <w:szCs w:val="20"/>
-              </w:rPr>
-              <w:t>dran</w:t>
-            </w:r>
-            <w:proofErr w:type="gramEnd"/>
-            <w:r>
-              <w:rPr>
-                <w:sz w:val="20"/>
-                <w:szCs w:val="20"/>
-              </w:rPr>
-              <w:t xml:space="preserve"> um herauszufinden was verlangt wird oder </w:t>
-            </w:r>
-            <w:r>
-              <w:rPr>
-                <w:sz w:val="20"/>
-                <w:szCs w:val="20"/>
-              </w:rPr>
-              <w:t xml:space="preserve">die Frage so ausführlich wie möglich zu beantworten. </w:t>
-            </w:r>
-            <w:proofErr w:type="gramStart"/>
-            <w:r>
-              <w:rPr>
-                <w:sz w:val="20"/>
-                <w:szCs w:val="20"/>
-              </w:rPr>
-              <w:t>Finde</w:t>
-            </w:r>
-            <w:proofErr w:type="gramEnd"/>
-            <w:r>
-              <w:rPr>
-                <w:sz w:val="20"/>
-                <w:szCs w:val="20"/>
-              </w:rPr>
-              <w:t xml:space="preserve"> beide Ansätze kosten mir sehr viel Zeit</w:t>
+              <w:t xml:space="preserve"> den Zeitplan einhole. Bei einigen Fragen bleibe ich zu lange dran um herauszufinden was verlangt wird oder </w:t>
+            </w:r>
+            <w:r>
+              <w:rPr>
+                <w:sz w:val="20"/>
+                <w:szCs w:val="20"/>
+              </w:rPr>
+              <w:t>die Frage so ausführlich wie möglich zu beantworten. Finde beide Ansätze kosten mir sehr viel Zeit</w:t>
             </w:r>
           </w:p>
         </w:tc>
@@ -13838,6 +13686,27 @@
                 <w:szCs w:val="20"/>
               </w:rPr>
             </w:pPr>
+            <w:r>
+              <w:rPr>
+                <w:sz w:val="20"/>
+                <w:szCs w:val="20"/>
+              </w:rPr>
+              <w:t>Alle Entscheidungen treffen</w:t>
+            </w:r>
+            <w:r>
+              <w:rPr>
+                <w:sz w:val="20"/>
+                <w:szCs w:val="20"/>
+              </w:rPr>
+              <w:t xml:space="preserve">, </w:t>
+            </w:r>
+            <w:r>
+              <w:rPr>
+                <w:sz w:val="20"/>
+                <w:szCs w:val="20"/>
+              </w:rPr>
+              <w:t>Projekt &amp; Datenbankerstellung</w:t>
+            </w:r>
           </w:p>
         </w:tc>
       </w:tr>
@@ -13883,6 +13752,13 @@
                 <w:szCs w:val="20"/>
               </w:rPr>
             </w:pPr>
+            <w:r>
+              <w:rPr>
+                <w:sz w:val="20"/>
+                <w:szCs w:val="20"/>
+              </w:rPr>
+              <w:t>-</w:t>
+            </w:r>
           </w:p>
         </w:tc>
       </w:tr>
@@ -13928,6 +13804,13 @@
                 <w:szCs w:val="20"/>
               </w:rPr>
             </w:pPr>
+            <w:r>
+              <w:rPr>
+                <w:sz w:val="20"/>
+                <w:szCs w:val="20"/>
+              </w:rPr>
+              <w:t>Es wurden keine Ziele erreicht im Vergleich zum Zeitplan.</w:t>
+            </w:r>
           </w:p>
         </w:tc>
       </w:tr>
@@ -13973,6 +13856,13 @@
                 <w:szCs w:val="20"/>
               </w:rPr>
             </w:pPr>
+            <w:r>
+              <w:rPr>
+                <w:sz w:val="20"/>
+                <w:szCs w:val="20"/>
+              </w:rPr>
+              <w:t>-</w:t>
+            </w:r>
           </w:p>
         </w:tc>
       </w:tr>
@@ -14010,6 +13900,13 @@
                 <w:szCs w:val="20"/>
               </w:rPr>
             </w:pPr>
+            <w:r>
+              <w:rPr>
+                <w:sz w:val="20"/>
+                <w:szCs w:val="20"/>
+              </w:rPr>
+              <w:t>-</w:t>
+            </w:r>
           </w:p>
         </w:tc>
       </w:tr>
@@ -14047,6 +13944,13 @@
                 <w:szCs w:val="20"/>
               </w:rPr>
             </w:pPr>
+            <w:r>
+              <w:rPr>
+                <w:sz w:val="20"/>
+                <w:szCs w:val="20"/>
+              </w:rPr>
+              <w:t>-</w:t>
+            </w:r>
           </w:p>
         </w:tc>
       </w:tr>
@@ -14084,6 +13988,13 @@
                 <w:szCs w:val="20"/>
               </w:rPr>
             </w:pPr>
+            <w:r>
+              <w:rPr>
+                <w:sz w:val="20"/>
+                <w:szCs w:val="20"/>
+              </w:rPr>
+              <w:t>https://owasp.org/projects/top-ten</w:t>
+            </w:r>
           </w:p>
         </w:tc>
       </w:tr>
@@ -14121,6 +14032,13 @@
                 <w:szCs w:val="20"/>
               </w:rPr>
             </w:pPr>
+            <w:r>
+              <w:rPr>
+                <w:sz w:val="20"/>
+                <w:szCs w:val="20"/>
+              </w:rPr>
+              <w:t>-</w:t>
+            </w:r>
           </w:p>
         </w:tc>
       </w:tr>
@@ -14158,6 +14076,34 @@
                 <w:szCs w:val="20"/>
               </w:rPr>
             </w:pPr>
+            <w:r>
+              <w:t xml:space="preserve">Im Vergleich zum Zeitplan habe ich </w:t>
+            </w:r>
+            <w:r>
+              <w:t>zwei</w:t>
+            </w:r>
+            <w:r>
+              <w:t xml:space="preserve"> Tag</w:t>
+            </w:r>
+            <w:r>
+              <w:t>e</w:t>
+            </w:r>
+            <w:r>
+              <w:t xml:space="preserve"> Rückstand.</w:t>
+            </w:r>
+            <w:r>
+              <w:t xml:space="preserve"> </w:t>
+            </w:r>
+            <w:r>
+              <w:t xml:space="preserve">Heute sollte ich mit dem Kapitel Entscheiden fertig sein und mit dem Kapitel Realisieren begonnen haben. Momentan befinde ich mich im Kapitel Planen im Abschnitt Kernfeatures. </w:t>
+            </w:r>
+            <w:r>
+              <w:rPr>
+                <w:sz w:val="20"/>
+                <w:szCs w:val="20"/>
+              </w:rPr>
+              <w:t xml:space="preserve"> </w:t>
+            </w:r>
           </w:p>
         </w:tc>
       </w:tr>
@@ -14196,6 +14142,13 @@
                 <w:szCs w:val="20"/>
               </w:rPr>
             </w:pPr>
+            <w:r>
+              <w:rPr>
+                <w:sz w:val="20"/>
+                <w:szCs w:val="20"/>
+              </w:rPr>
+              <w:t xml:space="preserve">Heute konnte ich mehr leisten wie gestern. Trotz der besseren Leistung reichte es mir nicht aus ein Tag Arbeit einzuholen, somit bin ich um noch einen Tag mehr in Verzug gekommen. </w:t>
+            </w:r>
           </w:p>
         </w:tc>
       </w:tr>
@@ -17294,23 +17247,7 @@
           <w:sz w:val="20"/>
           <w:szCs w:val="20"/>
         </w:rPr>
-        <w:t xml:space="preserve"> benötigt, </w:t>
-      </w:r>
-      <w:proofErr w:type="gramStart"/>
-      <w:r>
-        <w:rPr>
-          <w:sz w:val="20"/>
-          <w:szCs w:val="20"/>
-        </w:rPr>
-        <w:t>mit der Pflanzen</w:t>
-      </w:r>
-      <w:proofErr w:type="gramEnd"/>
-      <w:r>
-        <w:rPr>
-          <w:sz w:val="20"/>
-          <w:szCs w:val="20"/>
-        </w:rPr>
-        <w:t xml:space="preserve"> und ihre Pflegeinformationen gespeichert und verwaltet werden können. </w:t>
+        <w:t xml:space="preserve"> benötigt, mit der Pflanzen und ihre Pflegeinformationen gespeichert und verwaltet werden können. </w:t>
       </w:r>
       <w:r>
         <w:rPr>
@@ -17324,23 +17261,7 @@
           <w:sz w:val="20"/>
           <w:szCs w:val="20"/>
         </w:rPr>
-        <w:t xml:space="preserve"> Deshalb soll ein API-Backend entwickelt werden, </w:t>
-      </w:r>
-      <w:proofErr w:type="gramStart"/>
-      <w:r>
-        <w:rPr>
-          <w:sz w:val="20"/>
-          <w:szCs w:val="20"/>
-        </w:rPr>
-        <w:t>das</w:t>
-      </w:r>
-      <w:proofErr w:type="gramEnd"/>
-      <w:r>
-        <w:rPr>
-          <w:sz w:val="20"/>
-          <w:szCs w:val="20"/>
-        </w:rPr>
-        <w:t xml:space="preserve"> die Datenverwaltung übernimmt und die benötigten Funktionen für ein zukünftiges Frontend bereitstellt.</w:t>
+        <w:t xml:space="preserve"> Deshalb soll ein API-Backend entwickelt werden, das die Datenverwaltung übernimmt und die benötigten Funktionen für ein zukünftiges Frontend bereitstellt.</w:t>
       </w:r>
     </w:p>
     <w:p>
@@ -17542,15 +17463,7 @@
           <w:sz w:val="20"/>
           <w:szCs w:val="20"/>
         </w:rPr>
-        <w:t xml:space="preserve">Welche Funktionen und welches Ergebnis werden </w:t>
-      </w:r>
-      <w:proofErr w:type="gramStart"/>
-      <w:r>
-        <w:rPr>
-          <w:sz w:val="20"/>
-          <w:szCs w:val="20"/>
-        </w:rPr>
-        <w:t>verlangt?</w:t>
+        <w:t>Welche Funktionen und welches Ergebnis werden verlangt?</w:t>
       </w:r>
       <w:r>
         <w:rPr>
@@ -17559,7 +17472,6 @@
         </w:rPr>
         <w:t>:</w:t>
       </w:r>
-      <w:proofErr w:type="gramEnd"/>
       <w:r>
         <w:rPr>
           <w:sz w:val="20"/>
@@ -17611,15 +17523,7 @@
           <w:sz w:val="20"/>
           <w:szCs w:val="20"/>
         </w:rPr>
-        <w:t xml:space="preserve">Welche Technologien und technischen Vorgaben müssen bei der Umsetzung eingehalten </w:t>
-      </w:r>
-      <w:proofErr w:type="gramStart"/>
-      <w:r>
-        <w:rPr>
-          <w:sz w:val="20"/>
-          <w:szCs w:val="20"/>
-        </w:rPr>
-        <w:t>werden?</w:t>
+        <w:t>Welche Technologien und technischen Vorgaben müssen bei der Umsetzung eingehalten werden?</w:t>
       </w:r>
       <w:r>
         <w:rPr>
@@ -17628,7 +17532,6 @@
         </w:rPr>
         <w:t>:</w:t>
       </w:r>
-      <w:proofErr w:type="gramEnd"/>
     </w:p>
     <w:p>
       <w:pPr>
@@ -17717,6 +17620,70 @@
           <w:szCs w:val="20"/>
         </w:rPr>
         <w:t xml:space="preserve">Was sind die konkreten Schritte, um das Ergebnis zu erreichen? </w:t>
+      </w:r>
+    </w:p>
+    <w:p>
+      <w:pPr>
+        <w:pStyle w:val="Lauftext"/>
+        <w:rPr>
+          <w:sz w:val="20"/>
+          <w:szCs w:val="20"/>
+        </w:rPr>
+      </w:pPr>
+      <w:r>
+        <w:rPr>
+          <w:sz w:val="20"/>
+          <w:szCs w:val="20"/>
+        </w:rPr>
+        <w:t>Das API-Backend der Pflanzen-Verwaltungs-App wird mit Node.js und dem Framework Express.js umgesetzt. Zunächst werden die Aufgabenstellung und das vorhandene Screendesign analysiert, um die benötigten Funktionen und API-Endpunkte festzulegen. Anschliessend wird die MySQL-Datenbank mit den Tabellen für Pflanzen, Kategorien und Giessangaben sowie deren Beziehungen geplant und erstellt.</w:t>
+      </w:r>
+    </w:p>
+    <w:p>
+      <w:pPr>
+        <w:pStyle w:val="Lauftext"/>
+        <w:rPr>
+          <w:sz w:val="20"/>
+          <w:szCs w:val="20"/>
+        </w:rPr>
+      </w:pPr>
+    </w:p>
+    <w:p>
+      <w:pPr>
+        <w:pStyle w:val="Lauftext"/>
+      </w:pPr>
+      <w:r>
+        <w:t>Darauf aufbauend werden die API-Endpunkte zum Erfassen, Anzeigen, Aktualisieren und Löschen der Daten implementiert. Zusätzlich werden die Filterung und Sortierung der Pflanzen im Backend umgesetzt. Eingehende Daten werden validiert und fehlerhafte Anfragen mit verständlichen JSON-Antworten beantwortet. Beim Ändern und Löschen von Kategorien und Giessangaben werden die Beziehungen zu den Pflanzen berücksichtigt.</w:t>
+      </w:r>
+    </w:p>
+    <w:p>
+      <w:pPr>
+        <w:pStyle w:val="Lauftext"/>
+      </w:pPr>
+    </w:p>
+    <w:p>
+      <w:pPr>
+        <w:pStyle w:val="Lauftext"/>
+      </w:pPr>
+      <w:r>
+        <w:t>Die API-Endpunkte werden für die zukünftige Frontend-Entwicklung dokumentiert</w:t>
+      </w:r>
+      <w:r>
+        <w:t xml:space="preserve">. </w:t>
+      </w:r>
+      <w:r>
+        <w:t>Abschliessend werden die Funktionen anhand definierter Testfälle überprüft und die Ergebnisse in einem Testprotokoll festgehalten. Erkannte Fehler werden behoben und die betroffenen Funktionen erneut getestet. Die Anwendung wird lokal betrieben</w:t>
+      </w:r>
+      <w:r>
+        <w:t>.</w:t>
+      </w:r>
+      <w:r>
+        <w:t xml:space="preserve"> </w:t>
+      </w:r>
+      <w:r>
+        <w:t>D</w:t>
+      </w:r>
+      <w:r>
+        <w:t>ie Umsetzung der Benutzeroberfläche ist nicht Bestandteil der Arbeit.</w:t>
       </w:r>
     </w:p>
     <w:p>
@@ -18116,11 +18083,45 @@
         <w:t xml:space="preserve">Welche Aufgabe wurde dir gestellt und was soll am Schluss erreicht sein? </w:t>
       </w:r>
     </w:p>
+    <w:p/>
+    <w:p>
+      <w:r>
+        <w:t>Meine Aufgabe ist es, die technische Grundlage für die Datenverwaltung einer Pflanzen-Verwaltungs-App zu entwickeln. Ich verstehe den Auftrag so, dass ich ausschliesslich das API-Backend und die zugehörige Datenbank umsetze. Das vorhandene Screendesign dient dazu, die benötigten Funktionen abzuleiten</w:t>
+      </w:r>
+      <w:r>
+        <w:t xml:space="preserve"> und </w:t>
+      </w:r>
+      <w:r>
+        <w:t>die Entwicklung einer Benutzeroberfläche gehört nicht zu meiner Arbeit.</w:t>
+      </w:r>
+    </w:p>
+    <w:p/>
+    <w:p>
+      <w:r>
+        <w:t>Das Backend soll Pflanzen, Kategorien und Giessangaben verwalten und die Daten einem zukünftigen Frontend bereitstellen. Dabei müssen nicht nur die einzelnen Einträge erfasst und bearbeitet werden können, sondern auch ihre Beziehungen berücksichtigt werden. Beispielsweise darf das Löschen einer Kategorie oder eines Giesseintrags nicht zu ungültigen Zuordnungen bei bestehenden Pflanzen führen.</w:t>
+      </w:r>
+    </w:p>
+    <w:p>
+      <w:r>
+        <w:t xml:space="preserve">Das Ziel ist erreicht, wenn die geforderten Funktionen lokal ausführbar sind, Eingaben überprüft werden und die API die vorgesehenen Daten beziehungsweise verständliche Fehlermeldungen zurückgibt. Zudem müssen </w:t>
+      </w:r>
+      <w:r>
+        <w:lastRenderedPageBreak/>
+        <w:t>die Endpunkte für die spätere Frontend-Entwicklung dokumentiert und die Funktionen durch protokollierte Tests überprüft sein.</w:t>
+      </w:r>
+    </w:p>
+    <w:p/>
+    <w:p>
+      <w:pPr>
+        <w:ind w:firstLine="709"/>
+      </w:pPr>
+    </w:p>
     <w:p>
       <w:pPr>
         <w:pStyle w:val="berschrift2"/>
         <w:rPr>
           <w:szCs w:val="20"/>
+          <w:highlight w:val="yellow"/>
         </w:rPr>
       </w:pPr>
       <w:bookmarkStart w:id="115" w:name="_Toc220498397"/>
@@ -18130,6 +18131,7 @@
       <w:r>
         <w:rPr>
           <w:szCs w:val="20"/>
+          <w:highlight w:val="yellow"/>
         </w:rPr>
         <w:t>Abklärungen</w:t>
       </w:r>
@@ -18142,15 +18144,27 @@
     <w:p>
       <w:pPr>
         <w:pStyle w:val="berschrift3"/>
+        <w:rPr>
+          <w:highlight w:val="yellow"/>
+        </w:rPr>
       </w:pPr>
       <w:bookmarkStart w:id="119" w:name="_Toc236920856"/>
       <w:r>
+        <w:rPr>
+          <w:highlight w:val="yellow"/>
+        </w:rPr>
         <w:t>Abkl</w:t>
       </w:r>
       <w:r>
+        <w:rPr>
+          <w:highlight w:val="yellow"/>
+        </w:rPr>
         <w:t>ä</w:t>
       </w:r>
       <w:r>
+        <w:rPr>
+          <w:highlight w:val="yellow"/>
+        </w:rPr>
         <w:t>rung mit XY</w:t>
       </w:r>
       <w:bookmarkEnd w:id="119"/>
@@ -18189,6 +18203,7 @@
         <w:rPr>
           <w:caps/>
           <w:szCs w:val="20"/>
+          <w:highlight w:val="yellow"/>
         </w:rPr>
       </w:pPr>
       <w:bookmarkStart w:id="120" w:name="_Toc529881979"/>
@@ -18199,6 +18214,7 @@
       <w:r>
         <w:rPr>
           <w:szCs w:val="20"/>
+          <w:highlight w:val="yellow"/>
         </w:rPr>
         <w:t>Verfeinerung des Auftrages</w:t>
       </w:r>
@@ -18255,7 +18271,6 @@
         <w:rPr>
           <w:szCs w:val="20"/>
         </w:rPr>
-        <w:lastRenderedPageBreak/>
         <w:t>Projektumfeld und Systemgrenzen</w:t>
       </w:r>
       <w:bookmarkEnd w:id="125"/>
@@ -18272,6 +18287,13 @@
           <w:szCs w:val="20"/>
         </w:rPr>
       </w:pPr>
+      <w:r>
+        <w:rPr>
+          <w:sz w:val="20"/>
+          <w:szCs w:val="20"/>
+        </w:rPr>
+        <w:t>In dieser Sektion werden wichtige Systemgrenzen definiert.</w:t>
+      </w:r>
     </w:p>
     <w:p>
       <w:pPr>
@@ -18291,11 +18313,210 @@
     </w:p>
     <w:p/>
     <w:p>
+      <w:r>
+        <w:t>F</w:t>
+      </w:r>
+      <w:r>
+        <w:t>ür die Umsetzung des Projektes werden folgende Programme/Technologien genutzt:</w:t>
+      </w:r>
+    </w:p>
+    <w:p>
+      <w:pPr>
+        <w:pStyle w:val="Listenabsatz"/>
+        <w:numPr>
+          <w:ilvl w:val="0"/>
+          <w:numId w:val="33"/>
+        </w:numPr>
+      </w:pPr>
+      <w:r>
+        <w:t>Node.js</w:t>
+      </w:r>
+      <w:r>
+        <w:t xml:space="preserve">: 24.19.0 </w:t>
+      </w:r>
+    </w:p>
+    <w:p>
+      <w:pPr>
+        <w:pStyle w:val="Listenabsatz"/>
+        <w:numPr>
+          <w:ilvl w:val="0"/>
+          <w:numId w:val="33"/>
+        </w:numPr>
+      </w:pPr>
+      <w:r>
+        <w:t>Express.js</w:t>
+      </w:r>
+      <w:r>
+        <w:t>: 5.2.1</w:t>
+      </w:r>
+    </w:p>
+    <w:p>
+      <w:pPr>
+        <w:pStyle w:val="Listenabsatz"/>
+        <w:numPr>
+          <w:ilvl w:val="0"/>
+          <w:numId w:val="33"/>
+        </w:numPr>
+      </w:pPr>
+      <w:r>
+        <w:t>MySQL</w:t>
+      </w:r>
+      <w:r>
+        <w:t xml:space="preserve">: </w:t>
+      </w:r>
+      <w:r>
+        <w:t>8.4.11</w:t>
+      </w:r>
+    </w:p>
+    <w:p>
+      <w:pPr>
+        <w:pStyle w:val="Listenabsatz"/>
+        <w:numPr>
+          <w:ilvl w:val="0"/>
+          <w:numId w:val="33"/>
+        </w:numPr>
+      </w:pPr>
+      <w:r>
+        <w:t xml:space="preserve">Mysql2: </w:t>
+      </w:r>
+      <w:r>
+        <w:t>3.24.5</w:t>
+      </w:r>
+    </w:p>
+    <w:p>
+      <w:pPr>
+        <w:pStyle w:val="Listenabsatz"/>
+        <w:numPr>
+          <w:ilvl w:val="0"/>
+          <w:numId w:val="33"/>
+        </w:numPr>
+      </w:pPr>
+      <w:proofErr w:type="spellStart"/>
+      <w:r>
+        <w:t>Npm</w:t>
+      </w:r>
+      <w:proofErr w:type="spellEnd"/>
+      <w:r>
+        <w:t xml:space="preserve">: 11.17.0 </w:t>
+      </w:r>
+    </w:p>
+    <w:p>
+      <w:pPr>
+        <w:pStyle w:val="Listenabsatz"/>
+        <w:numPr>
+          <w:ilvl w:val="0"/>
+          <w:numId w:val="33"/>
+        </w:numPr>
+      </w:pPr>
+      <w:r>
+        <w:t>phpMyAdmin</w:t>
+      </w:r>
+      <w:r>
+        <w:t>:</w:t>
+      </w:r>
+      <w:r>
+        <w:t xml:space="preserve"> </w:t>
+      </w:r>
+      <w:r>
+        <w:t>5.2.3</w:t>
+      </w:r>
+    </w:p>
+    <w:p>
+      <w:pPr>
+        <w:pStyle w:val="Listenabsatz"/>
+        <w:numPr>
+          <w:ilvl w:val="0"/>
+          <w:numId w:val="33"/>
+        </w:numPr>
+      </w:pPr>
+      <w:proofErr w:type="spellStart"/>
+      <w:r>
+        <w:t>Git</w:t>
+      </w:r>
+      <w:proofErr w:type="spellEnd"/>
+      <w:r>
+        <w:t>: 2.50.1.windows.1</w:t>
+      </w:r>
+    </w:p>
+    <w:p>
+      <w:pPr>
+        <w:pStyle w:val="Listenabsatz"/>
+        <w:numPr>
+          <w:ilvl w:val="0"/>
+          <w:numId w:val="33"/>
+        </w:numPr>
+      </w:pPr>
+      <w:r>
+        <w:t>Visual Studio Code</w:t>
+      </w:r>
+      <w:r>
+        <w:t>: 1.140.0</w:t>
+      </w:r>
+    </w:p>
+    <w:p>
+      <w:pPr>
+        <w:pStyle w:val="Listenabsatz"/>
+        <w:numPr>
+          <w:ilvl w:val="0"/>
+          <w:numId w:val="33"/>
+        </w:numPr>
+      </w:pPr>
+      <w:r>
+        <w:t>Docker</w:t>
+      </w:r>
+      <w:r>
+        <w:t xml:space="preserve"> Desktop</w:t>
+      </w:r>
+      <w:r>
+        <w:t xml:space="preserve">: </w:t>
+      </w:r>
+      <w:r>
+        <w:t>4.87.0</w:t>
+      </w:r>
+    </w:p>
+    <w:p>
+      <w:pPr>
+        <w:pStyle w:val="Listenabsatz"/>
+        <w:numPr>
+          <w:ilvl w:val="0"/>
+          <w:numId w:val="33"/>
+        </w:numPr>
+      </w:pPr>
+      <w:r>
+        <w:t>Swagger UI</w:t>
+      </w:r>
+    </w:p>
+    <w:p>
+      <w:pPr>
+        <w:pStyle w:val="Listenabsatz"/>
+        <w:numPr>
+          <w:ilvl w:val="0"/>
+          <w:numId w:val="33"/>
+        </w:numPr>
+      </w:pPr>
+      <w:r>
+        <w:t>OS: Windows 11</w:t>
+      </w:r>
+    </w:p>
+    <w:p>
+      <w:r>
+        <w:t>Die Auswahl sowie die Versionen der Programme/Technologien sind durch die detaillierte Aufgabenstellung vorgegeben. Es wurden hier die exakten Versionen ermittelt, welche genutzt werden.</w:t>
+      </w:r>
+    </w:p>
+    <w:p/>
+    <w:p/>
+    <w:p>
+      <w:r>
+        <w:br w:type="page"/>
+      </w:r>
+    </w:p>
+    <w:p>
       <w:pPr>
         <w:pStyle w:val="berschrift2"/>
       </w:pPr>
       <w:bookmarkStart w:id="131" w:name="_Toc236920860"/>
       <w:r>
+        <w:lastRenderedPageBreak/>
         <w:t>Anforderungsanalyse</w:t>
       </w:r>
       <w:bookmarkEnd w:id="131"/>
@@ -18303,23 +18524,32 @@
     <w:p/>
     <w:tbl>
       <w:tblPr>
-        <w:tblStyle w:val="Tabellenraster"/>
+        <w:tblStyle w:val="Listentabelle3"/>
         <w:tblW w:w="0" w:type="auto"/>
+        <w:tblBorders>
+          <w:insideH w:val="single" w:sz="4" w:space="0" w:color="auto"/>
+          <w:insideV w:val="single" w:sz="4" w:space="0" w:color="auto"/>
+        </w:tblBorders>
         <w:tblLook w:val="04A0" w:firstRow="1" w:lastRow="0" w:firstColumn="1" w:lastColumn="0" w:noHBand="0" w:noVBand="1"/>
       </w:tblPr>
       <w:tblGrid>
-        <w:gridCol w:w="551"/>
-        <w:gridCol w:w="2097"/>
-        <w:gridCol w:w="6300"/>
+        <w:gridCol w:w="510"/>
+        <w:gridCol w:w="1651"/>
+        <w:gridCol w:w="5879"/>
+        <w:gridCol w:w="908"/>
       </w:tblGrid>
       <w:tr>
-        <w:tc>
-          <w:tcPr>
-            <w:tcW w:w="551" w:type="dxa"/>
+        <w:trPr>
+          <w:cnfStyle w:val="100000000000" w:firstRow="1" w:lastRow="0" w:firstColumn="0" w:lastColumn="0" w:oddVBand="0" w:evenVBand="0" w:oddHBand="0" w:evenHBand="0" w:firstRowFirstColumn="0" w:firstRowLastColumn="0" w:lastRowFirstColumn="0" w:lastRowLastColumn="0"/>
+        </w:trPr>
+        <w:tc>
+          <w:tcPr>
+            <w:cnfStyle w:val="001000000100" w:firstRow="0" w:lastRow="0" w:firstColumn="1" w:lastColumn="0" w:oddVBand="0" w:evenVBand="0" w:oddHBand="0" w:evenHBand="0" w:firstRowFirstColumn="1" w:firstRowLastColumn="0" w:lastRowFirstColumn="0" w:lastRowLastColumn="0"/>
+            <w:tcW w:w="510" w:type="dxa"/>
             <w:tcBorders>
-              <w:bottom w:val="single" w:sz="4" w:space="0" w:color="auto"/>
+              <w:bottom w:val="none" w:sz="0" w:space="0" w:color="auto"/>
+              <w:right w:val="none" w:sz="0" w:space="0" w:color="auto"/>
             </w:tcBorders>
-            <w:shd w:val="clear" w:color="auto" w:fill="000000" w:themeFill="text1"/>
           </w:tcPr>
           <w:p>
             <w:pPr>
@@ -18340,51 +18570,3977 @@
         </w:tc>
         <w:tc>
           <w:tcPr>
-            <w:tcW w:w="2097" w:type="dxa"/>
+            <w:tcW w:w="1651" w:type="dxa"/>
+          </w:tcPr>
+          <w:p>
+            <w:pPr>
+              <w:pStyle w:val="Lauftext"/>
+              <w:cnfStyle w:val="100000000000" w:firstRow="1" w:lastRow="0" w:firstColumn="0" w:lastColumn="0" w:oddVBand="0" w:evenVBand="0" w:oddHBand="0" w:evenHBand="0" w:firstRowFirstColumn="0" w:firstRowLastColumn="0" w:lastRowFirstColumn="0" w:lastRowLastColumn="0"/>
+              <w:rPr>
+                <w:sz w:val="20"/>
+                <w:szCs w:val="20"/>
+              </w:rPr>
+            </w:pPr>
+            <w:r>
+              <w:rPr>
+                <w:sz w:val="20"/>
+                <w:szCs w:val="20"/>
+              </w:rPr>
+              <w:t>Typ</w:t>
+            </w:r>
+          </w:p>
+        </w:tc>
+        <w:tc>
+          <w:tcPr>
+            <w:tcW w:w="5879" w:type="dxa"/>
+          </w:tcPr>
+          <w:p>
+            <w:pPr>
+              <w:pStyle w:val="Lauftext"/>
+              <w:cnfStyle w:val="100000000000" w:firstRow="1" w:lastRow="0" w:firstColumn="0" w:lastColumn="0" w:oddVBand="0" w:evenVBand="0" w:oddHBand="0" w:evenHBand="0" w:firstRowFirstColumn="0" w:firstRowLastColumn="0" w:lastRowFirstColumn="0" w:lastRowLastColumn="0"/>
+              <w:rPr>
+                <w:sz w:val="20"/>
+                <w:szCs w:val="20"/>
+              </w:rPr>
+            </w:pPr>
+            <w:r>
+              <w:rPr>
+                <w:sz w:val="20"/>
+                <w:szCs w:val="20"/>
+              </w:rPr>
+              <w:t>Anforderung</w:t>
+            </w:r>
+          </w:p>
+        </w:tc>
+        <w:tc>
+          <w:tcPr>
+            <w:tcW w:w="908" w:type="dxa"/>
+          </w:tcPr>
+          <w:p>
+            <w:pPr>
+              <w:pStyle w:val="Lauftext"/>
+              <w:cnfStyle w:val="100000000000" w:firstRow="1" w:lastRow="0" w:firstColumn="0" w:lastColumn="0" w:oddVBand="0" w:evenVBand="0" w:oddHBand="0" w:evenHBand="0" w:firstRowFirstColumn="0" w:firstRowLastColumn="0" w:lastRowFirstColumn="0" w:lastRowLastColumn="0"/>
+              <w:rPr>
+                <w:sz w:val="20"/>
+                <w:szCs w:val="20"/>
+              </w:rPr>
+            </w:pPr>
+            <w:r>
+              <w:rPr>
+                <w:sz w:val="20"/>
+                <w:szCs w:val="20"/>
+              </w:rPr>
+              <w:t>Priorität</w:t>
+            </w:r>
+          </w:p>
+        </w:tc>
+      </w:tr>
+      <w:tr>
+        <w:trPr>
+          <w:cnfStyle w:val="000000100000" w:firstRow="0" w:lastRow="0" w:firstColumn="0" w:lastColumn="0" w:oddVBand="0" w:evenVBand="0" w:oddHBand="1" w:evenHBand="0" w:firstRowFirstColumn="0" w:firstRowLastColumn="0" w:lastRowFirstColumn="0" w:lastRowLastColumn="0"/>
+        </w:trPr>
+        <w:tc>
+          <w:tcPr>
+            <w:cnfStyle w:val="001000000000" w:firstRow="0" w:lastRow="0" w:firstColumn="1" w:lastColumn="0" w:oddVBand="0" w:evenVBand="0" w:oddHBand="0" w:evenHBand="0" w:firstRowFirstColumn="0" w:firstRowLastColumn="0" w:lastRowFirstColumn="0" w:lastRowLastColumn="0"/>
+            <w:tcW w:w="8948" w:type="dxa"/>
+            <w:gridSpan w:val="4"/>
             <w:tcBorders>
-              <w:bottom w:val="single" w:sz="4" w:space="0" w:color="auto"/>
+              <w:top w:val="none" w:sz="0" w:space="0" w:color="auto"/>
+              <w:bottom w:val="none" w:sz="0" w:space="0" w:color="auto"/>
+              <w:right w:val="none" w:sz="0" w:space="0" w:color="auto"/>
             </w:tcBorders>
-            <w:shd w:val="clear" w:color="auto" w:fill="000000" w:themeFill="text1"/>
-          </w:tcPr>
-          <w:p>
-            <w:pPr>
-              <w:pStyle w:val="Lauftext"/>
-              <w:rPr>
-                <w:sz w:val="20"/>
-                <w:szCs w:val="20"/>
-              </w:rPr>
-            </w:pPr>
-            <w:r>
-              <w:rPr>
-                <w:sz w:val="20"/>
-                <w:szCs w:val="20"/>
-              </w:rPr>
-              <w:t>Typ</w:t>
-            </w:r>
-          </w:p>
-        </w:tc>
-        <w:tc>
-          <w:tcPr>
-            <w:tcW w:w="6300" w:type="dxa"/>
+          </w:tcPr>
+          <w:p>
+            <w:pPr>
+              <w:pStyle w:val="Lauftext"/>
+              <w:jc w:val="center"/>
+              <w:rPr>
+                <w:sz w:val="20"/>
+                <w:szCs w:val="20"/>
+              </w:rPr>
+            </w:pPr>
+            <w:r>
+              <w:rPr>
+                <w:sz w:val="20"/>
+                <w:szCs w:val="20"/>
+              </w:rPr>
+              <w:t>Allgemeine Anforderungen</w:t>
+            </w:r>
+          </w:p>
+        </w:tc>
+      </w:tr>
+      <w:tr>
+        <w:tc>
+          <w:tcPr>
+            <w:cnfStyle w:val="001000000000" w:firstRow="0" w:lastRow="0" w:firstColumn="1" w:lastColumn="0" w:oddVBand="0" w:evenVBand="0" w:oddHBand="0" w:evenHBand="0" w:firstRowFirstColumn="0" w:firstRowLastColumn="0" w:lastRowFirstColumn="0" w:lastRowLastColumn="0"/>
+            <w:tcW w:w="510" w:type="dxa"/>
             <w:tcBorders>
-              <w:bottom w:val="single" w:sz="4" w:space="0" w:color="auto"/>
+              <w:right w:val="none" w:sz="0" w:space="0" w:color="auto"/>
             </w:tcBorders>
-            <w:shd w:val="clear" w:color="auto" w:fill="000000" w:themeFill="text1"/>
-          </w:tcPr>
-          <w:p>
-            <w:pPr>
-              <w:pStyle w:val="Lauftext"/>
-              <w:rPr>
-                <w:sz w:val="20"/>
-                <w:szCs w:val="20"/>
-              </w:rPr>
-            </w:pPr>
-            <w:r>
-              <w:rPr>
-                <w:sz w:val="20"/>
-                <w:szCs w:val="20"/>
-              </w:rPr>
-              <w:t>Anforderung</w:t>
+          </w:tcPr>
+          <w:p>
+            <w:pPr>
+              <w:pStyle w:val="Lauftext"/>
+              <w:rPr>
+                <w:b w:val="0"/>
+                <w:bCs w:val="0"/>
+                <w:sz w:val="20"/>
+                <w:szCs w:val="20"/>
+              </w:rPr>
+            </w:pPr>
+            <w:r>
+              <w:rPr>
+                <w:b w:val="0"/>
+                <w:bCs w:val="0"/>
+                <w:sz w:val="20"/>
+                <w:szCs w:val="20"/>
+              </w:rPr>
+              <w:t>1</w:t>
+            </w:r>
+          </w:p>
+        </w:tc>
+        <w:tc>
+          <w:tcPr>
+            <w:tcW w:w="1651" w:type="dxa"/>
+          </w:tcPr>
+          <w:p>
+            <w:pPr>
+              <w:pStyle w:val="Lauftext"/>
+              <w:cnfStyle w:val="000000000000" w:firstRow="0" w:lastRow="0" w:firstColumn="0" w:lastColumn="0" w:oddVBand="0" w:evenVBand="0" w:oddHBand="0" w:evenHBand="0" w:firstRowFirstColumn="0" w:firstRowLastColumn="0" w:lastRowFirstColumn="0" w:lastRowLastColumn="0"/>
+              <w:rPr>
+                <w:sz w:val="20"/>
+                <w:szCs w:val="20"/>
+              </w:rPr>
+            </w:pPr>
+            <w:r>
+              <w:rPr>
+                <w:sz w:val="20"/>
+                <w:szCs w:val="20"/>
+              </w:rPr>
+              <w:t>Nicht funktionale Anforderung</w:t>
+            </w:r>
+          </w:p>
+        </w:tc>
+        <w:tc>
+          <w:tcPr>
+            <w:tcW w:w="5879" w:type="dxa"/>
+          </w:tcPr>
+          <w:p>
+            <w:pPr>
+              <w:pStyle w:val="Lauftext"/>
+              <w:cnfStyle w:val="000000000000" w:firstRow="0" w:lastRow="0" w:firstColumn="0" w:lastColumn="0" w:oddVBand="0" w:evenVBand="0" w:oddHBand="0" w:evenHBand="0" w:firstRowFirstColumn="0" w:firstRowLastColumn="0" w:lastRowFirstColumn="0" w:lastRowLastColumn="0"/>
+              <w:rPr>
+                <w:sz w:val="20"/>
+                <w:szCs w:val="20"/>
+              </w:rPr>
+            </w:pPr>
+            <w:r>
+              <w:rPr>
+                <w:sz w:val="20"/>
+                <w:szCs w:val="20"/>
+              </w:rPr>
+              <w:t>Das API-Backend wird mit Node.js und dem Framework Express.js umgesetzt.</w:t>
+            </w:r>
+          </w:p>
+        </w:tc>
+        <w:tc>
+          <w:tcPr>
+            <w:tcW w:w="908" w:type="dxa"/>
+          </w:tcPr>
+          <w:p>
+            <w:pPr>
+              <w:pStyle w:val="Lauftext"/>
+              <w:cnfStyle w:val="000000000000" w:firstRow="0" w:lastRow="0" w:firstColumn="0" w:lastColumn="0" w:oddVBand="0" w:evenVBand="0" w:oddHBand="0" w:evenHBand="0" w:firstRowFirstColumn="0" w:firstRowLastColumn="0" w:lastRowFirstColumn="0" w:lastRowLastColumn="0"/>
+              <w:rPr>
+                <w:sz w:val="20"/>
+                <w:szCs w:val="20"/>
+              </w:rPr>
+            </w:pPr>
+            <w:r>
+              <w:rPr>
+                <w:sz w:val="20"/>
+                <w:szCs w:val="20"/>
+              </w:rPr>
+              <w:t>Hoch</w:t>
+            </w:r>
+          </w:p>
+        </w:tc>
+      </w:tr>
+      <w:tr>
+        <w:trPr>
+          <w:cnfStyle w:val="000000100000" w:firstRow="0" w:lastRow="0" w:firstColumn="0" w:lastColumn="0" w:oddVBand="0" w:evenVBand="0" w:oddHBand="1" w:evenHBand="0" w:firstRowFirstColumn="0" w:firstRowLastColumn="0" w:lastRowFirstColumn="0" w:lastRowLastColumn="0"/>
+        </w:trPr>
+        <w:tc>
+          <w:tcPr>
+            <w:cnfStyle w:val="001000000000" w:firstRow="0" w:lastRow="0" w:firstColumn="1" w:lastColumn="0" w:oddVBand="0" w:evenVBand="0" w:oddHBand="0" w:evenHBand="0" w:firstRowFirstColumn="0" w:firstRowLastColumn="0" w:lastRowFirstColumn="0" w:lastRowLastColumn="0"/>
+            <w:tcW w:w="510" w:type="dxa"/>
+            <w:tcBorders>
+              <w:top w:val="none" w:sz="0" w:space="0" w:color="auto"/>
+              <w:bottom w:val="none" w:sz="0" w:space="0" w:color="auto"/>
+              <w:right w:val="none" w:sz="0" w:space="0" w:color="auto"/>
+            </w:tcBorders>
+          </w:tcPr>
+          <w:p>
+            <w:pPr>
+              <w:pStyle w:val="Lauftext"/>
+              <w:rPr>
+                <w:b w:val="0"/>
+                <w:bCs w:val="0"/>
+                <w:sz w:val="20"/>
+                <w:szCs w:val="20"/>
+              </w:rPr>
+            </w:pPr>
+            <w:r>
+              <w:rPr>
+                <w:b w:val="0"/>
+                <w:bCs w:val="0"/>
+                <w:sz w:val="20"/>
+                <w:szCs w:val="20"/>
+              </w:rPr>
+              <w:t>2</w:t>
+            </w:r>
+          </w:p>
+        </w:tc>
+        <w:tc>
+          <w:tcPr>
+            <w:tcW w:w="1651" w:type="dxa"/>
+            <w:tcBorders>
+              <w:top w:val="none" w:sz="0" w:space="0" w:color="auto"/>
+              <w:bottom w:val="none" w:sz="0" w:space="0" w:color="auto"/>
+            </w:tcBorders>
+          </w:tcPr>
+          <w:p>
+            <w:pPr>
+              <w:pStyle w:val="Lauftext"/>
+              <w:cnfStyle w:val="000000100000" w:firstRow="0" w:lastRow="0" w:firstColumn="0" w:lastColumn="0" w:oddVBand="0" w:evenVBand="0" w:oddHBand="1" w:evenHBand="0" w:firstRowFirstColumn="0" w:firstRowLastColumn="0" w:lastRowFirstColumn="0" w:lastRowLastColumn="0"/>
+              <w:rPr>
+                <w:sz w:val="20"/>
+                <w:szCs w:val="20"/>
+              </w:rPr>
+            </w:pPr>
+            <w:r>
+              <w:rPr>
+                <w:sz w:val="20"/>
+                <w:szCs w:val="20"/>
+              </w:rPr>
+              <w:t>Nicht funktionale Anforderung</w:t>
+            </w:r>
+          </w:p>
+        </w:tc>
+        <w:tc>
+          <w:tcPr>
+            <w:tcW w:w="5879" w:type="dxa"/>
+            <w:tcBorders>
+              <w:top w:val="none" w:sz="0" w:space="0" w:color="auto"/>
+              <w:bottom w:val="none" w:sz="0" w:space="0" w:color="auto"/>
+            </w:tcBorders>
+          </w:tcPr>
+          <w:p>
+            <w:pPr>
+              <w:pStyle w:val="Lauftext"/>
+              <w:cnfStyle w:val="000000100000" w:firstRow="0" w:lastRow="0" w:firstColumn="0" w:lastColumn="0" w:oddVBand="0" w:evenVBand="0" w:oddHBand="1" w:evenHBand="0" w:firstRowFirstColumn="0" w:firstRowLastColumn="0" w:lastRowFirstColumn="0" w:lastRowLastColumn="0"/>
+              <w:rPr>
+                <w:sz w:val="20"/>
+                <w:szCs w:val="20"/>
+              </w:rPr>
+            </w:pPr>
+            <w:r>
+              <w:rPr>
+                <w:sz w:val="20"/>
+                <w:szCs w:val="20"/>
+              </w:rPr>
+              <w:t>Die Kommunikation mit der API erfolgt im JSON-Format.</w:t>
+            </w:r>
+          </w:p>
+        </w:tc>
+        <w:tc>
+          <w:tcPr>
+            <w:tcW w:w="908" w:type="dxa"/>
+            <w:tcBorders>
+              <w:top w:val="none" w:sz="0" w:space="0" w:color="auto"/>
+              <w:bottom w:val="none" w:sz="0" w:space="0" w:color="auto"/>
+            </w:tcBorders>
+          </w:tcPr>
+          <w:p>
+            <w:pPr>
+              <w:pStyle w:val="Lauftext"/>
+              <w:cnfStyle w:val="000000100000" w:firstRow="0" w:lastRow="0" w:firstColumn="0" w:lastColumn="0" w:oddVBand="0" w:evenVBand="0" w:oddHBand="1" w:evenHBand="0" w:firstRowFirstColumn="0" w:firstRowLastColumn="0" w:lastRowFirstColumn="0" w:lastRowLastColumn="0"/>
+              <w:rPr>
+                <w:sz w:val="20"/>
+                <w:szCs w:val="20"/>
+              </w:rPr>
+            </w:pPr>
+            <w:r>
+              <w:rPr>
+                <w:sz w:val="20"/>
+                <w:szCs w:val="20"/>
+              </w:rPr>
+              <w:t>Hoch</w:t>
+            </w:r>
+          </w:p>
+        </w:tc>
+      </w:tr>
+      <w:tr>
+        <w:tc>
+          <w:tcPr>
+            <w:cnfStyle w:val="001000000000" w:firstRow="0" w:lastRow="0" w:firstColumn="1" w:lastColumn="0" w:oddVBand="0" w:evenVBand="0" w:oddHBand="0" w:evenHBand="0" w:firstRowFirstColumn="0" w:firstRowLastColumn="0" w:lastRowFirstColumn="0" w:lastRowLastColumn="0"/>
+            <w:tcW w:w="510" w:type="dxa"/>
+            <w:tcBorders>
+              <w:right w:val="none" w:sz="0" w:space="0" w:color="auto"/>
+            </w:tcBorders>
+          </w:tcPr>
+          <w:p>
+            <w:pPr>
+              <w:pStyle w:val="Lauftext"/>
+              <w:rPr>
+                <w:b w:val="0"/>
+                <w:bCs w:val="0"/>
+                <w:sz w:val="20"/>
+                <w:szCs w:val="20"/>
+              </w:rPr>
+            </w:pPr>
+            <w:r>
+              <w:rPr>
+                <w:b w:val="0"/>
+                <w:bCs w:val="0"/>
+                <w:sz w:val="20"/>
+                <w:szCs w:val="20"/>
+              </w:rPr>
+              <w:t>3</w:t>
+            </w:r>
+          </w:p>
+        </w:tc>
+        <w:tc>
+          <w:tcPr>
+            <w:tcW w:w="1651" w:type="dxa"/>
+          </w:tcPr>
+          <w:p>
+            <w:pPr>
+              <w:pStyle w:val="Lauftext"/>
+              <w:cnfStyle w:val="000000000000" w:firstRow="0" w:lastRow="0" w:firstColumn="0" w:lastColumn="0" w:oddVBand="0" w:evenVBand="0" w:oddHBand="0" w:evenHBand="0" w:firstRowFirstColumn="0" w:firstRowLastColumn="0" w:lastRowFirstColumn="0" w:lastRowLastColumn="0"/>
+              <w:rPr>
+                <w:sz w:val="20"/>
+                <w:szCs w:val="20"/>
+              </w:rPr>
+            </w:pPr>
+            <w:r>
+              <w:rPr>
+                <w:sz w:val="20"/>
+                <w:szCs w:val="20"/>
+              </w:rPr>
+              <w:t>Nicht funktionale Anforderung</w:t>
+            </w:r>
+          </w:p>
+        </w:tc>
+        <w:tc>
+          <w:tcPr>
+            <w:tcW w:w="5879" w:type="dxa"/>
+          </w:tcPr>
+          <w:p>
+            <w:pPr>
+              <w:pStyle w:val="Lauftext"/>
+              <w:jc w:val="both"/>
+              <w:cnfStyle w:val="000000000000" w:firstRow="0" w:lastRow="0" w:firstColumn="0" w:lastColumn="0" w:oddVBand="0" w:evenVBand="0" w:oddHBand="0" w:evenHBand="0" w:firstRowFirstColumn="0" w:firstRowLastColumn="0" w:lastRowFirstColumn="0" w:lastRowLastColumn="0"/>
+              <w:rPr>
+                <w:sz w:val="20"/>
+                <w:szCs w:val="20"/>
+              </w:rPr>
+            </w:pPr>
+            <w:r>
+              <w:rPr>
+                <w:sz w:val="20"/>
+                <w:szCs w:val="20"/>
+              </w:rPr>
+              <w:t>Die Routen werden mit den HTTP-Methoden POST (Erstellen), GET (Lesen), PUT (Aktualisieren) und DELETE (Löschen) angesprochen.</w:t>
+            </w:r>
+          </w:p>
+        </w:tc>
+        <w:tc>
+          <w:tcPr>
+            <w:tcW w:w="908" w:type="dxa"/>
+          </w:tcPr>
+          <w:p>
+            <w:pPr>
+              <w:pStyle w:val="Lauftext"/>
+              <w:cnfStyle w:val="000000000000" w:firstRow="0" w:lastRow="0" w:firstColumn="0" w:lastColumn="0" w:oddVBand="0" w:evenVBand="0" w:oddHBand="0" w:evenHBand="0" w:firstRowFirstColumn="0" w:firstRowLastColumn="0" w:lastRowFirstColumn="0" w:lastRowLastColumn="0"/>
+              <w:rPr>
+                <w:sz w:val="20"/>
+                <w:szCs w:val="20"/>
+              </w:rPr>
+            </w:pPr>
+            <w:r>
+              <w:rPr>
+                <w:sz w:val="20"/>
+                <w:szCs w:val="20"/>
+              </w:rPr>
+              <w:t>Hoch</w:t>
+            </w:r>
+          </w:p>
+        </w:tc>
+      </w:tr>
+      <w:tr>
+        <w:trPr>
+          <w:cnfStyle w:val="000000100000" w:firstRow="0" w:lastRow="0" w:firstColumn="0" w:lastColumn="0" w:oddVBand="0" w:evenVBand="0" w:oddHBand="1" w:evenHBand="0" w:firstRowFirstColumn="0" w:firstRowLastColumn="0" w:lastRowFirstColumn="0" w:lastRowLastColumn="0"/>
+        </w:trPr>
+        <w:tc>
+          <w:tcPr>
+            <w:cnfStyle w:val="001000000000" w:firstRow="0" w:lastRow="0" w:firstColumn="1" w:lastColumn="0" w:oddVBand="0" w:evenVBand="0" w:oddHBand="0" w:evenHBand="0" w:firstRowFirstColumn="0" w:firstRowLastColumn="0" w:lastRowFirstColumn="0" w:lastRowLastColumn="0"/>
+            <w:tcW w:w="510" w:type="dxa"/>
+            <w:tcBorders>
+              <w:top w:val="none" w:sz="0" w:space="0" w:color="auto"/>
+              <w:bottom w:val="none" w:sz="0" w:space="0" w:color="auto"/>
+              <w:right w:val="none" w:sz="0" w:space="0" w:color="auto"/>
+            </w:tcBorders>
+          </w:tcPr>
+          <w:p>
+            <w:pPr>
+              <w:pStyle w:val="Lauftext"/>
+              <w:rPr>
+                <w:b w:val="0"/>
+                <w:bCs w:val="0"/>
+                <w:sz w:val="20"/>
+                <w:szCs w:val="20"/>
+              </w:rPr>
+            </w:pPr>
+            <w:r>
+              <w:rPr>
+                <w:b w:val="0"/>
+                <w:bCs w:val="0"/>
+                <w:sz w:val="20"/>
+                <w:szCs w:val="20"/>
+              </w:rPr>
+              <w:t>4</w:t>
+            </w:r>
+          </w:p>
+        </w:tc>
+        <w:tc>
+          <w:tcPr>
+            <w:tcW w:w="1651" w:type="dxa"/>
+            <w:tcBorders>
+              <w:top w:val="none" w:sz="0" w:space="0" w:color="auto"/>
+              <w:bottom w:val="none" w:sz="0" w:space="0" w:color="auto"/>
+            </w:tcBorders>
+          </w:tcPr>
+          <w:p>
+            <w:pPr>
+              <w:pStyle w:val="Lauftext"/>
+              <w:cnfStyle w:val="000000100000" w:firstRow="0" w:lastRow="0" w:firstColumn="0" w:lastColumn="0" w:oddVBand="0" w:evenVBand="0" w:oddHBand="1" w:evenHBand="0" w:firstRowFirstColumn="0" w:firstRowLastColumn="0" w:lastRowFirstColumn="0" w:lastRowLastColumn="0"/>
+              <w:rPr>
+                <w:sz w:val="20"/>
+                <w:szCs w:val="20"/>
+              </w:rPr>
+            </w:pPr>
+            <w:r>
+              <w:rPr>
+                <w:sz w:val="20"/>
+                <w:szCs w:val="20"/>
+              </w:rPr>
+              <w:t>Funktionale Anforderung</w:t>
+            </w:r>
+          </w:p>
+        </w:tc>
+        <w:tc>
+          <w:tcPr>
+            <w:tcW w:w="5879" w:type="dxa"/>
+            <w:tcBorders>
+              <w:top w:val="none" w:sz="0" w:space="0" w:color="auto"/>
+              <w:bottom w:val="none" w:sz="0" w:space="0" w:color="auto"/>
+            </w:tcBorders>
+          </w:tcPr>
+          <w:p>
+            <w:pPr>
+              <w:pStyle w:val="Lauftext"/>
+              <w:cnfStyle w:val="000000100000" w:firstRow="0" w:lastRow="0" w:firstColumn="0" w:lastColumn="0" w:oddVBand="0" w:evenVBand="0" w:oddHBand="1" w:evenHBand="0" w:firstRowFirstColumn="0" w:firstRowLastColumn="0" w:lastRowFirstColumn="0" w:lastRowLastColumn="0"/>
+              <w:rPr>
+                <w:sz w:val="20"/>
+                <w:szCs w:val="20"/>
+              </w:rPr>
+            </w:pPr>
+            <w:r>
+              <w:rPr>
+                <w:sz w:val="20"/>
+                <w:szCs w:val="20"/>
+              </w:rPr>
+              <w:t>Für Pflanzen, Kategorien und Giessangaben werden eigene API-Routen bereitgestellt.</w:t>
+            </w:r>
+          </w:p>
+        </w:tc>
+        <w:tc>
+          <w:tcPr>
+            <w:tcW w:w="908" w:type="dxa"/>
+            <w:tcBorders>
+              <w:top w:val="none" w:sz="0" w:space="0" w:color="auto"/>
+              <w:bottom w:val="none" w:sz="0" w:space="0" w:color="auto"/>
+            </w:tcBorders>
+          </w:tcPr>
+          <w:p>
+            <w:pPr>
+              <w:pStyle w:val="Lauftext"/>
+              <w:cnfStyle w:val="000000100000" w:firstRow="0" w:lastRow="0" w:firstColumn="0" w:lastColumn="0" w:oddVBand="0" w:evenVBand="0" w:oddHBand="1" w:evenHBand="0" w:firstRowFirstColumn="0" w:firstRowLastColumn="0" w:lastRowFirstColumn="0" w:lastRowLastColumn="0"/>
+              <w:rPr>
+                <w:sz w:val="20"/>
+                <w:szCs w:val="20"/>
+              </w:rPr>
+            </w:pPr>
+            <w:r>
+              <w:rPr>
+                <w:sz w:val="20"/>
+                <w:szCs w:val="20"/>
+              </w:rPr>
+              <w:t>Hoch</w:t>
+            </w:r>
+          </w:p>
+        </w:tc>
+      </w:tr>
+      <w:tr>
+        <w:tc>
+          <w:tcPr>
+            <w:cnfStyle w:val="001000000000" w:firstRow="0" w:lastRow="0" w:firstColumn="1" w:lastColumn="0" w:oddVBand="0" w:evenVBand="0" w:oddHBand="0" w:evenHBand="0" w:firstRowFirstColumn="0" w:firstRowLastColumn="0" w:lastRowFirstColumn="0" w:lastRowLastColumn="0"/>
+            <w:tcW w:w="510" w:type="dxa"/>
+            <w:tcBorders>
+              <w:right w:val="none" w:sz="0" w:space="0" w:color="auto"/>
+            </w:tcBorders>
+          </w:tcPr>
+          <w:p>
+            <w:pPr>
+              <w:pStyle w:val="Lauftext"/>
+              <w:rPr>
+                <w:b w:val="0"/>
+                <w:bCs w:val="0"/>
+                <w:sz w:val="20"/>
+                <w:szCs w:val="20"/>
+              </w:rPr>
+            </w:pPr>
+            <w:r>
+              <w:rPr>
+                <w:b w:val="0"/>
+                <w:bCs w:val="0"/>
+                <w:sz w:val="20"/>
+                <w:szCs w:val="20"/>
+              </w:rPr>
+              <w:t>5</w:t>
+            </w:r>
+          </w:p>
+        </w:tc>
+        <w:tc>
+          <w:tcPr>
+            <w:tcW w:w="1651" w:type="dxa"/>
+          </w:tcPr>
+          <w:p>
+            <w:pPr>
+              <w:pStyle w:val="Lauftext"/>
+              <w:cnfStyle w:val="000000000000" w:firstRow="0" w:lastRow="0" w:firstColumn="0" w:lastColumn="0" w:oddVBand="0" w:evenVBand="0" w:oddHBand="0" w:evenHBand="0" w:firstRowFirstColumn="0" w:firstRowLastColumn="0" w:lastRowFirstColumn="0" w:lastRowLastColumn="0"/>
+              <w:rPr>
+                <w:sz w:val="20"/>
+                <w:szCs w:val="20"/>
+              </w:rPr>
+            </w:pPr>
+            <w:r>
+              <w:rPr>
+                <w:sz w:val="20"/>
+                <w:szCs w:val="20"/>
+              </w:rPr>
+              <w:t>Nicht funktionale Anforderung</w:t>
+            </w:r>
+          </w:p>
+        </w:tc>
+        <w:tc>
+          <w:tcPr>
+            <w:tcW w:w="5879" w:type="dxa"/>
+          </w:tcPr>
+          <w:p>
+            <w:pPr>
+              <w:pStyle w:val="Lauftext"/>
+              <w:cnfStyle w:val="000000000000" w:firstRow="0" w:lastRow="0" w:firstColumn="0" w:lastColumn="0" w:oddVBand="0" w:evenVBand="0" w:oddHBand="0" w:evenHBand="0" w:firstRowFirstColumn="0" w:firstRowLastColumn="0" w:lastRowFirstColumn="0" w:lastRowLastColumn="0"/>
+              <w:rPr>
+                <w:sz w:val="20"/>
+                <w:szCs w:val="20"/>
+              </w:rPr>
+            </w:pPr>
+            <w:r>
+              <w:rPr>
+                <w:sz w:val="20"/>
+                <w:szCs w:val="20"/>
+              </w:rPr>
+              <w:t>Das Projekt ist lokal lauffähig und muss nicht veröffentlicht werden.</w:t>
+            </w:r>
+          </w:p>
+        </w:tc>
+        <w:tc>
+          <w:tcPr>
+            <w:tcW w:w="908" w:type="dxa"/>
+          </w:tcPr>
+          <w:p>
+            <w:pPr>
+              <w:pStyle w:val="Lauftext"/>
+              <w:cnfStyle w:val="000000000000" w:firstRow="0" w:lastRow="0" w:firstColumn="0" w:lastColumn="0" w:oddVBand="0" w:evenVBand="0" w:oddHBand="0" w:evenHBand="0" w:firstRowFirstColumn="0" w:firstRowLastColumn="0" w:lastRowFirstColumn="0" w:lastRowLastColumn="0"/>
+              <w:rPr>
+                <w:sz w:val="20"/>
+                <w:szCs w:val="20"/>
+              </w:rPr>
+            </w:pPr>
+            <w:r>
+              <w:rPr>
+                <w:sz w:val="20"/>
+                <w:szCs w:val="20"/>
+              </w:rPr>
+              <w:t>Hoch</w:t>
+            </w:r>
+          </w:p>
+        </w:tc>
+      </w:tr>
+      <w:tr>
+        <w:trPr>
+          <w:cnfStyle w:val="000000100000" w:firstRow="0" w:lastRow="0" w:firstColumn="0" w:lastColumn="0" w:oddVBand="0" w:evenVBand="0" w:oddHBand="1" w:evenHBand="0" w:firstRowFirstColumn="0" w:firstRowLastColumn="0" w:lastRowFirstColumn="0" w:lastRowLastColumn="0"/>
+        </w:trPr>
+        <w:tc>
+          <w:tcPr>
+            <w:cnfStyle w:val="001000000000" w:firstRow="0" w:lastRow="0" w:firstColumn="1" w:lastColumn="0" w:oddVBand="0" w:evenVBand="0" w:oddHBand="0" w:evenHBand="0" w:firstRowFirstColumn="0" w:firstRowLastColumn="0" w:lastRowFirstColumn="0" w:lastRowLastColumn="0"/>
+            <w:tcW w:w="8948" w:type="dxa"/>
+            <w:gridSpan w:val="4"/>
+            <w:tcBorders>
+              <w:top w:val="none" w:sz="0" w:space="0" w:color="auto"/>
+              <w:bottom w:val="none" w:sz="0" w:space="0" w:color="auto"/>
+              <w:right w:val="none" w:sz="0" w:space="0" w:color="auto"/>
+            </w:tcBorders>
+          </w:tcPr>
+          <w:p>
+            <w:pPr>
+              <w:pStyle w:val="Lauftext"/>
+              <w:jc w:val="center"/>
+              <w:rPr>
+                <w:b w:val="0"/>
+                <w:bCs w:val="0"/>
+                <w:sz w:val="20"/>
+                <w:szCs w:val="20"/>
+              </w:rPr>
+            </w:pPr>
+            <w:r>
+              <w:rPr>
+                <w:sz w:val="20"/>
+                <w:szCs w:val="20"/>
+              </w:rPr>
+              <w:t>Datenbank</w:t>
+            </w:r>
+          </w:p>
+        </w:tc>
+      </w:tr>
+      <w:tr>
+        <w:tc>
+          <w:tcPr>
+            <w:cnfStyle w:val="001000000000" w:firstRow="0" w:lastRow="0" w:firstColumn="1" w:lastColumn="0" w:oddVBand="0" w:evenVBand="0" w:oddHBand="0" w:evenHBand="0" w:firstRowFirstColumn="0" w:firstRowLastColumn="0" w:lastRowFirstColumn="0" w:lastRowLastColumn="0"/>
+            <w:tcW w:w="510" w:type="dxa"/>
+            <w:tcBorders>
+              <w:right w:val="none" w:sz="0" w:space="0" w:color="auto"/>
+            </w:tcBorders>
+          </w:tcPr>
+          <w:p>
+            <w:pPr>
+              <w:pStyle w:val="Lauftext"/>
+              <w:rPr>
+                <w:b w:val="0"/>
+                <w:bCs w:val="0"/>
+                <w:sz w:val="20"/>
+                <w:szCs w:val="20"/>
+              </w:rPr>
+            </w:pPr>
+            <w:r>
+              <w:rPr>
+                <w:b w:val="0"/>
+                <w:bCs w:val="0"/>
+                <w:sz w:val="20"/>
+                <w:szCs w:val="20"/>
+              </w:rPr>
+              <w:t>6</w:t>
+            </w:r>
+          </w:p>
+        </w:tc>
+        <w:tc>
+          <w:tcPr>
+            <w:tcW w:w="1651" w:type="dxa"/>
+          </w:tcPr>
+          <w:p>
+            <w:pPr>
+              <w:pStyle w:val="Lauftext"/>
+              <w:cnfStyle w:val="000000000000" w:firstRow="0" w:lastRow="0" w:firstColumn="0" w:lastColumn="0" w:oddVBand="0" w:evenVBand="0" w:oddHBand="0" w:evenHBand="0" w:firstRowFirstColumn="0" w:firstRowLastColumn="0" w:lastRowFirstColumn="0" w:lastRowLastColumn="0"/>
+              <w:rPr>
+                <w:sz w:val="20"/>
+                <w:szCs w:val="20"/>
+              </w:rPr>
+            </w:pPr>
+            <w:r>
+              <w:rPr>
+                <w:sz w:val="20"/>
+                <w:szCs w:val="20"/>
+              </w:rPr>
+              <w:t>Nicht funktionale Anforderung</w:t>
+            </w:r>
+          </w:p>
+        </w:tc>
+        <w:tc>
+          <w:tcPr>
+            <w:tcW w:w="5879" w:type="dxa"/>
+          </w:tcPr>
+          <w:p>
+            <w:pPr>
+              <w:pStyle w:val="Lauftext"/>
+              <w:tabs>
+                <w:tab w:val="left" w:pos="1380"/>
+              </w:tabs>
+              <w:cnfStyle w:val="000000000000" w:firstRow="0" w:lastRow="0" w:firstColumn="0" w:lastColumn="0" w:oddVBand="0" w:evenVBand="0" w:oddHBand="0" w:evenHBand="0" w:firstRowFirstColumn="0" w:firstRowLastColumn="0" w:lastRowFirstColumn="0" w:lastRowLastColumn="0"/>
+              <w:rPr>
+                <w:sz w:val="20"/>
+                <w:szCs w:val="20"/>
+              </w:rPr>
+            </w:pPr>
+            <w:r>
+              <w:rPr>
+                <w:sz w:val="20"/>
+                <w:szCs w:val="20"/>
+              </w:rPr>
+              <w:t>Die Daten werden in einer MySQL-Datenbank gespeichert.</w:t>
+            </w:r>
+          </w:p>
+        </w:tc>
+        <w:tc>
+          <w:tcPr>
+            <w:tcW w:w="908" w:type="dxa"/>
+          </w:tcPr>
+          <w:p>
+            <w:pPr>
+              <w:pStyle w:val="Lauftext"/>
+              <w:cnfStyle w:val="000000000000" w:firstRow="0" w:lastRow="0" w:firstColumn="0" w:lastColumn="0" w:oddVBand="0" w:evenVBand="0" w:oddHBand="0" w:evenHBand="0" w:firstRowFirstColumn="0" w:firstRowLastColumn="0" w:lastRowFirstColumn="0" w:lastRowLastColumn="0"/>
+              <w:rPr>
+                <w:sz w:val="20"/>
+                <w:szCs w:val="20"/>
+              </w:rPr>
+            </w:pPr>
+            <w:r>
+              <w:rPr>
+                <w:sz w:val="20"/>
+                <w:szCs w:val="20"/>
+              </w:rPr>
+              <w:t>Hoch</w:t>
+            </w:r>
+          </w:p>
+        </w:tc>
+      </w:tr>
+      <w:tr>
+        <w:trPr>
+          <w:cnfStyle w:val="000000100000" w:firstRow="0" w:lastRow="0" w:firstColumn="0" w:lastColumn="0" w:oddVBand="0" w:evenVBand="0" w:oddHBand="1" w:evenHBand="0" w:firstRowFirstColumn="0" w:firstRowLastColumn="0" w:lastRowFirstColumn="0" w:lastRowLastColumn="0"/>
+        </w:trPr>
+        <w:tc>
+          <w:tcPr>
+            <w:cnfStyle w:val="001000000000" w:firstRow="0" w:lastRow="0" w:firstColumn="1" w:lastColumn="0" w:oddVBand="0" w:evenVBand="0" w:oddHBand="0" w:evenHBand="0" w:firstRowFirstColumn="0" w:firstRowLastColumn="0" w:lastRowFirstColumn="0" w:lastRowLastColumn="0"/>
+            <w:tcW w:w="510" w:type="dxa"/>
+            <w:tcBorders>
+              <w:top w:val="none" w:sz="0" w:space="0" w:color="auto"/>
+              <w:bottom w:val="none" w:sz="0" w:space="0" w:color="auto"/>
+              <w:right w:val="none" w:sz="0" w:space="0" w:color="auto"/>
+            </w:tcBorders>
+          </w:tcPr>
+          <w:p>
+            <w:pPr>
+              <w:pStyle w:val="Lauftext"/>
+              <w:rPr>
+                <w:b w:val="0"/>
+                <w:bCs w:val="0"/>
+                <w:sz w:val="20"/>
+                <w:szCs w:val="20"/>
+              </w:rPr>
+            </w:pPr>
+            <w:r>
+              <w:rPr>
+                <w:b w:val="0"/>
+                <w:bCs w:val="0"/>
+                <w:sz w:val="20"/>
+                <w:szCs w:val="20"/>
+              </w:rPr>
+              <w:t>7</w:t>
+            </w:r>
+          </w:p>
+        </w:tc>
+        <w:tc>
+          <w:tcPr>
+            <w:tcW w:w="1651" w:type="dxa"/>
+            <w:tcBorders>
+              <w:top w:val="none" w:sz="0" w:space="0" w:color="auto"/>
+              <w:bottom w:val="none" w:sz="0" w:space="0" w:color="auto"/>
+            </w:tcBorders>
+          </w:tcPr>
+          <w:p>
+            <w:pPr>
+              <w:pStyle w:val="Lauftext"/>
+              <w:cnfStyle w:val="000000100000" w:firstRow="0" w:lastRow="0" w:firstColumn="0" w:lastColumn="0" w:oddVBand="0" w:evenVBand="0" w:oddHBand="1" w:evenHBand="0" w:firstRowFirstColumn="0" w:firstRowLastColumn="0" w:lastRowFirstColumn="0" w:lastRowLastColumn="0"/>
+              <w:rPr>
+                <w:sz w:val="20"/>
+                <w:szCs w:val="20"/>
+              </w:rPr>
+            </w:pPr>
+            <w:r>
+              <w:rPr>
+                <w:sz w:val="20"/>
+                <w:szCs w:val="20"/>
+              </w:rPr>
+              <w:t>Funktionale Anforderung</w:t>
+            </w:r>
+          </w:p>
+        </w:tc>
+        <w:tc>
+          <w:tcPr>
+            <w:tcW w:w="5879" w:type="dxa"/>
+            <w:tcBorders>
+              <w:top w:val="none" w:sz="0" w:space="0" w:color="auto"/>
+              <w:bottom w:val="none" w:sz="0" w:space="0" w:color="auto"/>
+            </w:tcBorders>
+          </w:tcPr>
+          <w:p>
+            <w:pPr>
+              <w:pStyle w:val="Lauftext"/>
+              <w:cnfStyle w:val="000000100000" w:firstRow="0" w:lastRow="0" w:firstColumn="0" w:lastColumn="0" w:oddVBand="0" w:evenVBand="0" w:oddHBand="1" w:evenHBand="0" w:firstRowFirstColumn="0" w:firstRowLastColumn="0" w:lastRowFirstColumn="0" w:lastRowLastColumn="0"/>
+              <w:rPr>
+                <w:sz w:val="20"/>
+                <w:szCs w:val="20"/>
+              </w:rPr>
+            </w:pPr>
+            <w:r>
+              <w:rPr>
+                <w:sz w:val="20"/>
+                <w:szCs w:val="20"/>
+              </w:rPr>
+              <w:t>Die Datenbank enthält eine Tabelle für Kategorien mit Name und Beschreibung.</w:t>
+            </w:r>
+          </w:p>
+        </w:tc>
+        <w:tc>
+          <w:tcPr>
+            <w:tcW w:w="908" w:type="dxa"/>
+            <w:tcBorders>
+              <w:top w:val="none" w:sz="0" w:space="0" w:color="auto"/>
+              <w:bottom w:val="none" w:sz="0" w:space="0" w:color="auto"/>
+            </w:tcBorders>
+          </w:tcPr>
+          <w:p>
+            <w:pPr>
+              <w:pStyle w:val="Lauftext"/>
+              <w:cnfStyle w:val="000000100000" w:firstRow="0" w:lastRow="0" w:firstColumn="0" w:lastColumn="0" w:oddVBand="0" w:evenVBand="0" w:oddHBand="1" w:evenHBand="0" w:firstRowFirstColumn="0" w:firstRowLastColumn="0" w:lastRowFirstColumn="0" w:lastRowLastColumn="0"/>
+              <w:rPr>
+                <w:sz w:val="20"/>
+                <w:szCs w:val="20"/>
+              </w:rPr>
+            </w:pPr>
+            <w:r>
+              <w:rPr>
+                <w:sz w:val="20"/>
+                <w:szCs w:val="20"/>
+              </w:rPr>
+              <w:t>Hoch</w:t>
+            </w:r>
+          </w:p>
+        </w:tc>
+      </w:tr>
+      <w:tr>
+        <w:tc>
+          <w:tcPr>
+            <w:cnfStyle w:val="001000000000" w:firstRow="0" w:lastRow="0" w:firstColumn="1" w:lastColumn="0" w:oddVBand="0" w:evenVBand="0" w:oddHBand="0" w:evenHBand="0" w:firstRowFirstColumn="0" w:firstRowLastColumn="0" w:lastRowFirstColumn="0" w:lastRowLastColumn="0"/>
+            <w:tcW w:w="510" w:type="dxa"/>
+            <w:tcBorders>
+              <w:right w:val="none" w:sz="0" w:space="0" w:color="auto"/>
+            </w:tcBorders>
+          </w:tcPr>
+          <w:p>
+            <w:pPr>
+              <w:pStyle w:val="Lauftext"/>
+              <w:rPr>
+                <w:b w:val="0"/>
+                <w:bCs w:val="0"/>
+                <w:sz w:val="20"/>
+                <w:szCs w:val="20"/>
+              </w:rPr>
+            </w:pPr>
+            <w:r>
+              <w:rPr>
+                <w:b w:val="0"/>
+                <w:bCs w:val="0"/>
+                <w:sz w:val="20"/>
+                <w:szCs w:val="20"/>
+              </w:rPr>
+              <w:t>8</w:t>
+            </w:r>
+          </w:p>
+        </w:tc>
+        <w:tc>
+          <w:tcPr>
+            <w:tcW w:w="1651" w:type="dxa"/>
+          </w:tcPr>
+          <w:p>
+            <w:pPr>
+              <w:pStyle w:val="Lauftext"/>
+              <w:cnfStyle w:val="000000000000" w:firstRow="0" w:lastRow="0" w:firstColumn="0" w:lastColumn="0" w:oddVBand="0" w:evenVBand="0" w:oddHBand="0" w:evenHBand="0" w:firstRowFirstColumn="0" w:firstRowLastColumn="0" w:lastRowFirstColumn="0" w:lastRowLastColumn="0"/>
+              <w:rPr>
+                <w:sz w:val="20"/>
+                <w:szCs w:val="20"/>
+              </w:rPr>
+            </w:pPr>
+            <w:r>
+              <w:rPr>
+                <w:sz w:val="20"/>
+                <w:szCs w:val="20"/>
+              </w:rPr>
+              <w:t>Funktionale Anforderung</w:t>
+            </w:r>
+          </w:p>
+        </w:tc>
+        <w:tc>
+          <w:tcPr>
+            <w:tcW w:w="5879" w:type="dxa"/>
+          </w:tcPr>
+          <w:p>
+            <w:pPr>
+              <w:pStyle w:val="Lauftext"/>
+              <w:cnfStyle w:val="000000000000" w:firstRow="0" w:lastRow="0" w:firstColumn="0" w:lastColumn="0" w:oddVBand="0" w:evenVBand="0" w:oddHBand="0" w:evenHBand="0" w:firstRowFirstColumn="0" w:firstRowLastColumn="0" w:lastRowFirstColumn="0" w:lastRowLastColumn="0"/>
+              <w:rPr>
+                <w:sz w:val="20"/>
+                <w:szCs w:val="20"/>
+              </w:rPr>
+            </w:pPr>
+            <w:r>
+              <w:rPr>
+                <w:sz w:val="20"/>
+                <w:szCs w:val="20"/>
+              </w:rPr>
+              <w:t>Die Datenbank enthält eine Tabelle für Giessangaben mit Bezeichnung, Giessintervall in Tagen und Beschreibung.</w:t>
+            </w:r>
+          </w:p>
+        </w:tc>
+        <w:tc>
+          <w:tcPr>
+            <w:tcW w:w="908" w:type="dxa"/>
+          </w:tcPr>
+          <w:p>
+            <w:pPr>
+              <w:pStyle w:val="Lauftext"/>
+              <w:cnfStyle w:val="000000000000" w:firstRow="0" w:lastRow="0" w:firstColumn="0" w:lastColumn="0" w:oddVBand="0" w:evenVBand="0" w:oddHBand="0" w:evenHBand="0" w:firstRowFirstColumn="0" w:firstRowLastColumn="0" w:lastRowFirstColumn="0" w:lastRowLastColumn="0"/>
+              <w:rPr>
+                <w:sz w:val="20"/>
+                <w:szCs w:val="20"/>
+              </w:rPr>
+            </w:pPr>
+            <w:r>
+              <w:rPr>
+                <w:sz w:val="20"/>
+                <w:szCs w:val="20"/>
+              </w:rPr>
+              <w:t>Hoch</w:t>
+            </w:r>
+          </w:p>
+        </w:tc>
+      </w:tr>
+      <w:tr>
+        <w:trPr>
+          <w:cnfStyle w:val="000000100000" w:firstRow="0" w:lastRow="0" w:firstColumn="0" w:lastColumn="0" w:oddVBand="0" w:evenVBand="0" w:oddHBand="1" w:evenHBand="0" w:firstRowFirstColumn="0" w:firstRowLastColumn="0" w:lastRowFirstColumn="0" w:lastRowLastColumn="0"/>
+        </w:trPr>
+        <w:tc>
+          <w:tcPr>
+            <w:cnfStyle w:val="001000000000" w:firstRow="0" w:lastRow="0" w:firstColumn="1" w:lastColumn="0" w:oddVBand="0" w:evenVBand="0" w:oddHBand="0" w:evenHBand="0" w:firstRowFirstColumn="0" w:firstRowLastColumn="0" w:lastRowFirstColumn="0" w:lastRowLastColumn="0"/>
+            <w:tcW w:w="510" w:type="dxa"/>
+            <w:tcBorders>
+              <w:top w:val="none" w:sz="0" w:space="0" w:color="auto"/>
+              <w:bottom w:val="none" w:sz="0" w:space="0" w:color="auto"/>
+              <w:right w:val="none" w:sz="0" w:space="0" w:color="auto"/>
+            </w:tcBorders>
+          </w:tcPr>
+          <w:p>
+            <w:pPr>
+              <w:pStyle w:val="Lauftext"/>
+              <w:rPr>
+                <w:b w:val="0"/>
+                <w:bCs w:val="0"/>
+                <w:sz w:val="20"/>
+                <w:szCs w:val="20"/>
+              </w:rPr>
+            </w:pPr>
+            <w:r>
+              <w:rPr>
+                <w:b w:val="0"/>
+                <w:bCs w:val="0"/>
+                <w:sz w:val="20"/>
+                <w:szCs w:val="20"/>
+              </w:rPr>
+              <w:t>9</w:t>
+            </w:r>
+          </w:p>
+        </w:tc>
+        <w:tc>
+          <w:tcPr>
+            <w:tcW w:w="1651" w:type="dxa"/>
+            <w:tcBorders>
+              <w:top w:val="none" w:sz="0" w:space="0" w:color="auto"/>
+              <w:bottom w:val="none" w:sz="0" w:space="0" w:color="auto"/>
+            </w:tcBorders>
+          </w:tcPr>
+          <w:p>
+            <w:pPr>
+              <w:pStyle w:val="Lauftext"/>
+              <w:cnfStyle w:val="000000100000" w:firstRow="0" w:lastRow="0" w:firstColumn="0" w:lastColumn="0" w:oddVBand="0" w:evenVBand="0" w:oddHBand="1" w:evenHBand="0" w:firstRowFirstColumn="0" w:firstRowLastColumn="0" w:lastRowFirstColumn="0" w:lastRowLastColumn="0"/>
+              <w:rPr>
+                <w:sz w:val="20"/>
+                <w:szCs w:val="20"/>
+              </w:rPr>
+            </w:pPr>
+            <w:r>
+              <w:rPr>
+                <w:sz w:val="20"/>
+                <w:szCs w:val="20"/>
+              </w:rPr>
+              <w:t>Funktionale Anforderung</w:t>
+            </w:r>
+          </w:p>
+        </w:tc>
+        <w:tc>
+          <w:tcPr>
+            <w:tcW w:w="5879" w:type="dxa"/>
+            <w:tcBorders>
+              <w:top w:val="none" w:sz="0" w:space="0" w:color="auto"/>
+              <w:bottom w:val="none" w:sz="0" w:space="0" w:color="auto"/>
+            </w:tcBorders>
+          </w:tcPr>
+          <w:p>
+            <w:pPr>
+              <w:pStyle w:val="Lauftext"/>
+              <w:cnfStyle w:val="000000100000" w:firstRow="0" w:lastRow="0" w:firstColumn="0" w:lastColumn="0" w:oddVBand="0" w:evenVBand="0" w:oddHBand="1" w:evenHBand="0" w:firstRowFirstColumn="0" w:firstRowLastColumn="0" w:lastRowFirstColumn="0" w:lastRowLastColumn="0"/>
+              <w:rPr>
+                <w:sz w:val="20"/>
+                <w:szCs w:val="20"/>
+              </w:rPr>
+            </w:pPr>
+            <w:r>
+              <w:rPr>
+                <w:sz w:val="20"/>
+                <w:szCs w:val="20"/>
+              </w:rPr>
+              <w:t>Die Datenbank enthält eine Tabelle für Pflanzen mit Name, Substrat, Standort/Licht, Bemerkungen und Erstelldatum.</w:t>
+            </w:r>
+          </w:p>
+        </w:tc>
+        <w:tc>
+          <w:tcPr>
+            <w:tcW w:w="908" w:type="dxa"/>
+            <w:tcBorders>
+              <w:top w:val="none" w:sz="0" w:space="0" w:color="auto"/>
+              <w:bottom w:val="none" w:sz="0" w:space="0" w:color="auto"/>
+            </w:tcBorders>
+          </w:tcPr>
+          <w:p>
+            <w:pPr>
+              <w:pStyle w:val="Lauftext"/>
+              <w:cnfStyle w:val="000000100000" w:firstRow="0" w:lastRow="0" w:firstColumn="0" w:lastColumn="0" w:oddVBand="0" w:evenVBand="0" w:oddHBand="1" w:evenHBand="0" w:firstRowFirstColumn="0" w:firstRowLastColumn="0" w:lastRowFirstColumn="0" w:lastRowLastColumn="0"/>
+              <w:rPr>
+                <w:sz w:val="20"/>
+                <w:szCs w:val="20"/>
+              </w:rPr>
+            </w:pPr>
+            <w:r>
+              <w:rPr>
+                <w:sz w:val="20"/>
+                <w:szCs w:val="20"/>
+              </w:rPr>
+              <w:t>Hoch</w:t>
+            </w:r>
+          </w:p>
+        </w:tc>
+      </w:tr>
+      <w:tr>
+        <w:tc>
+          <w:tcPr>
+            <w:cnfStyle w:val="001000000000" w:firstRow="0" w:lastRow="0" w:firstColumn="1" w:lastColumn="0" w:oddVBand="0" w:evenVBand="0" w:oddHBand="0" w:evenHBand="0" w:firstRowFirstColumn="0" w:firstRowLastColumn="0" w:lastRowFirstColumn="0" w:lastRowLastColumn="0"/>
+            <w:tcW w:w="510" w:type="dxa"/>
+            <w:tcBorders>
+              <w:right w:val="none" w:sz="0" w:space="0" w:color="auto"/>
+            </w:tcBorders>
+          </w:tcPr>
+          <w:p>
+            <w:pPr>
+              <w:pStyle w:val="Lauftext"/>
+              <w:rPr>
+                <w:b w:val="0"/>
+                <w:bCs w:val="0"/>
+                <w:sz w:val="20"/>
+                <w:szCs w:val="20"/>
+              </w:rPr>
+            </w:pPr>
+            <w:r>
+              <w:rPr>
+                <w:b w:val="0"/>
+                <w:bCs w:val="0"/>
+                <w:sz w:val="20"/>
+                <w:szCs w:val="20"/>
+              </w:rPr>
+              <w:t>10</w:t>
+            </w:r>
+          </w:p>
+        </w:tc>
+        <w:tc>
+          <w:tcPr>
+            <w:tcW w:w="1651" w:type="dxa"/>
+          </w:tcPr>
+          <w:p>
+            <w:pPr>
+              <w:pStyle w:val="Lauftext"/>
+              <w:cnfStyle w:val="000000000000" w:firstRow="0" w:lastRow="0" w:firstColumn="0" w:lastColumn="0" w:oddVBand="0" w:evenVBand="0" w:oddHBand="0" w:evenHBand="0" w:firstRowFirstColumn="0" w:firstRowLastColumn="0" w:lastRowFirstColumn="0" w:lastRowLastColumn="0"/>
+              <w:rPr>
+                <w:sz w:val="20"/>
+                <w:szCs w:val="20"/>
+              </w:rPr>
+            </w:pPr>
+            <w:r>
+              <w:rPr>
+                <w:sz w:val="20"/>
+                <w:szCs w:val="20"/>
+              </w:rPr>
+              <w:t>Funktionale Anforderung</w:t>
+            </w:r>
+          </w:p>
+        </w:tc>
+        <w:tc>
+          <w:tcPr>
+            <w:tcW w:w="5879" w:type="dxa"/>
+          </w:tcPr>
+          <w:p>
+            <w:pPr>
+              <w:pStyle w:val="Lauftext"/>
+              <w:jc w:val="both"/>
+              <w:cnfStyle w:val="000000000000" w:firstRow="0" w:lastRow="0" w:firstColumn="0" w:lastColumn="0" w:oddVBand="0" w:evenVBand="0" w:oddHBand="0" w:evenHBand="0" w:firstRowFirstColumn="0" w:firstRowLastColumn="0" w:lastRowFirstColumn="0" w:lastRowLastColumn="0"/>
+              <w:rPr>
+                <w:sz w:val="20"/>
+                <w:szCs w:val="20"/>
+              </w:rPr>
+            </w:pPr>
+            <w:r>
+              <w:rPr>
+                <w:sz w:val="20"/>
+                <w:szCs w:val="20"/>
+              </w:rPr>
+              <w:t>Jeder Pflanze werden eine Kategorie und ein Giesseintrag zugewiesen.</w:t>
+            </w:r>
+          </w:p>
+        </w:tc>
+        <w:tc>
+          <w:tcPr>
+            <w:tcW w:w="908" w:type="dxa"/>
+          </w:tcPr>
+          <w:p>
+            <w:pPr>
+              <w:pStyle w:val="Lauftext"/>
+              <w:cnfStyle w:val="000000000000" w:firstRow="0" w:lastRow="0" w:firstColumn="0" w:lastColumn="0" w:oddVBand="0" w:evenVBand="0" w:oddHBand="0" w:evenHBand="0" w:firstRowFirstColumn="0" w:firstRowLastColumn="0" w:lastRowFirstColumn="0" w:lastRowLastColumn="0"/>
+              <w:rPr>
+                <w:sz w:val="20"/>
+                <w:szCs w:val="20"/>
+              </w:rPr>
+            </w:pPr>
+            <w:r>
+              <w:rPr>
+                <w:sz w:val="20"/>
+                <w:szCs w:val="20"/>
+              </w:rPr>
+              <w:t>Hoch</w:t>
+            </w:r>
+          </w:p>
+        </w:tc>
+      </w:tr>
+      <w:tr>
+        <w:trPr>
+          <w:cnfStyle w:val="000000100000" w:firstRow="0" w:lastRow="0" w:firstColumn="0" w:lastColumn="0" w:oddVBand="0" w:evenVBand="0" w:oddHBand="1" w:evenHBand="0" w:firstRowFirstColumn="0" w:firstRowLastColumn="0" w:lastRowFirstColumn="0" w:lastRowLastColumn="0"/>
+        </w:trPr>
+        <w:tc>
+          <w:tcPr>
+            <w:cnfStyle w:val="001000000000" w:firstRow="0" w:lastRow="0" w:firstColumn="1" w:lastColumn="0" w:oddVBand="0" w:evenVBand="0" w:oddHBand="0" w:evenHBand="0" w:firstRowFirstColumn="0" w:firstRowLastColumn="0" w:lastRowFirstColumn="0" w:lastRowLastColumn="0"/>
+            <w:tcW w:w="8948" w:type="dxa"/>
+            <w:gridSpan w:val="4"/>
+            <w:tcBorders>
+              <w:top w:val="none" w:sz="0" w:space="0" w:color="auto"/>
+              <w:bottom w:val="none" w:sz="0" w:space="0" w:color="auto"/>
+              <w:right w:val="none" w:sz="0" w:space="0" w:color="auto"/>
+            </w:tcBorders>
+          </w:tcPr>
+          <w:p>
+            <w:pPr>
+              <w:pStyle w:val="Lauftext"/>
+              <w:jc w:val="center"/>
+              <w:rPr>
+                <w:sz w:val="20"/>
+                <w:szCs w:val="20"/>
+              </w:rPr>
+            </w:pPr>
+            <w:r>
+              <w:rPr>
+                <w:sz w:val="20"/>
+                <w:szCs w:val="20"/>
+              </w:rPr>
+              <w:t>Hauptdarstellung</w:t>
+            </w:r>
+          </w:p>
+        </w:tc>
+      </w:tr>
+      <w:tr>
+        <w:tc>
+          <w:tcPr>
+            <w:cnfStyle w:val="001000000000" w:firstRow="0" w:lastRow="0" w:firstColumn="1" w:lastColumn="0" w:oddVBand="0" w:evenVBand="0" w:oddHBand="0" w:evenHBand="0" w:firstRowFirstColumn="0" w:firstRowLastColumn="0" w:lastRowFirstColumn="0" w:lastRowLastColumn="0"/>
+            <w:tcW w:w="510" w:type="dxa"/>
+            <w:tcBorders>
+              <w:right w:val="none" w:sz="0" w:space="0" w:color="auto"/>
+            </w:tcBorders>
+          </w:tcPr>
+          <w:p>
+            <w:pPr>
+              <w:pStyle w:val="Lauftext"/>
+              <w:rPr>
+                <w:b w:val="0"/>
+                <w:bCs w:val="0"/>
+                <w:sz w:val="20"/>
+                <w:szCs w:val="20"/>
+              </w:rPr>
+            </w:pPr>
+            <w:r>
+              <w:rPr>
+                <w:b w:val="0"/>
+                <w:bCs w:val="0"/>
+                <w:sz w:val="20"/>
+                <w:szCs w:val="20"/>
+              </w:rPr>
+              <w:t>11</w:t>
+            </w:r>
+          </w:p>
+        </w:tc>
+        <w:tc>
+          <w:tcPr>
+            <w:tcW w:w="1651" w:type="dxa"/>
+          </w:tcPr>
+          <w:p>
+            <w:pPr>
+              <w:pStyle w:val="Lauftext"/>
+              <w:cnfStyle w:val="000000000000" w:firstRow="0" w:lastRow="0" w:firstColumn="0" w:lastColumn="0" w:oddVBand="0" w:evenVBand="0" w:oddHBand="0" w:evenHBand="0" w:firstRowFirstColumn="0" w:firstRowLastColumn="0" w:lastRowFirstColumn="0" w:lastRowLastColumn="0"/>
+              <w:rPr>
+                <w:sz w:val="20"/>
+                <w:szCs w:val="20"/>
+              </w:rPr>
+            </w:pPr>
+            <w:r>
+              <w:rPr>
+                <w:sz w:val="20"/>
+                <w:szCs w:val="20"/>
+              </w:rPr>
+              <w:t>Funktionale Anforderung</w:t>
+            </w:r>
+          </w:p>
+        </w:tc>
+        <w:tc>
+          <w:tcPr>
+            <w:tcW w:w="5879" w:type="dxa"/>
+          </w:tcPr>
+          <w:p>
+            <w:pPr>
+              <w:pStyle w:val="Lauftext"/>
+              <w:tabs>
+                <w:tab w:val="left" w:pos="1680"/>
+              </w:tabs>
+              <w:cnfStyle w:val="000000000000" w:firstRow="0" w:lastRow="0" w:firstColumn="0" w:lastColumn="0" w:oddVBand="0" w:evenVBand="0" w:oddHBand="0" w:evenHBand="0" w:firstRowFirstColumn="0" w:firstRowLastColumn="0" w:lastRowFirstColumn="0" w:lastRowLastColumn="0"/>
+              <w:rPr>
+                <w:sz w:val="20"/>
+                <w:szCs w:val="20"/>
+              </w:rPr>
+            </w:pPr>
+            <w:r>
+              <w:rPr>
+                <w:sz w:val="20"/>
+                <w:szCs w:val="20"/>
+              </w:rPr>
+              <w:t>Die Pflanzen können angezeigt werden.</w:t>
+            </w:r>
+          </w:p>
+        </w:tc>
+        <w:tc>
+          <w:tcPr>
+            <w:tcW w:w="908" w:type="dxa"/>
+          </w:tcPr>
+          <w:p>
+            <w:pPr>
+              <w:pStyle w:val="Lauftext"/>
+              <w:cnfStyle w:val="000000000000" w:firstRow="0" w:lastRow="0" w:firstColumn="0" w:lastColumn="0" w:oddVBand="0" w:evenVBand="0" w:oddHBand="0" w:evenHBand="0" w:firstRowFirstColumn="0" w:firstRowLastColumn="0" w:lastRowFirstColumn="0" w:lastRowLastColumn="0"/>
+              <w:rPr>
+                <w:sz w:val="20"/>
+                <w:szCs w:val="20"/>
+              </w:rPr>
+            </w:pPr>
+            <w:r>
+              <w:rPr>
+                <w:sz w:val="20"/>
+                <w:szCs w:val="20"/>
+              </w:rPr>
+              <w:t>Hoch</w:t>
+            </w:r>
+          </w:p>
+        </w:tc>
+      </w:tr>
+      <w:tr>
+        <w:trPr>
+          <w:cnfStyle w:val="000000100000" w:firstRow="0" w:lastRow="0" w:firstColumn="0" w:lastColumn="0" w:oddVBand="0" w:evenVBand="0" w:oddHBand="1" w:evenHBand="0" w:firstRowFirstColumn="0" w:firstRowLastColumn="0" w:lastRowFirstColumn="0" w:lastRowLastColumn="0"/>
+        </w:trPr>
+        <w:tc>
+          <w:tcPr>
+            <w:cnfStyle w:val="001000000000" w:firstRow="0" w:lastRow="0" w:firstColumn="1" w:lastColumn="0" w:oddVBand="0" w:evenVBand="0" w:oddHBand="0" w:evenHBand="0" w:firstRowFirstColumn="0" w:firstRowLastColumn="0" w:lastRowFirstColumn="0" w:lastRowLastColumn="0"/>
+            <w:tcW w:w="510" w:type="dxa"/>
+            <w:tcBorders>
+              <w:top w:val="none" w:sz="0" w:space="0" w:color="auto"/>
+              <w:bottom w:val="none" w:sz="0" w:space="0" w:color="auto"/>
+              <w:right w:val="none" w:sz="0" w:space="0" w:color="auto"/>
+            </w:tcBorders>
+          </w:tcPr>
+          <w:p>
+            <w:pPr>
+              <w:pStyle w:val="Lauftext"/>
+              <w:rPr>
+                <w:b w:val="0"/>
+                <w:bCs w:val="0"/>
+                <w:sz w:val="20"/>
+                <w:szCs w:val="20"/>
+              </w:rPr>
+            </w:pPr>
+            <w:r>
+              <w:rPr>
+                <w:b w:val="0"/>
+                <w:bCs w:val="0"/>
+                <w:sz w:val="20"/>
+                <w:szCs w:val="20"/>
+              </w:rPr>
+              <w:t>12</w:t>
+            </w:r>
+          </w:p>
+        </w:tc>
+        <w:tc>
+          <w:tcPr>
+            <w:tcW w:w="1651" w:type="dxa"/>
+            <w:tcBorders>
+              <w:top w:val="none" w:sz="0" w:space="0" w:color="auto"/>
+              <w:bottom w:val="none" w:sz="0" w:space="0" w:color="auto"/>
+            </w:tcBorders>
+          </w:tcPr>
+          <w:p>
+            <w:pPr>
+              <w:pStyle w:val="Lauftext"/>
+              <w:cnfStyle w:val="000000100000" w:firstRow="0" w:lastRow="0" w:firstColumn="0" w:lastColumn="0" w:oddVBand="0" w:evenVBand="0" w:oddHBand="1" w:evenHBand="0" w:firstRowFirstColumn="0" w:firstRowLastColumn="0" w:lastRowFirstColumn="0" w:lastRowLastColumn="0"/>
+              <w:rPr>
+                <w:sz w:val="20"/>
+                <w:szCs w:val="20"/>
+              </w:rPr>
+            </w:pPr>
+            <w:r>
+              <w:rPr>
+                <w:sz w:val="20"/>
+                <w:szCs w:val="20"/>
+              </w:rPr>
+              <w:t>Funktionale Anforderung</w:t>
+            </w:r>
+          </w:p>
+        </w:tc>
+        <w:tc>
+          <w:tcPr>
+            <w:tcW w:w="5879" w:type="dxa"/>
+            <w:tcBorders>
+              <w:top w:val="none" w:sz="0" w:space="0" w:color="auto"/>
+              <w:bottom w:val="none" w:sz="0" w:space="0" w:color="auto"/>
+            </w:tcBorders>
+          </w:tcPr>
+          <w:p>
+            <w:pPr>
+              <w:pStyle w:val="Lauftext"/>
+              <w:cnfStyle w:val="000000100000" w:firstRow="0" w:lastRow="0" w:firstColumn="0" w:lastColumn="0" w:oddVBand="0" w:evenVBand="0" w:oddHBand="1" w:evenHBand="0" w:firstRowFirstColumn="0" w:firstRowLastColumn="0" w:lastRowFirstColumn="0" w:lastRowLastColumn="0"/>
+              <w:rPr>
+                <w:sz w:val="20"/>
+                <w:szCs w:val="20"/>
+              </w:rPr>
+            </w:pPr>
+            <w:r>
+              <w:rPr>
+                <w:sz w:val="20"/>
+                <w:szCs w:val="20"/>
+              </w:rPr>
+              <w:t>Die Pflanzen können nach Erstelldatum auf- und absteigend sortiert werden.</w:t>
+            </w:r>
+          </w:p>
+        </w:tc>
+        <w:tc>
+          <w:tcPr>
+            <w:tcW w:w="908" w:type="dxa"/>
+            <w:tcBorders>
+              <w:top w:val="none" w:sz="0" w:space="0" w:color="auto"/>
+              <w:bottom w:val="none" w:sz="0" w:space="0" w:color="auto"/>
+            </w:tcBorders>
+          </w:tcPr>
+          <w:p>
+            <w:pPr>
+              <w:pStyle w:val="Lauftext"/>
+              <w:cnfStyle w:val="000000100000" w:firstRow="0" w:lastRow="0" w:firstColumn="0" w:lastColumn="0" w:oddVBand="0" w:evenVBand="0" w:oddHBand="1" w:evenHBand="0" w:firstRowFirstColumn="0" w:firstRowLastColumn="0" w:lastRowFirstColumn="0" w:lastRowLastColumn="0"/>
+              <w:rPr>
+                <w:sz w:val="20"/>
+                <w:szCs w:val="20"/>
+              </w:rPr>
+            </w:pPr>
+            <w:r>
+              <w:rPr>
+                <w:sz w:val="20"/>
+                <w:szCs w:val="20"/>
+              </w:rPr>
+              <w:t>Hoch</w:t>
+            </w:r>
+          </w:p>
+        </w:tc>
+      </w:tr>
+      <w:tr>
+        <w:tc>
+          <w:tcPr>
+            <w:cnfStyle w:val="001000000000" w:firstRow="0" w:lastRow="0" w:firstColumn="1" w:lastColumn="0" w:oddVBand="0" w:evenVBand="0" w:oddHBand="0" w:evenHBand="0" w:firstRowFirstColumn="0" w:firstRowLastColumn="0" w:lastRowFirstColumn="0" w:lastRowLastColumn="0"/>
+            <w:tcW w:w="510" w:type="dxa"/>
+            <w:tcBorders>
+              <w:right w:val="none" w:sz="0" w:space="0" w:color="auto"/>
+            </w:tcBorders>
+          </w:tcPr>
+          <w:p>
+            <w:pPr>
+              <w:pStyle w:val="Lauftext"/>
+              <w:rPr>
+                <w:b w:val="0"/>
+                <w:bCs w:val="0"/>
+                <w:sz w:val="20"/>
+                <w:szCs w:val="20"/>
+              </w:rPr>
+            </w:pPr>
+            <w:r>
+              <w:rPr>
+                <w:b w:val="0"/>
+                <w:bCs w:val="0"/>
+                <w:sz w:val="20"/>
+                <w:szCs w:val="20"/>
+              </w:rPr>
+              <w:t>13</w:t>
+            </w:r>
+          </w:p>
+        </w:tc>
+        <w:tc>
+          <w:tcPr>
+            <w:tcW w:w="1651" w:type="dxa"/>
+          </w:tcPr>
+          <w:p>
+            <w:pPr>
+              <w:pStyle w:val="Lauftext"/>
+              <w:cnfStyle w:val="000000000000" w:firstRow="0" w:lastRow="0" w:firstColumn="0" w:lastColumn="0" w:oddVBand="0" w:evenVBand="0" w:oddHBand="0" w:evenHBand="0" w:firstRowFirstColumn="0" w:firstRowLastColumn="0" w:lastRowFirstColumn="0" w:lastRowLastColumn="0"/>
+              <w:rPr>
+                <w:sz w:val="20"/>
+                <w:szCs w:val="20"/>
+              </w:rPr>
+            </w:pPr>
+            <w:r>
+              <w:rPr>
+                <w:sz w:val="20"/>
+                <w:szCs w:val="20"/>
+              </w:rPr>
+              <w:t>Funktionale Anforderung</w:t>
+            </w:r>
+          </w:p>
+        </w:tc>
+        <w:tc>
+          <w:tcPr>
+            <w:tcW w:w="5879" w:type="dxa"/>
+          </w:tcPr>
+          <w:p>
+            <w:pPr>
+              <w:pStyle w:val="Lauftext"/>
+              <w:tabs>
+                <w:tab w:val="left" w:pos="1420"/>
+              </w:tabs>
+              <w:cnfStyle w:val="000000000000" w:firstRow="0" w:lastRow="0" w:firstColumn="0" w:lastColumn="0" w:oddVBand="0" w:evenVBand="0" w:oddHBand="0" w:evenHBand="0" w:firstRowFirstColumn="0" w:firstRowLastColumn="0" w:lastRowFirstColumn="0" w:lastRowLastColumn="0"/>
+              <w:rPr>
+                <w:sz w:val="20"/>
+                <w:szCs w:val="20"/>
+              </w:rPr>
+            </w:pPr>
+            <w:r>
+              <w:rPr>
+                <w:sz w:val="20"/>
+                <w:szCs w:val="20"/>
+              </w:rPr>
+              <w:t>Die Pflanzen können nach Name, Kategorie, Substrat, Giessen und Standort gefiltert werden.</w:t>
+            </w:r>
+            <w:r>
+              <w:rPr>
+                <w:sz w:val="20"/>
+                <w:szCs w:val="20"/>
+              </w:rPr>
+              <w:tab/>
+            </w:r>
+          </w:p>
+        </w:tc>
+        <w:tc>
+          <w:tcPr>
+            <w:tcW w:w="908" w:type="dxa"/>
+          </w:tcPr>
+          <w:p>
+            <w:pPr>
+              <w:pStyle w:val="Lauftext"/>
+              <w:cnfStyle w:val="000000000000" w:firstRow="0" w:lastRow="0" w:firstColumn="0" w:lastColumn="0" w:oddVBand="0" w:evenVBand="0" w:oddHBand="0" w:evenHBand="0" w:firstRowFirstColumn="0" w:firstRowLastColumn="0" w:lastRowFirstColumn="0" w:lastRowLastColumn="0"/>
+              <w:rPr>
+                <w:sz w:val="20"/>
+                <w:szCs w:val="20"/>
+              </w:rPr>
+            </w:pPr>
+            <w:r>
+              <w:rPr>
+                <w:sz w:val="20"/>
+                <w:szCs w:val="20"/>
+              </w:rPr>
+              <w:t>Hoch</w:t>
+            </w:r>
+          </w:p>
+        </w:tc>
+      </w:tr>
+      <w:tr>
+        <w:trPr>
+          <w:cnfStyle w:val="000000100000" w:firstRow="0" w:lastRow="0" w:firstColumn="0" w:lastColumn="0" w:oddVBand="0" w:evenVBand="0" w:oddHBand="1" w:evenHBand="0" w:firstRowFirstColumn="0" w:firstRowLastColumn="0" w:lastRowFirstColumn="0" w:lastRowLastColumn="0"/>
+        </w:trPr>
+        <w:tc>
+          <w:tcPr>
+            <w:cnfStyle w:val="001000000000" w:firstRow="0" w:lastRow="0" w:firstColumn="1" w:lastColumn="0" w:oddVBand="0" w:evenVBand="0" w:oddHBand="0" w:evenHBand="0" w:firstRowFirstColumn="0" w:firstRowLastColumn="0" w:lastRowFirstColumn="0" w:lastRowLastColumn="0"/>
+            <w:tcW w:w="510" w:type="dxa"/>
+            <w:tcBorders>
+              <w:top w:val="none" w:sz="0" w:space="0" w:color="auto"/>
+              <w:bottom w:val="none" w:sz="0" w:space="0" w:color="auto"/>
+              <w:right w:val="none" w:sz="0" w:space="0" w:color="auto"/>
+            </w:tcBorders>
+          </w:tcPr>
+          <w:p>
+            <w:pPr>
+              <w:pStyle w:val="Lauftext"/>
+              <w:rPr>
+                <w:b w:val="0"/>
+                <w:bCs w:val="0"/>
+                <w:sz w:val="20"/>
+                <w:szCs w:val="20"/>
+              </w:rPr>
+            </w:pPr>
+            <w:r>
+              <w:rPr>
+                <w:b w:val="0"/>
+                <w:bCs w:val="0"/>
+                <w:sz w:val="20"/>
+                <w:szCs w:val="20"/>
+              </w:rPr>
+              <w:t>14</w:t>
+            </w:r>
+          </w:p>
+        </w:tc>
+        <w:tc>
+          <w:tcPr>
+            <w:tcW w:w="1651" w:type="dxa"/>
+            <w:tcBorders>
+              <w:top w:val="none" w:sz="0" w:space="0" w:color="auto"/>
+              <w:bottom w:val="none" w:sz="0" w:space="0" w:color="auto"/>
+            </w:tcBorders>
+          </w:tcPr>
+          <w:p>
+            <w:pPr>
+              <w:pStyle w:val="Lauftext"/>
+              <w:cnfStyle w:val="000000100000" w:firstRow="0" w:lastRow="0" w:firstColumn="0" w:lastColumn="0" w:oddVBand="0" w:evenVBand="0" w:oddHBand="1" w:evenHBand="0" w:firstRowFirstColumn="0" w:firstRowLastColumn="0" w:lastRowFirstColumn="0" w:lastRowLastColumn="0"/>
+              <w:rPr>
+                <w:sz w:val="20"/>
+                <w:szCs w:val="20"/>
+              </w:rPr>
+            </w:pPr>
+            <w:r>
+              <w:rPr>
+                <w:sz w:val="20"/>
+                <w:szCs w:val="20"/>
+              </w:rPr>
+              <w:t>Funktionale Anforderung</w:t>
+            </w:r>
+          </w:p>
+        </w:tc>
+        <w:tc>
+          <w:tcPr>
+            <w:tcW w:w="5879" w:type="dxa"/>
+            <w:tcBorders>
+              <w:top w:val="none" w:sz="0" w:space="0" w:color="auto"/>
+              <w:bottom w:val="none" w:sz="0" w:space="0" w:color="auto"/>
+            </w:tcBorders>
+          </w:tcPr>
+          <w:p>
+            <w:pPr>
+              <w:pStyle w:val="Lauftext"/>
+              <w:cnfStyle w:val="000000100000" w:firstRow="0" w:lastRow="0" w:firstColumn="0" w:lastColumn="0" w:oddVBand="0" w:evenVBand="0" w:oddHBand="1" w:evenHBand="0" w:firstRowFirstColumn="0" w:firstRowLastColumn="0" w:lastRowFirstColumn="0" w:lastRowLastColumn="0"/>
+              <w:rPr>
+                <w:sz w:val="20"/>
+                <w:szCs w:val="20"/>
+              </w:rPr>
+            </w:pPr>
+            <w:r>
+              <w:rPr>
+                <w:sz w:val="20"/>
+                <w:szCs w:val="20"/>
+              </w:rPr>
+              <w:t>Die Sortierung und Filterung erfolgen im Backend. Die gewünschten Kriterien werden in der Anfrage mitgegeben.</w:t>
+            </w:r>
+          </w:p>
+        </w:tc>
+        <w:tc>
+          <w:tcPr>
+            <w:tcW w:w="908" w:type="dxa"/>
+            <w:tcBorders>
+              <w:top w:val="none" w:sz="0" w:space="0" w:color="auto"/>
+              <w:bottom w:val="none" w:sz="0" w:space="0" w:color="auto"/>
+            </w:tcBorders>
+          </w:tcPr>
+          <w:p>
+            <w:pPr>
+              <w:pStyle w:val="Lauftext"/>
+              <w:cnfStyle w:val="000000100000" w:firstRow="0" w:lastRow="0" w:firstColumn="0" w:lastColumn="0" w:oddVBand="0" w:evenVBand="0" w:oddHBand="1" w:evenHBand="0" w:firstRowFirstColumn="0" w:firstRowLastColumn="0" w:lastRowFirstColumn="0" w:lastRowLastColumn="0"/>
+              <w:rPr>
+                <w:sz w:val="20"/>
+                <w:szCs w:val="20"/>
+              </w:rPr>
+            </w:pPr>
+            <w:r>
+              <w:rPr>
+                <w:sz w:val="20"/>
+                <w:szCs w:val="20"/>
+              </w:rPr>
+              <w:t>Hoch</w:t>
+            </w:r>
+          </w:p>
+        </w:tc>
+      </w:tr>
+      <w:tr>
+        <w:tc>
+          <w:tcPr>
+            <w:cnfStyle w:val="001000000000" w:firstRow="0" w:lastRow="0" w:firstColumn="1" w:lastColumn="0" w:oddVBand="0" w:evenVBand="0" w:oddHBand="0" w:evenHBand="0" w:firstRowFirstColumn="0" w:firstRowLastColumn="0" w:lastRowFirstColumn="0" w:lastRowLastColumn="0"/>
+            <w:tcW w:w="8948" w:type="dxa"/>
+            <w:gridSpan w:val="4"/>
+            <w:tcBorders>
+              <w:right w:val="none" w:sz="0" w:space="0" w:color="auto"/>
+            </w:tcBorders>
+          </w:tcPr>
+          <w:p>
+            <w:pPr>
+              <w:pStyle w:val="Lauftext"/>
+              <w:jc w:val="center"/>
+              <w:rPr>
+                <w:sz w:val="20"/>
+                <w:szCs w:val="20"/>
+              </w:rPr>
+            </w:pPr>
+            <w:r>
+              <w:rPr>
+                <w:sz w:val="20"/>
+                <w:szCs w:val="20"/>
+              </w:rPr>
+              <w:t>Pflanzen</w:t>
+            </w:r>
+          </w:p>
+        </w:tc>
+      </w:tr>
+      <w:tr>
+        <w:trPr>
+          <w:cnfStyle w:val="000000100000" w:firstRow="0" w:lastRow="0" w:firstColumn="0" w:lastColumn="0" w:oddVBand="0" w:evenVBand="0" w:oddHBand="1" w:evenHBand="0" w:firstRowFirstColumn="0" w:firstRowLastColumn="0" w:lastRowFirstColumn="0" w:lastRowLastColumn="0"/>
+        </w:trPr>
+        <w:tc>
+          <w:tcPr>
+            <w:cnfStyle w:val="001000000000" w:firstRow="0" w:lastRow="0" w:firstColumn="1" w:lastColumn="0" w:oddVBand="0" w:evenVBand="0" w:oddHBand="0" w:evenHBand="0" w:firstRowFirstColumn="0" w:firstRowLastColumn="0" w:lastRowFirstColumn="0" w:lastRowLastColumn="0"/>
+            <w:tcW w:w="510" w:type="dxa"/>
+            <w:tcBorders>
+              <w:top w:val="none" w:sz="0" w:space="0" w:color="auto"/>
+              <w:bottom w:val="none" w:sz="0" w:space="0" w:color="auto"/>
+              <w:right w:val="none" w:sz="0" w:space="0" w:color="auto"/>
+            </w:tcBorders>
+          </w:tcPr>
+          <w:p>
+            <w:pPr>
+              <w:pStyle w:val="Lauftext"/>
+              <w:rPr>
+                <w:b w:val="0"/>
+                <w:bCs w:val="0"/>
+                <w:sz w:val="20"/>
+                <w:szCs w:val="20"/>
+              </w:rPr>
+            </w:pPr>
+            <w:r>
+              <w:rPr>
+                <w:b w:val="0"/>
+                <w:bCs w:val="0"/>
+                <w:sz w:val="20"/>
+                <w:szCs w:val="20"/>
+              </w:rPr>
+              <w:t>15</w:t>
+            </w:r>
+          </w:p>
+        </w:tc>
+        <w:tc>
+          <w:tcPr>
+            <w:tcW w:w="1651" w:type="dxa"/>
+            <w:tcBorders>
+              <w:top w:val="none" w:sz="0" w:space="0" w:color="auto"/>
+              <w:bottom w:val="none" w:sz="0" w:space="0" w:color="auto"/>
+            </w:tcBorders>
+          </w:tcPr>
+          <w:p>
+            <w:pPr>
+              <w:pStyle w:val="Lauftext"/>
+              <w:cnfStyle w:val="000000100000" w:firstRow="0" w:lastRow="0" w:firstColumn="0" w:lastColumn="0" w:oddVBand="0" w:evenVBand="0" w:oddHBand="1" w:evenHBand="0" w:firstRowFirstColumn="0" w:firstRowLastColumn="0" w:lastRowFirstColumn="0" w:lastRowLastColumn="0"/>
+              <w:rPr>
+                <w:sz w:val="20"/>
+                <w:szCs w:val="20"/>
+              </w:rPr>
+            </w:pPr>
+            <w:r>
+              <w:rPr>
+                <w:sz w:val="20"/>
+                <w:szCs w:val="20"/>
+              </w:rPr>
+              <w:t>Funktionale Anforderung</w:t>
+            </w:r>
+          </w:p>
+        </w:tc>
+        <w:tc>
+          <w:tcPr>
+            <w:tcW w:w="5879" w:type="dxa"/>
+            <w:tcBorders>
+              <w:top w:val="none" w:sz="0" w:space="0" w:color="auto"/>
+              <w:bottom w:val="none" w:sz="0" w:space="0" w:color="auto"/>
+            </w:tcBorders>
+          </w:tcPr>
+          <w:p>
+            <w:pPr>
+              <w:pStyle w:val="Lauftext"/>
+              <w:tabs>
+                <w:tab w:val="left" w:pos="1170"/>
+              </w:tabs>
+              <w:cnfStyle w:val="000000100000" w:firstRow="0" w:lastRow="0" w:firstColumn="0" w:lastColumn="0" w:oddVBand="0" w:evenVBand="0" w:oddHBand="1" w:evenHBand="0" w:firstRowFirstColumn="0" w:firstRowLastColumn="0" w:lastRowFirstColumn="0" w:lastRowLastColumn="0"/>
+              <w:rPr>
+                <w:sz w:val="20"/>
+                <w:szCs w:val="20"/>
+              </w:rPr>
+            </w:pPr>
+            <w:r>
+              <w:rPr>
+                <w:sz w:val="20"/>
+                <w:szCs w:val="20"/>
+              </w:rPr>
+              <w:t>Eine Pflanze kann mit Name, Substrat, Standort/Licht und Bemerkungen sowie einer Kategorie und einem Giesseintrag erstellt werden</w:t>
+            </w:r>
+            <w:r>
+              <w:rPr>
+                <w:sz w:val="20"/>
+                <w:szCs w:val="20"/>
+              </w:rPr>
+              <w:tab/>
+            </w:r>
+          </w:p>
+        </w:tc>
+        <w:tc>
+          <w:tcPr>
+            <w:tcW w:w="908" w:type="dxa"/>
+            <w:tcBorders>
+              <w:top w:val="none" w:sz="0" w:space="0" w:color="auto"/>
+              <w:bottom w:val="none" w:sz="0" w:space="0" w:color="auto"/>
+            </w:tcBorders>
+          </w:tcPr>
+          <w:p>
+            <w:pPr>
+              <w:pStyle w:val="Lauftext"/>
+              <w:cnfStyle w:val="000000100000" w:firstRow="0" w:lastRow="0" w:firstColumn="0" w:lastColumn="0" w:oddVBand="0" w:evenVBand="0" w:oddHBand="1" w:evenHBand="0" w:firstRowFirstColumn="0" w:firstRowLastColumn="0" w:lastRowFirstColumn="0" w:lastRowLastColumn="0"/>
+              <w:rPr>
+                <w:sz w:val="20"/>
+                <w:szCs w:val="20"/>
+              </w:rPr>
+            </w:pPr>
+            <w:r>
+              <w:rPr>
+                <w:sz w:val="20"/>
+                <w:szCs w:val="20"/>
+              </w:rPr>
+              <w:t>Hoch</w:t>
+            </w:r>
+          </w:p>
+        </w:tc>
+      </w:tr>
+      <w:tr>
+        <w:tc>
+          <w:tcPr>
+            <w:cnfStyle w:val="001000000000" w:firstRow="0" w:lastRow="0" w:firstColumn="1" w:lastColumn="0" w:oddVBand="0" w:evenVBand="0" w:oddHBand="0" w:evenHBand="0" w:firstRowFirstColumn="0" w:firstRowLastColumn="0" w:lastRowFirstColumn="0" w:lastRowLastColumn="0"/>
+            <w:tcW w:w="510" w:type="dxa"/>
+            <w:tcBorders>
+              <w:right w:val="none" w:sz="0" w:space="0" w:color="auto"/>
+            </w:tcBorders>
+          </w:tcPr>
+          <w:p>
+            <w:pPr>
+              <w:pStyle w:val="Lauftext"/>
+              <w:rPr>
+                <w:b w:val="0"/>
+                <w:bCs w:val="0"/>
+                <w:sz w:val="20"/>
+                <w:szCs w:val="20"/>
+              </w:rPr>
+            </w:pPr>
+            <w:r>
+              <w:rPr>
+                <w:b w:val="0"/>
+                <w:bCs w:val="0"/>
+                <w:sz w:val="20"/>
+                <w:szCs w:val="20"/>
+              </w:rPr>
+              <w:t>16</w:t>
+            </w:r>
+          </w:p>
+        </w:tc>
+        <w:tc>
+          <w:tcPr>
+            <w:tcW w:w="1651" w:type="dxa"/>
+          </w:tcPr>
+          <w:p>
+            <w:pPr>
+              <w:pStyle w:val="Lauftext"/>
+              <w:cnfStyle w:val="000000000000" w:firstRow="0" w:lastRow="0" w:firstColumn="0" w:lastColumn="0" w:oddVBand="0" w:evenVBand="0" w:oddHBand="0" w:evenHBand="0" w:firstRowFirstColumn="0" w:firstRowLastColumn="0" w:lastRowFirstColumn="0" w:lastRowLastColumn="0"/>
+              <w:rPr>
+                <w:sz w:val="20"/>
+                <w:szCs w:val="20"/>
+              </w:rPr>
+            </w:pPr>
+            <w:r>
+              <w:rPr>
+                <w:sz w:val="20"/>
+                <w:szCs w:val="20"/>
+              </w:rPr>
+              <w:t>Funktionale Anforderung</w:t>
+            </w:r>
+          </w:p>
+        </w:tc>
+        <w:tc>
+          <w:tcPr>
+            <w:tcW w:w="5879" w:type="dxa"/>
+          </w:tcPr>
+          <w:p>
+            <w:pPr>
+              <w:pStyle w:val="Lauftext"/>
+              <w:cnfStyle w:val="000000000000" w:firstRow="0" w:lastRow="0" w:firstColumn="0" w:lastColumn="0" w:oddVBand="0" w:evenVBand="0" w:oddHBand="0" w:evenHBand="0" w:firstRowFirstColumn="0" w:firstRowLastColumn="0" w:lastRowFirstColumn="0" w:lastRowLastColumn="0"/>
+              <w:rPr>
+                <w:sz w:val="20"/>
+                <w:szCs w:val="20"/>
+              </w:rPr>
+            </w:pPr>
+            <w:r>
+              <w:rPr>
+                <w:sz w:val="20"/>
+                <w:szCs w:val="20"/>
+              </w:rPr>
+              <w:t>Eine Pflanze kann mit denselben Feldern aktualisiert werden.</w:t>
+            </w:r>
+          </w:p>
+        </w:tc>
+        <w:tc>
+          <w:tcPr>
+            <w:tcW w:w="908" w:type="dxa"/>
+          </w:tcPr>
+          <w:p>
+            <w:pPr>
+              <w:pStyle w:val="Lauftext"/>
+              <w:cnfStyle w:val="000000000000" w:firstRow="0" w:lastRow="0" w:firstColumn="0" w:lastColumn="0" w:oddVBand="0" w:evenVBand="0" w:oddHBand="0" w:evenHBand="0" w:firstRowFirstColumn="0" w:firstRowLastColumn="0" w:lastRowFirstColumn="0" w:lastRowLastColumn="0"/>
+              <w:rPr>
+                <w:sz w:val="20"/>
+                <w:szCs w:val="20"/>
+              </w:rPr>
+            </w:pPr>
+            <w:r>
+              <w:rPr>
+                <w:sz w:val="20"/>
+                <w:szCs w:val="20"/>
+              </w:rPr>
+              <w:t>Hoch</w:t>
+            </w:r>
+          </w:p>
+        </w:tc>
+      </w:tr>
+      <w:tr>
+        <w:trPr>
+          <w:cnfStyle w:val="000000100000" w:firstRow="0" w:lastRow="0" w:firstColumn="0" w:lastColumn="0" w:oddVBand="0" w:evenVBand="0" w:oddHBand="1" w:evenHBand="0" w:firstRowFirstColumn="0" w:firstRowLastColumn="0" w:lastRowFirstColumn="0" w:lastRowLastColumn="0"/>
+        </w:trPr>
+        <w:tc>
+          <w:tcPr>
+            <w:cnfStyle w:val="001000000000" w:firstRow="0" w:lastRow="0" w:firstColumn="1" w:lastColumn="0" w:oddVBand="0" w:evenVBand="0" w:oddHBand="0" w:evenHBand="0" w:firstRowFirstColumn="0" w:firstRowLastColumn="0" w:lastRowFirstColumn="0" w:lastRowLastColumn="0"/>
+            <w:tcW w:w="510" w:type="dxa"/>
+            <w:tcBorders>
+              <w:top w:val="none" w:sz="0" w:space="0" w:color="auto"/>
+              <w:bottom w:val="none" w:sz="0" w:space="0" w:color="auto"/>
+              <w:right w:val="none" w:sz="0" w:space="0" w:color="auto"/>
+            </w:tcBorders>
+          </w:tcPr>
+          <w:p>
+            <w:pPr>
+              <w:pStyle w:val="Lauftext"/>
+              <w:rPr>
+                <w:b w:val="0"/>
+                <w:bCs w:val="0"/>
+                <w:sz w:val="20"/>
+                <w:szCs w:val="20"/>
+              </w:rPr>
+            </w:pPr>
+            <w:r>
+              <w:rPr>
+                <w:b w:val="0"/>
+                <w:bCs w:val="0"/>
+                <w:sz w:val="20"/>
+                <w:szCs w:val="20"/>
+              </w:rPr>
+              <w:t>17</w:t>
+            </w:r>
+          </w:p>
+        </w:tc>
+        <w:tc>
+          <w:tcPr>
+            <w:tcW w:w="1651" w:type="dxa"/>
+            <w:tcBorders>
+              <w:top w:val="none" w:sz="0" w:space="0" w:color="auto"/>
+              <w:bottom w:val="none" w:sz="0" w:space="0" w:color="auto"/>
+            </w:tcBorders>
+          </w:tcPr>
+          <w:p>
+            <w:pPr>
+              <w:pStyle w:val="Lauftext"/>
+              <w:cnfStyle w:val="000000100000" w:firstRow="0" w:lastRow="0" w:firstColumn="0" w:lastColumn="0" w:oddVBand="0" w:evenVBand="0" w:oddHBand="1" w:evenHBand="0" w:firstRowFirstColumn="0" w:firstRowLastColumn="0" w:lastRowFirstColumn="0" w:lastRowLastColumn="0"/>
+              <w:rPr>
+                <w:sz w:val="20"/>
+                <w:szCs w:val="20"/>
+              </w:rPr>
+            </w:pPr>
+            <w:r>
+              <w:rPr>
+                <w:sz w:val="20"/>
+                <w:szCs w:val="20"/>
+              </w:rPr>
+              <w:t>Funktionale Anforderung</w:t>
+            </w:r>
+          </w:p>
+        </w:tc>
+        <w:tc>
+          <w:tcPr>
+            <w:tcW w:w="5879" w:type="dxa"/>
+            <w:tcBorders>
+              <w:top w:val="none" w:sz="0" w:space="0" w:color="auto"/>
+              <w:bottom w:val="none" w:sz="0" w:space="0" w:color="auto"/>
+            </w:tcBorders>
+          </w:tcPr>
+          <w:p>
+            <w:pPr>
+              <w:pStyle w:val="Lauftext"/>
+              <w:cnfStyle w:val="000000100000" w:firstRow="0" w:lastRow="0" w:firstColumn="0" w:lastColumn="0" w:oddVBand="0" w:evenVBand="0" w:oddHBand="1" w:evenHBand="0" w:firstRowFirstColumn="0" w:firstRowLastColumn="0" w:lastRowFirstColumn="0" w:lastRowLastColumn="0"/>
+              <w:rPr>
+                <w:sz w:val="20"/>
+                <w:szCs w:val="20"/>
+              </w:rPr>
+            </w:pPr>
+            <w:r>
+              <w:rPr>
+                <w:sz w:val="20"/>
+                <w:szCs w:val="20"/>
+              </w:rPr>
+              <w:t>Eine Pflanze kann gelöscht werden.</w:t>
+            </w:r>
+          </w:p>
+        </w:tc>
+        <w:tc>
+          <w:tcPr>
+            <w:tcW w:w="908" w:type="dxa"/>
+            <w:tcBorders>
+              <w:top w:val="none" w:sz="0" w:space="0" w:color="auto"/>
+              <w:bottom w:val="none" w:sz="0" w:space="0" w:color="auto"/>
+            </w:tcBorders>
+          </w:tcPr>
+          <w:p>
+            <w:pPr>
+              <w:pStyle w:val="Lauftext"/>
+              <w:cnfStyle w:val="000000100000" w:firstRow="0" w:lastRow="0" w:firstColumn="0" w:lastColumn="0" w:oddVBand="0" w:evenVBand="0" w:oddHBand="1" w:evenHBand="0" w:firstRowFirstColumn="0" w:firstRowLastColumn="0" w:lastRowFirstColumn="0" w:lastRowLastColumn="0"/>
+              <w:rPr>
+                <w:sz w:val="20"/>
+                <w:szCs w:val="20"/>
+              </w:rPr>
+            </w:pPr>
+            <w:r>
+              <w:rPr>
+                <w:sz w:val="20"/>
+                <w:szCs w:val="20"/>
+              </w:rPr>
+              <w:t>Hoch</w:t>
+            </w:r>
+          </w:p>
+        </w:tc>
+      </w:tr>
+      <w:tr>
+        <w:tc>
+          <w:tcPr>
+            <w:cnfStyle w:val="001000000000" w:firstRow="0" w:lastRow="0" w:firstColumn="1" w:lastColumn="0" w:oddVBand="0" w:evenVBand="0" w:oddHBand="0" w:evenHBand="0" w:firstRowFirstColumn="0" w:firstRowLastColumn="0" w:lastRowFirstColumn="0" w:lastRowLastColumn="0"/>
+            <w:tcW w:w="510" w:type="dxa"/>
+            <w:tcBorders>
+              <w:right w:val="none" w:sz="0" w:space="0" w:color="auto"/>
+            </w:tcBorders>
+          </w:tcPr>
+          <w:p>
+            <w:pPr>
+              <w:pStyle w:val="Lauftext"/>
+              <w:rPr>
+                <w:b w:val="0"/>
+                <w:bCs w:val="0"/>
+                <w:sz w:val="20"/>
+                <w:szCs w:val="20"/>
+              </w:rPr>
+            </w:pPr>
+            <w:r>
+              <w:rPr>
+                <w:b w:val="0"/>
+                <w:bCs w:val="0"/>
+                <w:sz w:val="20"/>
+                <w:szCs w:val="20"/>
+              </w:rPr>
+              <w:t>18</w:t>
+            </w:r>
+          </w:p>
+        </w:tc>
+        <w:tc>
+          <w:tcPr>
+            <w:tcW w:w="1651" w:type="dxa"/>
+          </w:tcPr>
+          <w:p>
+            <w:pPr>
+              <w:pStyle w:val="Lauftext"/>
+              <w:cnfStyle w:val="000000000000" w:firstRow="0" w:lastRow="0" w:firstColumn="0" w:lastColumn="0" w:oddVBand="0" w:evenVBand="0" w:oddHBand="0" w:evenHBand="0" w:firstRowFirstColumn="0" w:firstRowLastColumn="0" w:lastRowFirstColumn="0" w:lastRowLastColumn="0"/>
+              <w:rPr>
+                <w:sz w:val="20"/>
+                <w:szCs w:val="20"/>
+              </w:rPr>
+            </w:pPr>
+            <w:r>
+              <w:rPr>
+                <w:sz w:val="20"/>
+                <w:szCs w:val="20"/>
+              </w:rPr>
+              <w:t>Funktionale Anforderung</w:t>
+            </w:r>
+          </w:p>
+        </w:tc>
+        <w:tc>
+          <w:tcPr>
+            <w:tcW w:w="5879" w:type="dxa"/>
+          </w:tcPr>
+          <w:p>
+            <w:pPr>
+              <w:pStyle w:val="Lauftext"/>
+              <w:cnfStyle w:val="000000000000" w:firstRow="0" w:lastRow="0" w:firstColumn="0" w:lastColumn="0" w:oddVBand="0" w:evenVBand="0" w:oddHBand="0" w:evenHBand="0" w:firstRowFirstColumn="0" w:firstRowLastColumn="0" w:lastRowFirstColumn="0" w:lastRowLastColumn="0"/>
+              <w:rPr>
+                <w:sz w:val="20"/>
+                <w:szCs w:val="20"/>
+              </w:rPr>
+            </w:pPr>
+            <w:r>
+              <w:rPr>
+                <w:sz w:val="20"/>
+                <w:szCs w:val="20"/>
+              </w:rPr>
+              <w:t>Die Eingaben beim Erstellen und Aktualisieren einer Pflanze werden auf ihre Gültigkeit überprüft.</w:t>
+            </w:r>
+          </w:p>
+        </w:tc>
+        <w:tc>
+          <w:tcPr>
+            <w:tcW w:w="908" w:type="dxa"/>
+          </w:tcPr>
+          <w:p>
+            <w:pPr>
+              <w:pStyle w:val="Lauftext"/>
+              <w:cnfStyle w:val="000000000000" w:firstRow="0" w:lastRow="0" w:firstColumn="0" w:lastColumn="0" w:oddVBand="0" w:evenVBand="0" w:oddHBand="0" w:evenHBand="0" w:firstRowFirstColumn="0" w:firstRowLastColumn="0" w:lastRowFirstColumn="0" w:lastRowLastColumn="0"/>
+              <w:rPr>
+                <w:sz w:val="20"/>
+                <w:szCs w:val="20"/>
+              </w:rPr>
+            </w:pPr>
+            <w:r>
+              <w:rPr>
+                <w:sz w:val="20"/>
+                <w:szCs w:val="20"/>
+              </w:rPr>
+              <w:t>Hoch</w:t>
+            </w:r>
+          </w:p>
+        </w:tc>
+      </w:tr>
+      <w:tr>
+        <w:trPr>
+          <w:cnfStyle w:val="000000100000" w:firstRow="0" w:lastRow="0" w:firstColumn="0" w:lastColumn="0" w:oddVBand="0" w:evenVBand="0" w:oddHBand="1" w:evenHBand="0" w:firstRowFirstColumn="0" w:firstRowLastColumn="0" w:lastRowFirstColumn="0" w:lastRowLastColumn="0"/>
+        </w:trPr>
+        <w:tc>
+          <w:tcPr>
+            <w:cnfStyle w:val="001000000000" w:firstRow="0" w:lastRow="0" w:firstColumn="1" w:lastColumn="0" w:oddVBand="0" w:evenVBand="0" w:oddHBand="0" w:evenHBand="0" w:firstRowFirstColumn="0" w:firstRowLastColumn="0" w:lastRowFirstColumn="0" w:lastRowLastColumn="0"/>
+            <w:tcW w:w="8948" w:type="dxa"/>
+            <w:gridSpan w:val="4"/>
+            <w:tcBorders>
+              <w:top w:val="none" w:sz="0" w:space="0" w:color="auto"/>
+              <w:bottom w:val="none" w:sz="0" w:space="0" w:color="auto"/>
+              <w:right w:val="none" w:sz="0" w:space="0" w:color="auto"/>
+            </w:tcBorders>
+          </w:tcPr>
+          <w:p>
+            <w:pPr>
+              <w:pStyle w:val="Lauftext"/>
+              <w:jc w:val="center"/>
+              <w:rPr>
+                <w:sz w:val="20"/>
+                <w:szCs w:val="20"/>
+              </w:rPr>
+            </w:pPr>
+            <w:r>
+              <w:rPr>
+                <w:sz w:val="20"/>
+                <w:szCs w:val="20"/>
+              </w:rPr>
+              <w:lastRenderedPageBreak/>
+              <w:t>Kategorien</w:t>
+            </w:r>
+          </w:p>
+        </w:tc>
+      </w:tr>
+      <w:tr>
+        <w:tc>
+          <w:tcPr>
+            <w:cnfStyle w:val="001000000000" w:firstRow="0" w:lastRow="0" w:firstColumn="1" w:lastColumn="0" w:oddVBand="0" w:evenVBand="0" w:oddHBand="0" w:evenHBand="0" w:firstRowFirstColumn="0" w:firstRowLastColumn="0" w:lastRowFirstColumn="0" w:lastRowLastColumn="0"/>
+            <w:tcW w:w="510" w:type="dxa"/>
+            <w:tcBorders>
+              <w:right w:val="none" w:sz="0" w:space="0" w:color="auto"/>
+            </w:tcBorders>
+          </w:tcPr>
+          <w:p>
+            <w:pPr>
+              <w:pStyle w:val="Lauftext"/>
+              <w:rPr>
+                <w:b w:val="0"/>
+                <w:bCs w:val="0"/>
+                <w:sz w:val="20"/>
+                <w:szCs w:val="20"/>
+              </w:rPr>
+            </w:pPr>
+            <w:r>
+              <w:rPr>
+                <w:b w:val="0"/>
+                <w:bCs w:val="0"/>
+                <w:sz w:val="20"/>
+                <w:szCs w:val="20"/>
+              </w:rPr>
+              <w:t>19</w:t>
+            </w:r>
+          </w:p>
+        </w:tc>
+        <w:tc>
+          <w:tcPr>
+            <w:tcW w:w="1651" w:type="dxa"/>
+          </w:tcPr>
+          <w:p>
+            <w:pPr>
+              <w:pStyle w:val="Lauftext"/>
+              <w:cnfStyle w:val="000000000000" w:firstRow="0" w:lastRow="0" w:firstColumn="0" w:lastColumn="0" w:oddVBand="0" w:evenVBand="0" w:oddHBand="0" w:evenHBand="0" w:firstRowFirstColumn="0" w:firstRowLastColumn="0" w:lastRowFirstColumn="0" w:lastRowLastColumn="0"/>
+              <w:rPr>
+                <w:sz w:val="20"/>
+                <w:szCs w:val="20"/>
+              </w:rPr>
+            </w:pPr>
+            <w:r>
+              <w:rPr>
+                <w:sz w:val="20"/>
+                <w:szCs w:val="20"/>
+              </w:rPr>
+              <w:t>Funktionale Anforderung</w:t>
+            </w:r>
+          </w:p>
+        </w:tc>
+        <w:tc>
+          <w:tcPr>
+            <w:tcW w:w="5879" w:type="dxa"/>
+          </w:tcPr>
+          <w:p>
+            <w:pPr>
+              <w:pStyle w:val="Lauftext"/>
+              <w:cnfStyle w:val="000000000000" w:firstRow="0" w:lastRow="0" w:firstColumn="0" w:lastColumn="0" w:oddVBand="0" w:evenVBand="0" w:oddHBand="0" w:evenHBand="0" w:firstRowFirstColumn="0" w:firstRowLastColumn="0" w:lastRowFirstColumn="0" w:lastRowLastColumn="0"/>
+              <w:rPr>
+                <w:sz w:val="20"/>
+                <w:szCs w:val="20"/>
+              </w:rPr>
+            </w:pPr>
+            <w:r>
+              <w:rPr>
+                <w:sz w:val="20"/>
+                <w:szCs w:val="20"/>
+              </w:rPr>
+              <w:t>Eine Kategorie kann erfasst werden, sofern sie gültig und noch nicht vorhanden ist.</w:t>
+            </w:r>
+          </w:p>
+        </w:tc>
+        <w:tc>
+          <w:tcPr>
+            <w:tcW w:w="908" w:type="dxa"/>
+          </w:tcPr>
+          <w:p>
+            <w:pPr>
+              <w:pStyle w:val="Lauftext"/>
+              <w:cnfStyle w:val="000000000000" w:firstRow="0" w:lastRow="0" w:firstColumn="0" w:lastColumn="0" w:oddVBand="0" w:evenVBand="0" w:oddHBand="0" w:evenHBand="0" w:firstRowFirstColumn="0" w:firstRowLastColumn="0" w:lastRowFirstColumn="0" w:lastRowLastColumn="0"/>
+              <w:rPr>
+                <w:sz w:val="20"/>
+                <w:szCs w:val="20"/>
+              </w:rPr>
+            </w:pPr>
+            <w:r>
+              <w:rPr>
+                <w:sz w:val="20"/>
+                <w:szCs w:val="20"/>
+              </w:rPr>
+              <w:t>Hoch</w:t>
+            </w:r>
+          </w:p>
+        </w:tc>
+      </w:tr>
+      <w:tr>
+        <w:trPr>
+          <w:cnfStyle w:val="000000100000" w:firstRow="0" w:lastRow="0" w:firstColumn="0" w:lastColumn="0" w:oddVBand="0" w:evenVBand="0" w:oddHBand="1" w:evenHBand="0" w:firstRowFirstColumn="0" w:firstRowLastColumn="0" w:lastRowFirstColumn="0" w:lastRowLastColumn="0"/>
+        </w:trPr>
+        <w:tc>
+          <w:tcPr>
+            <w:cnfStyle w:val="001000000000" w:firstRow="0" w:lastRow="0" w:firstColumn="1" w:lastColumn="0" w:oddVBand="0" w:evenVBand="0" w:oddHBand="0" w:evenHBand="0" w:firstRowFirstColumn="0" w:firstRowLastColumn="0" w:lastRowFirstColumn="0" w:lastRowLastColumn="0"/>
+            <w:tcW w:w="510" w:type="dxa"/>
+            <w:tcBorders>
+              <w:top w:val="none" w:sz="0" w:space="0" w:color="auto"/>
+              <w:bottom w:val="none" w:sz="0" w:space="0" w:color="auto"/>
+              <w:right w:val="none" w:sz="0" w:space="0" w:color="auto"/>
+            </w:tcBorders>
+          </w:tcPr>
+          <w:p>
+            <w:pPr>
+              <w:pStyle w:val="Lauftext"/>
+              <w:rPr>
+                <w:b w:val="0"/>
+                <w:bCs w:val="0"/>
+                <w:sz w:val="20"/>
+                <w:szCs w:val="20"/>
+              </w:rPr>
+            </w:pPr>
+            <w:r>
+              <w:rPr>
+                <w:b w:val="0"/>
+                <w:bCs w:val="0"/>
+                <w:sz w:val="20"/>
+                <w:szCs w:val="20"/>
+              </w:rPr>
+              <w:t>20</w:t>
+            </w:r>
+          </w:p>
+        </w:tc>
+        <w:tc>
+          <w:tcPr>
+            <w:tcW w:w="1651" w:type="dxa"/>
+            <w:tcBorders>
+              <w:top w:val="none" w:sz="0" w:space="0" w:color="auto"/>
+              <w:bottom w:val="none" w:sz="0" w:space="0" w:color="auto"/>
+            </w:tcBorders>
+          </w:tcPr>
+          <w:p>
+            <w:pPr>
+              <w:pStyle w:val="Lauftext"/>
+              <w:cnfStyle w:val="000000100000" w:firstRow="0" w:lastRow="0" w:firstColumn="0" w:lastColumn="0" w:oddVBand="0" w:evenVBand="0" w:oddHBand="1" w:evenHBand="0" w:firstRowFirstColumn="0" w:firstRowLastColumn="0" w:lastRowFirstColumn="0" w:lastRowLastColumn="0"/>
+              <w:rPr>
+                <w:sz w:val="20"/>
+                <w:szCs w:val="20"/>
+              </w:rPr>
+            </w:pPr>
+            <w:r>
+              <w:rPr>
+                <w:sz w:val="20"/>
+                <w:szCs w:val="20"/>
+              </w:rPr>
+              <w:t>Funktionale Anforderung</w:t>
+            </w:r>
+          </w:p>
+        </w:tc>
+        <w:tc>
+          <w:tcPr>
+            <w:tcW w:w="5879" w:type="dxa"/>
+            <w:tcBorders>
+              <w:top w:val="none" w:sz="0" w:space="0" w:color="auto"/>
+              <w:bottom w:val="none" w:sz="0" w:space="0" w:color="auto"/>
+            </w:tcBorders>
+          </w:tcPr>
+          <w:p>
+            <w:pPr>
+              <w:pStyle w:val="Lauftext"/>
+              <w:cnfStyle w:val="000000100000" w:firstRow="0" w:lastRow="0" w:firstColumn="0" w:lastColumn="0" w:oddVBand="0" w:evenVBand="0" w:oddHBand="1" w:evenHBand="0" w:firstRowFirstColumn="0" w:firstRowLastColumn="0" w:lastRowFirstColumn="0" w:lastRowLastColumn="0"/>
+              <w:rPr>
+                <w:sz w:val="20"/>
+                <w:szCs w:val="20"/>
+              </w:rPr>
+            </w:pPr>
+            <w:r>
+              <w:rPr>
+                <w:sz w:val="20"/>
+                <w:szCs w:val="20"/>
+              </w:rPr>
+              <w:t>Eine Kategorie kann aktualisiert werden, sofern die Angaben gültig sind und keine gleichnamige Kategorie vorhanden ist.</w:t>
+            </w:r>
+          </w:p>
+        </w:tc>
+        <w:tc>
+          <w:tcPr>
+            <w:tcW w:w="908" w:type="dxa"/>
+            <w:tcBorders>
+              <w:top w:val="none" w:sz="0" w:space="0" w:color="auto"/>
+              <w:bottom w:val="none" w:sz="0" w:space="0" w:color="auto"/>
+            </w:tcBorders>
+          </w:tcPr>
+          <w:p>
+            <w:pPr>
+              <w:pStyle w:val="Lauftext"/>
+              <w:cnfStyle w:val="000000100000" w:firstRow="0" w:lastRow="0" w:firstColumn="0" w:lastColumn="0" w:oddVBand="0" w:evenVBand="0" w:oddHBand="1" w:evenHBand="0" w:firstRowFirstColumn="0" w:firstRowLastColumn="0" w:lastRowFirstColumn="0" w:lastRowLastColumn="0"/>
+              <w:rPr>
+                <w:sz w:val="20"/>
+                <w:szCs w:val="20"/>
+              </w:rPr>
+            </w:pPr>
+            <w:r>
+              <w:rPr>
+                <w:sz w:val="20"/>
+                <w:szCs w:val="20"/>
+              </w:rPr>
+              <w:t>Hoch</w:t>
+            </w:r>
+          </w:p>
+        </w:tc>
+      </w:tr>
+      <w:tr>
+        <w:tc>
+          <w:tcPr>
+            <w:cnfStyle w:val="001000000000" w:firstRow="0" w:lastRow="0" w:firstColumn="1" w:lastColumn="0" w:oddVBand="0" w:evenVBand="0" w:oddHBand="0" w:evenHBand="0" w:firstRowFirstColumn="0" w:firstRowLastColumn="0" w:lastRowFirstColumn="0" w:lastRowLastColumn="0"/>
+            <w:tcW w:w="510" w:type="dxa"/>
+            <w:tcBorders>
+              <w:right w:val="none" w:sz="0" w:space="0" w:color="auto"/>
+            </w:tcBorders>
+          </w:tcPr>
+          <w:p>
+            <w:pPr>
+              <w:pStyle w:val="Lauftext"/>
+              <w:rPr>
+                <w:b w:val="0"/>
+                <w:bCs w:val="0"/>
+                <w:sz w:val="20"/>
+                <w:szCs w:val="20"/>
+              </w:rPr>
+            </w:pPr>
+            <w:r>
+              <w:rPr>
+                <w:b w:val="0"/>
+                <w:bCs w:val="0"/>
+                <w:sz w:val="20"/>
+                <w:szCs w:val="20"/>
+              </w:rPr>
+              <w:t>21</w:t>
+            </w:r>
+          </w:p>
+        </w:tc>
+        <w:tc>
+          <w:tcPr>
+            <w:tcW w:w="1651" w:type="dxa"/>
+          </w:tcPr>
+          <w:p>
+            <w:pPr>
+              <w:pStyle w:val="Lauftext"/>
+              <w:cnfStyle w:val="000000000000" w:firstRow="0" w:lastRow="0" w:firstColumn="0" w:lastColumn="0" w:oddVBand="0" w:evenVBand="0" w:oddHBand="0" w:evenHBand="0" w:firstRowFirstColumn="0" w:firstRowLastColumn="0" w:lastRowFirstColumn="0" w:lastRowLastColumn="0"/>
+              <w:rPr>
+                <w:sz w:val="20"/>
+                <w:szCs w:val="20"/>
+              </w:rPr>
+            </w:pPr>
+            <w:r>
+              <w:rPr>
+                <w:sz w:val="20"/>
+                <w:szCs w:val="20"/>
+              </w:rPr>
+              <w:t>Funktionale Anforderung</w:t>
+            </w:r>
+          </w:p>
+        </w:tc>
+        <w:tc>
+          <w:tcPr>
+            <w:tcW w:w="5879" w:type="dxa"/>
+          </w:tcPr>
+          <w:p>
+            <w:pPr>
+              <w:pStyle w:val="Lauftext"/>
+              <w:cnfStyle w:val="000000000000" w:firstRow="0" w:lastRow="0" w:firstColumn="0" w:lastColumn="0" w:oddVBand="0" w:evenVBand="0" w:oddHBand="0" w:evenHBand="0" w:firstRowFirstColumn="0" w:firstRowLastColumn="0" w:lastRowFirstColumn="0" w:lastRowLastColumn="0"/>
+              <w:rPr>
+                <w:sz w:val="20"/>
+                <w:szCs w:val="20"/>
+              </w:rPr>
+            </w:pPr>
+            <w:r>
+              <w:rPr>
+                <w:sz w:val="20"/>
+                <w:szCs w:val="20"/>
+              </w:rPr>
+              <w:t>Eine Kategorie kann gelöscht werden.</w:t>
+            </w:r>
+          </w:p>
+        </w:tc>
+        <w:tc>
+          <w:tcPr>
+            <w:tcW w:w="908" w:type="dxa"/>
+          </w:tcPr>
+          <w:p>
+            <w:pPr>
+              <w:pStyle w:val="Lauftext"/>
+              <w:cnfStyle w:val="000000000000" w:firstRow="0" w:lastRow="0" w:firstColumn="0" w:lastColumn="0" w:oddVBand="0" w:evenVBand="0" w:oddHBand="0" w:evenHBand="0" w:firstRowFirstColumn="0" w:firstRowLastColumn="0" w:lastRowFirstColumn="0" w:lastRowLastColumn="0"/>
+              <w:rPr>
+                <w:sz w:val="20"/>
+                <w:szCs w:val="20"/>
+              </w:rPr>
+            </w:pPr>
+            <w:r>
+              <w:rPr>
+                <w:sz w:val="20"/>
+                <w:szCs w:val="20"/>
+              </w:rPr>
+              <w:t>Hoch</w:t>
+            </w:r>
+          </w:p>
+        </w:tc>
+      </w:tr>
+      <w:tr>
+        <w:trPr>
+          <w:cnfStyle w:val="000000100000" w:firstRow="0" w:lastRow="0" w:firstColumn="0" w:lastColumn="0" w:oddVBand="0" w:evenVBand="0" w:oddHBand="1" w:evenHBand="0" w:firstRowFirstColumn="0" w:firstRowLastColumn="0" w:lastRowFirstColumn="0" w:lastRowLastColumn="0"/>
+        </w:trPr>
+        <w:tc>
+          <w:tcPr>
+            <w:cnfStyle w:val="001000000000" w:firstRow="0" w:lastRow="0" w:firstColumn="1" w:lastColumn="0" w:oddVBand="0" w:evenVBand="0" w:oddHBand="0" w:evenHBand="0" w:firstRowFirstColumn="0" w:firstRowLastColumn="0" w:lastRowFirstColumn="0" w:lastRowLastColumn="0"/>
+            <w:tcW w:w="510" w:type="dxa"/>
+            <w:tcBorders>
+              <w:top w:val="none" w:sz="0" w:space="0" w:color="auto"/>
+              <w:bottom w:val="none" w:sz="0" w:space="0" w:color="auto"/>
+              <w:right w:val="none" w:sz="0" w:space="0" w:color="auto"/>
+            </w:tcBorders>
+          </w:tcPr>
+          <w:p>
+            <w:pPr>
+              <w:pStyle w:val="Lauftext"/>
+              <w:rPr>
+                <w:b w:val="0"/>
+                <w:bCs w:val="0"/>
+                <w:sz w:val="20"/>
+                <w:szCs w:val="20"/>
+              </w:rPr>
+            </w:pPr>
+            <w:r>
+              <w:rPr>
+                <w:b w:val="0"/>
+                <w:bCs w:val="0"/>
+                <w:sz w:val="20"/>
+                <w:szCs w:val="20"/>
+              </w:rPr>
+              <w:t>22</w:t>
+            </w:r>
+          </w:p>
+        </w:tc>
+        <w:tc>
+          <w:tcPr>
+            <w:tcW w:w="1651" w:type="dxa"/>
+            <w:tcBorders>
+              <w:top w:val="none" w:sz="0" w:space="0" w:color="auto"/>
+              <w:bottom w:val="none" w:sz="0" w:space="0" w:color="auto"/>
+            </w:tcBorders>
+          </w:tcPr>
+          <w:p>
+            <w:pPr>
+              <w:pStyle w:val="Lauftext"/>
+              <w:cnfStyle w:val="000000100000" w:firstRow="0" w:lastRow="0" w:firstColumn="0" w:lastColumn="0" w:oddVBand="0" w:evenVBand="0" w:oddHBand="1" w:evenHBand="0" w:firstRowFirstColumn="0" w:firstRowLastColumn="0" w:lastRowFirstColumn="0" w:lastRowLastColumn="0"/>
+              <w:rPr>
+                <w:sz w:val="20"/>
+                <w:szCs w:val="20"/>
+              </w:rPr>
+            </w:pPr>
+            <w:r>
+              <w:rPr>
+                <w:sz w:val="20"/>
+                <w:szCs w:val="20"/>
+              </w:rPr>
+              <w:t>Funktionale Anforderung</w:t>
+            </w:r>
+          </w:p>
+        </w:tc>
+        <w:tc>
+          <w:tcPr>
+            <w:tcW w:w="5879" w:type="dxa"/>
+            <w:tcBorders>
+              <w:top w:val="none" w:sz="0" w:space="0" w:color="auto"/>
+              <w:bottom w:val="none" w:sz="0" w:space="0" w:color="auto"/>
+            </w:tcBorders>
+          </w:tcPr>
+          <w:p>
+            <w:pPr>
+              <w:pStyle w:val="Lauftext"/>
+              <w:cnfStyle w:val="000000100000" w:firstRow="0" w:lastRow="0" w:firstColumn="0" w:lastColumn="0" w:oddVBand="0" w:evenVBand="0" w:oddHBand="1" w:evenHBand="0" w:firstRowFirstColumn="0" w:firstRowLastColumn="0" w:lastRowFirstColumn="0" w:lastRowLastColumn="0"/>
+              <w:rPr>
+                <w:sz w:val="20"/>
+                <w:szCs w:val="20"/>
+              </w:rPr>
+            </w:pPr>
+            <w:r>
+              <w:rPr>
+                <w:sz w:val="20"/>
+                <w:szCs w:val="20"/>
+              </w:rPr>
+              <w:t>Beim Aktualisieren und Löschen einer Kategorie wird die Beziehung zu den zugeordneten Pflanzen berücksichtigt.</w:t>
+            </w:r>
+          </w:p>
+        </w:tc>
+        <w:tc>
+          <w:tcPr>
+            <w:tcW w:w="908" w:type="dxa"/>
+            <w:tcBorders>
+              <w:top w:val="none" w:sz="0" w:space="0" w:color="auto"/>
+              <w:bottom w:val="none" w:sz="0" w:space="0" w:color="auto"/>
+            </w:tcBorders>
+          </w:tcPr>
+          <w:p>
+            <w:pPr>
+              <w:pStyle w:val="Lauftext"/>
+              <w:cnfStyle w:val="000000100000" w:firstRow="0" w:lastRow="0" w:firstColumn="0" w:lastColumn="0" w:oddVBand="0" w:evenVBand="0" w:oddHBand="1" w:evenHBand="0" w:firstRowFirstColumn="0" w:firstRowLastColumn="0" w:lastRowFirstColumn="0" w:lastRowLastColumn="0"/>
+              <w:rPr>
+                <w:sz w:val="20"/>
+                <w:szCs w:val="20"/>
+              </w:rPr>
+            </w:pPr>
+            <w:r>
+              <w:rPr>
+                <w:sz w:val="20"/>
+                <w:szCs w:val="20"/>
+              </w:rPr>
+              <w:t>Hoch</w:t>
+            </w:r>
+          </w:p>
+        </w:tc>
+      </w:tr>
+      <w:tr>
+        <w:tc>
+          <w:tcPr>
+            <w:cnfStyle w:val="001000000000" w:firstRow="0" w:lastRow="0" w:firstColumn="1" w:lastColumn="0" w:oddVBand="0" w:evenVBand="0" w:oddHBand="0" w:evenHBand="0" w:firstRowFirstColumn="0" w:firstRowLastColumn="0" w:lastRowFirstColumn="0" w:lastRowLastColumn="0"/>
+            <w:tcW w:w="8948" w:type="dxa"/>
+            <w:gridSpan w:val="4"/>
+            <w:tcBorders>
+              <w:right w:val="none" w:sz="0" w:space="0" w:color="auto"/>
+            </w:tcBorders>
+          </w:tcPr>
+          <w:p>
+            <w:pPr>
+              <w:pStyle w:val="Lauftext"/>
+              <w:jc w:val="center"/>
+              <w:rPr>
+                <w:b w:val="0"/>
+                <w:bCs w:val="0"/>
+                <w:sz w:val="20"/>
+                <w:szCs w:val="20"/>
+              </w:rPr>
+            </w:pPr>
+            <w:r>
+              <w:rPr>
+                <w:sz w:val="20"/>
+                <w:szCs w:val="20"/>
+              </w:rPr>
+              <w:t>Giessangaben</w:t>
+            </w:r>
+          </w:p>
+        </w:tc>
+      </w:tr>
+      <w:tr>
+        <w:trPr>
+          <w:cnfStyle w:val="000000100000" w:firstRow="0" w:lastRow="0" w:firstColumn="0" w:lastColumn="0" w:oddVBand="0" w:evenVBand="0" w:oddHBand="1" w:evenHBand="0" w:firstRowFirstColumn="0" w:firstRowLastColumn="0" w:lastRowFirstColumn="0" w:lastRowLastColumn="0"/>
+        </w:trPr>
+        <w:tc>
+          <w:tcPr>
+            <w:cnfStyle w:val="001000000000" w:firstRow="0" w:lastRow="0" w:firstColumn="1" w:lastColumn="0" w:oddVBand="0" w:evenVBand="0" w:oddHBand="0" w:evenHBand="0" w:firstRowFirstColumn="0" w:firstRowLastColumn="0" w:lastRowFirstColumn="0" w:lastRowLastColumn="0"/>
+            <w:tcW w:w="510" w:type="dxa"/>
+            <w:tcBorders>
+              <w:top w:val="none" w:sz="0" w:space="0" w:color="auto"/>
+              <w:bottom w:val="none" w:sz="0" w:space="0" w:color="auto"/>
+              <w:right w:val="none" w:sz="0" w:space="0" w:color="auto"/>
+            </w:tcBorders>
+          </w:tcPr>
+          <w:p>
+            <w:pPr>
+              <w:pStyle w:val="Lauftext"/>
+              <w:rPr>
+                <w:b w:val="0"/>
+                <w:bCs w:val="0"/>
+                <w:sz w:val="20"/>
+                <w:szCs w:val="20"/>
+              </w:rPr>
+            </w:pPr>
+            <w:r>
+              <w:rPr>
+                <w:b w:val="0"/>
+                <w:bCs w:val="0"/>
+                <w:sz w:val="20"/>
+                <w:szCs w:val="20"/>
+              </w:rPr>
+              <w:t>23</w:t>
+            </w:r>
+          </w:p>
+        </w:tc>
+        <w:tc>
+          <w:tcPr>
+            <w:tcW w:w="1651" w:type="dxa"/>
+            <w:tcBorders>
+              <w:top w:val="none" w:sz="0" w:space="0" w:color="auto"/>
+              <w:bottom w:val="none" w:sz="0" w:space="0" w:color="auto"/>
+            </w:tcBorders>
+          </w:tcPr>
+          <w:p>
+            <w:pPr>
+              <w:pStyle w:val="Lauftext"/>
+              <w:cnfStyle w:val="000000100000" w:firstRow="0" w:lastRow="0" w:firstColumn="0" w:lastColumn="0" w:oddVBand="0" w:evenVBand="0" w:oddHBand="1" w:evenHBand="0" w:firstRowFirstColumn="0" w:firstRowLastColumn="0" w:lastRowFirstColumn="0" w:lastRowLastColumn="0"/>
+              <w:rPr>
+                <w:sz w:val="20"/>
+                <w:szCs w:val="20"/>
+              </w:rPr>
+            </w:pPr>
+            <w:r>
+              <w:rPr>
+                <w:sz w:val="20"/>
+                <w:szCs w:val="20"/>
+              </w:rPr>
+              <w:t>Funktionale Anforderung</w:t>
+            </w:r>
+          </w:p>
+        </w:tc>
+        <w:tc>
+          <w:tcPr>
+            <w:tcW w:w="5879" w:type="dxa"/>
+            <w:tcBorders>
+              <w:top w:val="none" w:sz="0" w:space="0" w:color="auto"/>
+              <w:bottom w:val="none" w:sz="0" w:space="0" w:color="auto"/>
+            </w:tcBorders>
+          </w:tcPr>
+          <w:p>
+            <w:pPr>
+              <w:pStyle w:val="Lauftext"/>
+              <w:cnfStyle w:val="000000100000" w:firstRow="0" w:lastRow="0" w:firstColumn="0" w:lastColumn="0" w:oddVBand="0" w:evenVBand="0" w:oddHBand="1" w:evenHBand="0" w:firstRowFirstColumn="0" w:firstRowLastColumn="0" w:lastRowFirstColumn="0" w:lastRowLastColumn="0"/>
+              <w:rPr>
+                <w:sz w:val="20"/>
+                <w:szCs w:val="20"/>
+              </w:rPr>
+            </w:pPr>
+            <w:r>
+              <w:rPr>
+                <w:sz w:val="20"/>
+                <w:szCs w:val="20"/>
+              </w:rPr>
+              <w:t>Ein Giesseintrag kann erfasst werden, sofern er gültig und noch nicht vorhanden ist.</w:t>
+            </w:r>
+          </w:p>
+        </w:tc>
+        <w:tc>
+          <w:tcPr>
+            <w:tcW w:w="908" w:type="dxa"/>
+            <w:tcBorders>
+              <w:top w:val="none" w:sz="0" w:space="0" w:color="auto"/>
+              <w:bottom w:val="none" w:sz="0" w:space="0" w:color="auto"/>
+            </w:tcBorders>
+          </w:tcPr>
+          <w:p>
+            <w:pPr>
+              <w:pStyle w:val="Lauftext"/>
+              <w:cnfStyle w:val="000000100000" w:firstRow="0" w:lastRow="0" w:firstColumn="0" w:lastColumn="0" w:oddVBand="0" w:evenVBand="0" w:oddHBand="1" w:evenHBand="0" w:firstRowFirstColumn="0" w:firstRowLastColumn="0" w:lastRowFirstColumn="0" w:lastRowLastColumn="0"/>
+              <w:rPr>
+                <w:sz w:val="20"/>
+                <w:szCs w:val="20"/>
+              </w:rPr>
+            </w:pPr>
+            <w:r>
+              <w:rPr>
+                <w:sz w:val="20"/>
+                <w:szCs w:val="20"/>
+              </w:rPr>
+              <w:t>Hoch</w:t>
+            </w:r>
+          </w:p>
+        </w:tc>
+      </w:tr>
+      <w:tr>
+        <w:tc>
+          <w:tcPr>
+            <w:cnfStyle w:val="001000000000" w:firstRow="0" w:lastRow="0" w:firstColumn="1" w:lastColumn="0" w:oddVBand="0" w:evenVBand="0" w:oddHBand="0" w:evenHBand="0" w:firstRowFirstColumn="0" w:firstRowLastColumn="0" w:lastRowFirstColumn="0" w:lastRowLastColumn="0"/>
+            <w:tcW w:w="510" w:type="dxa"/>
+            <w:tcBorders>
+              <w:right w:val="none" w:sz="0" w:space="0" w:color="auto"/>
+            </w:tcBorders>
+          </w:tcPr>
+          <w:p>
+            <w:pPr>
+              <w:pStyle w:val="Lauftext"/>
+              <w:rPr>
+                <w:b w:val="0"/>
+                <w:bCs w:val="0"/>
+                <w:sz w:val="20"/>
+                <w:szCs w:val="20"/>
+              </w:rPr>
+            </w:pPr>
+            <w:r>
+              <w:rPr>
+                <w:b w:val="0"/>
+                <w:bCs w:val="0"/>
+                <w:sz w:val="20"/>
+                <w:szCs w:val="20"/>
+              </w:rPr>
+              <w:t>24</w:t>
+            </w:r>
+          </w:p>
+        </w:tc>
+        <w:tc>
+          <w:tcPr>
+            <w:tcW w:w="1651" w:type="dxa"/>
+          </w:tcPr>
+          <w:p>
+            <w:pPr>
+              <w:pStyle w:val="Lauftext"/>
+              <w:cnfStyle w:val="000000000000" w:firstRow="0" w:lastRow="0" w:firstColumn="0" w:lastColumn="0" w:oddVBand="0" w:evenVBand="0" w:oddHBand="0" w:evenHBand="0" w:firstRowFirstColumn="0" w:firstRowLastColumn="0" w:lastRowFirstColumn="0" w:lastRowLastColumn="0"/>
+              <w:rPr>
+                <w:sz w:val="20"/>
+                <w:szCs w:val="20"/>
+              </w:rPr>
+            </w:pPr>
+            <w:r>
+              <w:rPr>
+                <w:sz w:val="20"/>
+                <w:szCs w:val="20"/>
+              </w:rPr>
+              <w:t>Funktionale Anforderung</w:t>
+            </w:r>
+          </w:p>
+        </w:tc>
+        <w:tc>
+          <w:tcPr>
+            <w:tcW w:w="5879" w:type="dxa"/>
+          </w:tcPr>
+          <w:p>
+            <w:pPr>
+              <w:pStyle w:val="Lauftext"/>
+              <w:cnfStyle w:val="000000000000" w:firstRow="0" w:lastRow="0" w:firstColumn="0" w:lastColumn="0" w:oddVBand="0" w:evenVBand="0" w:oddHBand="0" w:evenHBand="0" w:firstRowFirstColumn="0" w:firstRowLastColumn="0" w:lastRowFirstColumn="0" w:lastRowLastColumn="0"/>
+              <w:rPr>
+                <w:sz w:val="20"/>
+                <w:szCs w:val="20"/>
+              </w:rPr>
+            </w:pPr>
+            <w:r>
+              <w:rPr>
+                <w:sz w:val="20"/>
+                <w:szCs w:val="20"/>
+              </w:rPr>
+              <w:t>Ein Giesseintrag kann aktualisiert werden, sofern die Angaben gültig sind und kein gleichnamiger Eintrag vorhanden ist.</w:t>
+            </w:r>
+          </w:p>
+        </w:tc>
+        <w:tc>
+          <w:tcPr>
+            <w:tcW w:w="908" w:type="dxa"/>
+          </w:tcPr>
+          <w:p>
+            <w:pPr>
+              <w:pStyle w:val="Lauftext"/>
+              <w:cnfStyle w:val="000000000000" w:firstRow="0" w:lastRow="0" w:firstColumn="0" w:lastColumn="0" w:oddVBand="0" w:evenVBand="0" w:oddHBand="0" w:evenHBand="0" w:firstRowFirstColumn="0" w:firstRowLastColumn="0" w:lastRowFirstColumn="0" w:lastRowLastColumn="0"/>
+              <w:rPr>
+                <w:sz w:val="20"/>
+                <w:szCs w:val="20"/>
+              </w:rPr>
+            </w:pPr>
+            <w:r>
+              <w:rPr>
+                <w:sz w:val="20"/>
+                <w:szCs w:val="20"/>
+              </w:rPr>
+              <w:t>Hoch</w:t>
+            </w:r>
+          </w:p>
+        </w:tc>
+      </w:tr>
+      <w:tr>
+        <w:trPr>
+          <w:cnfStyle w:val="000000100000" w:firstRow="0" w:lastRow="0" w:firstColumn="0" w:lastColumn="0" w:oddVBand="0" w:evenVBand="0" w:oddHBand="1" w:evenHBand="0" w:firstRowFirstColumn="0" w:firstRowLastColumn="0" w:lastRowFirstColumn="0" w:lastRowLastColumn="0"/>
+        </w:trPr>
+        <w:tc>
+          <w:tcPr>
+            <w:cnfStyle w:val="001000000000" w:firstRow="0" w:lastRow="0" w:firstColumn="1" w:lastColumn="0" w:oddVBand="0" w:evenVBand="0" w:oddHBand="0" w:evenHBand="0" w:firstRowFirstColumn="0" w:firstRowLastColumn="0" w:lastRowFirstColumn="0" w:lastRowLastColumn="0"/>
+            <w:tcW w:w="510" w:type="dxa"/>
+            <w:tcBorders>
+              <w:top w:val="none" w:sz="0" w:space="0" w:color="auto"/>
+              <w:bottom w:val="none" w:sz="0" w:space="0" w:color="auto"/>
+              <w:right w:val="none" w:sz="0" w:space="0" w:color="auto"/>
+            </w:tcBorders>
+          </w:tcPr>
+          <w:p>
+            <w:pPr>
+              <w:pStyle w:val="Lauftext"/>
+              <w:rPr>
+                <w:b w:val="0"/>
+                <w:bCs w:val="0"/>
+                <w:sz w:val="20"/>
+                <w:szCs w:val="20"/>
+              </w:rPr>
+            </w:pPr>
+            <w:r>
+              <w:rPr>
+                <w:b w:val="0"/>
+                <w:bCs w:val="0"/>
+                <w:sz w:val="20"/>
+                <w:szCs w:val="20"/>
+              </w:rPr>
+              <w:t>25</w:t>
+            </w:r>
+          </w:p>
+        </w:tc>
+        <w:tc>
+          <w:tcPr>
+            <w:tcW w:w="1651" w:type="dxa"/>
+            <w:tcBorders>
+              <w:top w:val="none" w:sz="0" w:space="0" w:color="auto"/>
+              <w:bottom w:val="none" w:sz="0" w:space="0" w:color="auto"/>
+            </w:tcBorders>
+          </w:tcPr>
+          <w:p>
+            <w:pPr>
+              <w:pStyle w:val="Lauftext"/>
+              <w:cnfStyle w:val="000000100000" w:firstRow="0" w:lastRow="0" w:firstColumn="0" w:lastColumn="0" w:oddVBand="0" w:evenVBand="0" w:oddHBand="1" w:evenHBand="0" w:firstRowFirstColumn="0" w:firstRowLastColumn="0" w:lastRowFirstColumn="0" w:lastRowLastColumn="0"/>
+              <w:rPr>
+                <w:sz w:val="20"/>
+                <w:szCs w:val="20"/>
+              </w:rPr>
+            </w:pPr>
+            <w:r>
+              <w:rPr>
+                <w:sz w:val="20"/>
+                <w:szCs w:val="20"/>
+              </w:rPr>
+              <w:t>Funktionale Anforderung</w:t>
+            </w:r>
+          </w:p>
+        </w:tc>
+        <w:tc>
+          <w:tcPr>
+            <w:tcW w:w="5879" w:type="dxa"/>
+            <w:tcBorders>
+              <w:top w:val="none" w:sz="0" w:space="0" w:color="auto"/>
+              <w:bottom w:val="none" w:sz="0" w:space="0" w:color="auto"/>
+            </w:tcBorders>
+          </w:tcPr>
+          <w:p>
+            <w:pPr>
+              <w:pStyle w:val="Lauftext"/>
+              <w:cnfStyle w:val="000000100000" w:firstRow="0" w:lastRow="0" w:firstColumn="0" w:lastColumn="0" w:oddVBand="0" w:evenVBand="0" w:oddHBand="1" w:evenHBand="0" w:firstRowFirstColumn="0" w:firstRowLastColumn="0" w:lastRowFirstColumn="0" w:lastRowLastColumn="0"/>
+              <w:rPr>
+                <w:sz w:val="20"/>
+                <w:szCs w:val="20"/>
+              </w:rPr>
+            </w:pPr>
+            <w:r>
+              <w:rPr>
+                <w:sz w:val="20"/>
+                <w:szCs w:val="20"/>
+              </w:rPr>
+              <w:t>Ein Giesseintrag kann gelöscht werden.</w:t>
+            </w:r>
+          </w:p>
+        </w:tc>
+        <w:tc>
+          <w:tcPr>
+            <w:tcW w:w="908" w:type="dxa"/>
+            <w:tcBorders>
+              <w:top w:val="none" w:sz="0" w:space="0" w:color="auto"/>
+              <w:bottom w:val="none" w:sz="0" w:space="0" w:color="auto"/>
+            </w:tcBorders>
+          </w:tcPr>
+          <w:p>
+            <w:pPr>
+              <w:pStyle w:val="Lauftext"/>
+              <w:cnfStyle w:val="000000100000" w:firstRow="0" w:lastRow="0" w:firstColumn="0" w:lastColumn="0" w:oddVBand="0" w:evenVBand="0" w:oddHBand="1" w:evenHBand="0" w:firstRowFirstColumn="0" w:firstRowLastColumn="0" w:lastRowFirstColumn="0" w:lastRowLastColumn="0"/>
+              <w:rPr>
+                <w:sz w:val="20"/>
+                <w:szCs w:val="20"/>
+              </w:rPr>
+            </w:pPr>
+            <w:r>
+              <w:rPr>
+                <w:sz w:val="20"/>
+                <w:szCs w:val="20"/>
+              </w:rPr>
+              <w:t>Hoch</w:t>
+            </w:r>
+          </w:p>
+        </w:tc>
+      </w:tr>
+      <w:tr>
+        <w:tc>
+          <w:tcPr>
+            <w:cnfStyle w:val="001000000000" w:firstRow="0" w:lastRow="0" w:firstColumn="1" w:lastColumn="0" w:oddVBand="0" w:evenVBand="0" w:oddHBand="0" w:evenHBand="0" w:firstRowFirstColumn="0" w:firstRowLastColumn="0" w:lastRowFirstColumn="0" w:lastRowLastColumn="0"/>
+            <w:tcW w:w="510" w:type="dxa"/>
+            <w:tcBorders>
+              <w:right w:val="none" w:sz="0" w:space="0" w:color="auto"/>
+            </w:tcBorders>
+          </w:tcPr>
+          <w:p>
+            <w:pPr>
+              <w:pStyle w:val="Lauftext"/>
+              <w:rPr>
+                <w:b w:val="0"/>
+                <w:bCs w:val="0"/>
+                <w:sz w:val="20"/>
+                <w:szCs w:val="20"/>
+              </w:rPr>
+            </w:pPr>
+            <w:r>
+              <w:rPr>
+                <w:b w:val="0"/>
+                <w:bCs w:val="0"/>
+                <w:sz w:val="20"/>
+                <w:szCs w:val="20"/>
+              </w:rPr>
+              <w:t>26</w:t>
+            </w:r>
+          </w:p>
+        </w:tc>
+        <w:tc>
+          <w:tcPr>
+            <w:tcW w:w="1651" w:type="dxa"/>
+          </w:tcPr>
+          <w:p>
+            <w:pPr>
+              <w:pStyle w:val="Lauftext"/>
+              <w:cnfStyle w:val="000000000000" w:firstRow="0" w:lastRow="0" w:firstColumn="0" w:lastColumn="0" w:oddVBand="0" w:evenVBand="0" w:oddHBand="0" w:evenHBand="0" w:firstRowFirstColumn="0" w:firstRowLastColumn="0" w:lastRowFirstColumn="0" w:lastRowLastColumn="0"/>
+              <w:rPr>
+                <w:sz w:val="20"/>
+                <w:szCs w:val="20"/>
+              </w:rPr>
+            </w:pPr>
+            <w:r>
+              <w:rPr>
+                <w:sz w:val="20"/>
+                <w:szCs w:val="20"/>
+              </w:rPr>
+              <w:t>Funktionale Anforderung</w:t>
+            </w:r>
+          </w:p>
+        </w:tc>
+        <w:tc>
+          <w:tcPr>
+            <w:tcW w:w="5879" w:type="dxa"/>
+          </w:tcPr>
+          <w:p>
+            <w:pPr>
+              <w:pStyle w:val="Lauftext"/>
+              <w:cnfStyle w:val="000000000000" w:firstRow="0" w:lastRow="0" w:firstColumn="0" w:lastColumn="0" w:oddVBand="0" w:evenVBand="0" w:oddHBand="0" w:evenHBand="0" w:firstRowFirstColumn="0" w:firstRowLastColumn="0" w:lastRowFirstColumn="0" w:lastRowLastColumn="0"/>
+              <w:rPr>
+                <w:sz w:val="20"/>
+                <w:szCs w:val="20"/>
+              </w:rPr>
+            </w:pPr>
+            <w:r>
+              <w:rPr>
+                <w:sz w:val="20"/>
+                <w:szCs w:val="20"/>
+              </w:rPr>
+              <w:t>Beim Aktualisieren und Löschen eines Giesseintrags wird die Beziehung zu den zugeordneten Pflanzen berücksichtigt.</w:t>
+            </w:r>
+          </w:p>
+        </w:tc>
+        <w:tc>
+          <w:tcPr>
+            <w:tcW w:w="908" w:type="dxa"/>
+          </w:tcPr>
+          <w:p>
+            <w:pPr>
+              <w:pStyle w:val="Lauftext"/>
+              <w:cnfStyle w:val="000000000000" w:firstRow="0" w:lastRow="0" w:firstColumn="0" w:lastColumn="0" w:oddVBand="0" w:evenVBand="0" w:oddHBand="0" w:evenHBand="0" w:firstRowFirstColumn="0" w:firstRowLastColumn="0" w:lastRowFirstColumn="0" w:lastRowLastColumn="0"/>
+              <w:rPr>
+                <w:sz w:val="20"/>
+                <w:szCs w:val="20"/>
+              </w:rPr>
+            </w:pPr>
+            <w:r>
+              <w:rPr>
+                <w:sz w:val="20"/>
+                <w:szCs w:val="20"/>
+              </w:rPr>
+              <w:t>Hoch</w:t>
+            </w:r>
+          </w:p>
+        </w:tc>
+      </w:tr>
+      <w:tr>
+        <w:trPr>
+          <w:cnfStyle w:val="000000100000" w:firstRow="0" w:lastRow="0" w:firstColumn="0" w:lastColumn="0" w:oddVBand="0" w:evenVBand="0" w:oddHBand="1" w:evenHBand="0" w:firstRowFirstColumn="0" w:firstRowLastColumn="0" w:lastRowFirstColumn="0" w:lastRowLastColumn="0"/>
+        </w:trPr>
+        <w:tc>
+          <w:tcPr>
+            <w:cnfStyle w:val="001000000000" w:firstRow="0" w:lastRow="0" w:firstColumn="1" w:lastColumn="0" w:oddVBand="0" w:evenVBand="0" w:oddHBand="0" w:evenHBand="0" w:firstRowFirstColumn="0" w:firstRowLastColumn="0" w:lastRowFirstColumn="0" w:lastRowLastColumn="0"/>
+            <w:tcW w:w="8948" w:type="dxa"/>
+            <w:gridSpan w:val="4"/>
+            <w:tcBorders>
+              <w:top w:val="none" w:sz="0" w:space="0" w:color="auto"/>
+              <w:bottom w:val="none" w:sz="0" w:space="0" w:color="auto"/>
+              <w:right w:val="none" w:sz="0" w:space="0" w:color="auto"/>
+            </w:tcBorders>
+          </w:tcPr>
+          <w:p>
+            <w:pPr>
+              <w:pStyle w:val="Lauftext"/>
+              <w:jc w:val="center"/>
+              <w:rPr>
+                <w:sz w:val="20"/>
+                <w:szCs w:val="20"/>
+              </w:rPr>
+            </w:pPr>
+            <w:r>
+              <w:rPr>
+                <w:sz w:val="20"/>
+                <w:szCs w:val="20"/>
+              </w:rPr>
+              <w:t>Validierung und Antworten</w:t>
+            </w:r>
+          </w:p>
+        </w:tc>
+      </w:tr>
+      <w:tr>
+        <w:tc>
+          <w:tcPr>
+            <w:cnfStyle w:val="001000000000" w:firstRow="0" w:lastRow="0" w:firstColumn="1" w:lastColumn="0" w:oddVBand="0" w:evenVBand="0" w:oddHBand="0" w:evenHBand="0" w:firstRowFirstColumn="0" w:firstRowLastColumn="0" w:lastRowFirstColumn="0" w:lastRowLastColumn="0"/>
+            <w:tcW w:w="510" w:type="dxa"/>
+            <w:tcBorders>
+              <w:right w:val="none" w:sz="0" w:space="0" w:color="auto"/>
+            </w:tcBorders>
+          </w:tcPr>
+          <w:p>
+            <w:pPr>
+              <w:pStyle w:val="Lauftext"/>
+              <w:rPr>
+                <w:b w:val="0"/>
+                <w:bCs w:val="0"/>
+                <w:sz w:val="20"/>
+                <w:szCs w:val="20"/>
+              </w:rPr>
+            </w:pPr>
+            <w:r>
+              <w:rPr>
+                <w:b w:val="0"/>
+                <w:bCs w:val="0"/>
+                <w:sz w:val="20"/>
+                <w:szCs w:val="20"/>
+              </w:rPr>
+              <w:t>27</w:t>
+            </w:r>
+          </w:p>
+        </w:tc>
+        <w:tc>
+          <w:tcPr>
+            <w:tcW w:w="1651" w:type="dxa"/>
+          </w:tcPr>
+          <w:p>
+            <w:pPr>
+              <w:pStyle w:val="Lauftext"/>
+              <w:cnfStyle w:val="000000000000" w:firstRow="0" w:lastRow="0" w:firstColumn="0" w:lastColumn="0" w:oddVBand="0" w:evenVBand="0" w:oddHBand="0" w:evenHBand="0" w:firstRowFirstColumn="0" w:firstRowLastColumn="0" w:lastRowFirstColumn="0" w:lastRowLastColumn="0"/>
+              <w:rPr>
+                <w:sz w:val="20"/>
+                <w:szCs w:val="20"/>
+              </w:rPr>
+            </w:pPr>
+            <w:r>
+              <w:rPr>
+                <w:sz w:val="20"/>
+                <w:szCs w:val="20"/>
+              </w:rPr>
+              <w:t>Funktionale Anforderung</w:t>
+            </w:r>
+          </w:p>
+        </w:tc>
+        <w:tc>
+          <w:tcPr>
+            <w:tcW w:w="5879" w:type="dxa"/>
+          </w:tcPr>
+          <w:p>
+            <w:pPr>
+              <w:pStyle w:val="Lauftext"/>
+              <w:cnfStyle w:val="000000000000" w:firstRow="0" w:lastRow="0" w:firstColumn="0" w:lastColumn="0" w:oddVBand="0" w:evenVBand="0" w:oddHBand="0" w:evenHBand="0" w:firstRowFirstColumn="0" w:firstRowLastColumn="0" w:lastRowFirstColumn="0" w:lastRowLastColumn="0"/>
+              <w:rPr>
+                <w:sz w:val="20"/>
+                <w:szCs w:val="20"/>
+              </w:rPr>
+            </w:pPr>
+            <w:r>
+              <w:rPr>
+                <w:sz w:val="20"/>
+                <w:szCs w:val="20"/>
+              </w:rPr>
+              <w:t>Bei ungültigen Anfragen wird eine JSON-Antwort zurückgegeben, die angibt, welche Inhalte gegen welche Validierungsrichtlinie verstossen.</w:t>
+            </w:r>
+          </w:p>
+        </w:tc>
+        <w:tc>
+          <w:tcPr>
+            <w:tcW w:w="908" w:type="dxa"/>
+          </w:tcPr>
+          <w:p>
+            <w:pPr>
+              <w:pStyle w:val="Lauftext"/>
+              <w:cnfStyle w:val="000000000000" w:firstRow="0" w:lastRow="0" w:firstColumn="0" w:lastColumn="0" w:oddVBand="0" w:evenVBand="0" w:oddHBand="0" w:evenHBand="0" w:firstRowFirstColumn="0" w:firstRowLastColumn="0" w:lastRowFirstColumn="0" w:lastRowLastColumn="0"/>
+              <w:rPr>
+                <w:sz w:val="20"/>
+                <w:szCs w:val="20"/>
+              </w:rPr>
+            </w:pPr>
+            <w:r>
+              <w:rPr>
+                <w:sz w:val="20"/>
+                <w:szCs w:val="20"/>
+              </w:rPr>
+              <w:t>Hoch</w:t>
+            </w:r>
+          </w:p>
+        </w:tc>
+      </w:tr>
+      <w:tr>
+        <w:trPr>
+          <w:cnfStyle w:val="000000100000" w:firstRow="0" w:lastRow="0" w:firstColumn="0" w:lastColumn="0" w:oddVBand="0" w:evenVBand="0" w:oddHBand="1" w:evenHBand="0" w:firstRowFirstColumn="0" w:firstRowLastColumn="0" w:lastRowFirstColumn="0" w:lastRowLastColumn="0"/>
+        </w:trPr>
+        <w:tc>
+          <w:tcPr>
+            <w:cnfStyle w:val="001000000000" w:firstRow="0" w:lastRow="0" w:firstColumn="1" w:lastColumn="0" w:oddVBand="0" w:evenVBand="0" w:oddHBand="0" w:evenHBand="0" w:firstRowFirstColumn="0" w:firstRowLastColumn="0" w:lastRowFirstColumn="0" w:lastRowLastColumn="0"/>
+            <w:tcW w:w="510" w:type="dxa"/>
+            <w:tcBorders>
+              <w:top w:val="none" w:sz="0" w:space="0" w:color="auto"/>
+              <w:bottom w:val="none" w:sz="0" w:space="0" w:color="auto"/>
+              <w:right w:val="none" w:sz="0" w:space="0" w:color="auto"/>
+            </w:tcBorders>
+          </w:tcPr>
+          <w:p>
+            <w:pPr>
+              <w:pStyle w:val="Lauftext"/>
+              <w:rPr>
+                <w:b w:val="0"/>
+                <w:bCs w:val="0"/>
+                <w:sz w:val="20"/>
+                <w:szCs w:val="20"/>
+              </w:rPr>
+            </w:pPr>
+            <w:r>
+              <w:rPr>
+                <w:b w:val="0"/>
+                <w:bCs w:val="0"/>
+                <w:sz w:val="20"/>
+                <w:szCs w:val="20"/>
+              </w:rPr>
+              <w:t>28</w:t>
+            </w:r>
+          </w:p>
+        </w:tc>
+        <w:tc>
+          <w:tcPr>
+            <w:tcW w:w="1651" w:type="dxa"/>
+            <w:tcBorders>
+              <w:top w:val="none" w:sz="0" w:space="0" w:color="auto"/>
+              <w:bottom w:val="none" w:sz="0" w:space="0" w:color="auto"/>
+            </w:tcBorders>
+          </w:tcPr>
+          <w:p>
+            <w:pPr>
+              <w:pStyle w:val="Lauftext"/>
+              <w:cnfStyle w:val="000000100000" w:firstRow="0" w:lastRow="0" w:firstColumn="0" w:lastColumn="0" w:oddVBand="0" w:evenVBand="0" w:oddHBand="1" w:evenHBand="0" w:firstRowFirstColumn="0" w:firstRowLastColumn="0" w:lastRowFirstColumn="0" w:lastRowLastColumn="0"/>
+              <w:rPr>
+                <w:sz w:val="20"/>
+                <w:szCs w:val="20"/>
+              </w:rPr>
+            </w:pPr>
+            <w:r>
+              <w:rPr>
+                <w:sz w:val="20"/>
+                <w:szCs w:val="20"/>
+              </w:rPr>
+              <w:t>Funktionale Anforderung</w:t>
+            </w:r>
+          </w:p>
+        </w:tc>
+        <w:tc>
+          <w:tcPr>
+            <w:tcW w:w="5879" w:type="dxa"/>
+            <w:tcBorders>
+              <w:top w:val="none" w:sz="0" w:space="0" w:color="auto"/>
+              <w:bottom w:val="none" w:sz="0" w:space="0" w:color="auto"/>
+            </w:tcBorders>
+          </w:tcPr>
+          <w:p>
+            <w:pPr>
+              <w:pStyle w:val="Lauftext"/>
+              <w:cnfStyle w:val="000000100000" w:firstRow="0" w:lastRow="0" w:firstColumn="0" w:lastColumn="0" w:oddVBand="0" w:evenVBand="0" w:oddHBand="1" w:evenHBand="0" w:firstRowFirstColumn="0" w:firstRowLastColumn="0" w:lastRowFirstColumn="0" w:lastRowLastColumn="0"/>
+              <w:rPr>
+                <w:sz w:val="20"/>
+                <w:szCs w:val="20"/>
+              </w:rPr>
+            </w:pPr>
+            <w:r>
+              <w:rPr>
+                <w:sz w:val="20"/>
+                <w:szCs w:val="20"/>
+              </w:rPr>
+              <w:t>Die Antworten der API werden aufbereitet und zurückgesendet.</w:t>
+            </w:r>
+          </w:p>
+        </w:tc>
+        <w:tc>
+          <w:tcPr>
+            <w:tcW w:w="908" w:type="dxa"/>
+            <w:tcBorders>
+              <w:top w:val="none" w:sz="0" w:space="0" w:color="auto"/>
+              <w:bottom w:val="none" w:sz="0" w:space="0" w:color="auto"/>
+            </w:tcBorders>
+          </w:tcPr>
+          <w:p>
+            <w:pPr>
+              <w:pStyle w:val="Lauftext"/>
+              <w:cnfStyle w:val="000000100000" w:firstRow="0" w:lastRow="0" w:firstColumn="0" w:lastColumn="0" w:oddVBand="0" w:evenVBand="0" w:oddHBand="1" w:evenHBand="0" w:firstRowFirstColumn="0" w:firstRowLastColumn="0" w:lastRowFirstColumn="0" w:lastRowLastColumn="0"/>
+              <w:rPr>
+                <w:sz w:val="20"/>
+                <w:szCs w:val="20"/>
+              </w:rPr>
+            </w:pPr>
+            <w:r>
+              <w:rPr>
+                <w:sz w:val="20"/>
+                <w:szCs w:val="20"/>
+              </w:rPr>
+              <w:t>Mittel</w:t>
+            </w:r>
+          </w:p>
+        </w:tc>
+      </w:tr>
+      <w:tr>
+        <w:tc>
+          <w:tcPr>
+            <w:cnfStyle w:val="001000000000" w:firstRow="0" w:lastRow="0" w:firstColumn="1" w:lastColumn="0" w:oddVBand="0" w:evenVBand="0" w:oddHBand="0" w:evenHBand="0" w:firstRowFirstColumn="0" w:firstRowLastColumn="0" w:lastRowFirstColumn="0" w:lastRowLastColumn="0"/>
+            <w:tcW w:w="8948" w:type="dxa"/>
+            <w:gridSpan w:val="4"/>
+            <w:tcBorders>
+              <w:right w:val="none" w:sz="0" w:space="0" w:color="auto"/>
+            </w:tcBorders>
+          </w:tcPr>
+          <w:p>
+            <w:pPr>
+              <w:pStyle w:val="Lauftext"/>
+              <w:jc w:val="center"/>
+              <w:rPr>
+                <w:sz w:val="20"/>
+                <w:szCs w:val="20"/>
+              </w:rPr>
+            </w:pPr>
+            <w:r>
+              <w:rPr>
+                <w:sz w:val="20"/>
+                <w:szCs w:val="20"/>
+              </w:rPr>
+              <w:t>Dokumentation und Tests</w:t>
+            </w:r>
+          </w:p>
+        </w:tc>
+      </w:tr>
+      <w:tr>
+        <w:trPr>
+          <w:cnfStyle w:val="000000100000" w:firstRow="0" w:lastRow="0" w:firstColumn="0" w:lastColumn="0" w:oddVBand="0" w:evenVBand="0" w:oddHBand="1" w:evenHBand="0" w:firstRowFirstColumn="0" w:firstRowLastColumn="0" w:lastRowFirstColumn="0" w:lastRowLastColumn="0"/>
+        </w:trPr>
+        <w:tc>
+          <w:tcPr>
+            <w:cnfStyle w:val="001000000000" w:firstRow="0" w:lastRow="0" w:firstColumn="1" w:lastColumn="0" w:oddVBand="0" w:evenVBand="0" w:oddHBand="0" w:evenHBand="0" w:firstRowFirstColumn="0" w:firstRowLastColumn="0" w:lastRowFirstColumn="0" w:lastRowLastColumn="0"/>
+            <w:tcW w:w="510" w:type="dxa"/>
+            <w:tcBorders>
+              <w:top w:val="none" w:sz="0" w:space="0" w:color="auto"/>
+              <w:bottom w:val="none" w:sz="0" w:space="0" w:color="auto"/>
+              <w:right w:val="none" w:sz="0" w:space="0" w:color="auto"/>
+            </w:tcBorders>
+          </w:tcPr>
+          <w:p>
+            <w:pPr>
+              <w:pStyle w:val="Lauftext"/>
+              <w:rPr>
+                <w:b w:val="0"/>
+                <w:bCs w:val="0"/>
+                <w:sz w:val="20"/>
+                <w:szCs w:val="20"/>
+              </w:rPr>
+            </w:pPr>
+            <w:r>
+              <w:rPr>
+                <w:b w:val="0"/>
+                <w:bCs w:val="0"/>
+                <w:sz w:val="20"/>
+                <w:szCs w:val="20"/>
+              </w:rPr>
+              <w:t>29</w:t>
+            </w:r>
+          </w:p>
+        </w:tc>
+        <w:tc>
+          <w:tcPr>
+            <w:tcW w:w="1651" w:type="dxa"/>
+            <w:tcBorders>
+              <w:top w:val="none" w:sz="0" w:space="0" w:color="auto"/>
+              <w:bottom w:val="none" w:sz="0" w:space="0" w:color="auto"/>
+            </w:tcBorders>
+          </w:tcPr>
+          <w:p>
+            <w:pPr>
+              <w:pStyle w:val="Lauftext"/>
+              <w:cnfStyle w:val="000000100000" w:firstRow="0" w:lastRow="0" w:firstColumn="0" w:lastColumn="0" w:oddVBand="0" w:evenVBand="0" w:oddHBand="1" w:evenHBand="0" w:firstRowFirstColumn="0" w:firstRowLastColumn="0" w:lastRowFirstColumn="0" w:lastRowLastColumn="0"/>
+              <w:rPr>
+                <w:sz w:val="20"/>
+                <w:szCs w:val="20"/>
+              </w:rPr>
+            </w:pPr>
+            <w:r>
+              <w:rPr>
+                <w:sz w:val="20"/>
+                <w:szCs w:val="20"/>
+              </w:rPr>
+              <w:t>Nicht funktionale Anforderung</w:t>
+            </w:r>
+          </w:p>
+        </w:tc>
+        <w:tc>
+          <w:tcPr>
+            <w:tcW w:w="5879" w:type="dxa"/>
+            <w:tcBorders>
+              <w:top w:val="none" w:sz="0" w:space="0" w:color="auto"/>
+              <w:bottom w:val="none" w:sz="0" w:space="0" w:color="auto"/>
+            </w:tcBorders>
+          </w:tcPr>
+          <w:p>
+            <w:pPr>
+              <w:pStyle w:val="Lauftext"/>
+              <w:cnfStyle w:val="000000100000" w:firstRow="0" w:lastRow="0" w:firstColumn="0" w:lastColumn="0" w:oddVBand="0" w:evenVBand="0" w:oddHBand="1" w:evenHBand="0" w:firstRowFirstColumn="0" w:firstRowLastColumn="0" w:lastRowFirstColumn="0" w:lastRowLastColumn="0"/>
+              <w:rPr>
+                <w:sz w:val="20"/>
+                <w:szCs w:val="20"/>
+              </w:rPr>
+            </w:pPr>
+            <w:r>
+              <w:rPr>
+                <w:sz w:val="20"/>
+                <w:szCs w:val="20"/>
+              </w:rPr>
+              <w:t>Die API-Routen werden für zukünftige Frontend-Entwickler dokumentiert, beispielsweise mit Swagger.</w:t>
+            </w:r>
+          </w:p>
+        </w:tc>
+        <w:tc>
+          <w:tcPr>
+            <w:tcW w:w="908" w:type="dxa"/>
+            <w:tcBorders>
+              <w:top w:val="none" w:sz="0" w:space="0" w:color="auto"/>
+              <w:bottom w:val="none" w:sz="0" w:space="0" w:color="auto"/>
+            </w:tcBorders>
+          </w:tcPr>
+          <w:p>
+            <w:pPr>
+              <w:pStyle w:val="Lauftext"/>
+              <w:cnfStyle w:val="000000100000" w:firstRow="0" w:lastRow="0" w:firstColumn="0" w:lastColumn="0" w:oddVBand="0" w:evenVBand="0" w:oddHBand="1" w:evenHBand="0" w:firstRowFirstColumn="0" w:firstRowLastColumn="0" w:lastRowFirstColumn="0" w:lastRowLastColumn="0"/>
+              <w:rPr>
+                <w:sz w:val="20"/>
+                <w:szCs w:val="20"/>
+              </w:rPr>
+            </w:pPr>
+            <w:r>
+              <w:rPr>
+                <w:sz w:val="20"/>
+                <w:szCs w:val="20"/>
+              </w:rPr>
+              <w:t>Hoch</w:t>
+            </w:r>
+          </w:p>
+        </w:tc>
+      </w:tr>
+      <w:tr>
+        <w:tc>
+          <w:tcPr>
+            <w:cnfStyle w:val="001000000000" w:firstRow="0" w:lastRow="0" w:firstColumn="1" w:lastColumn="0" w:oddVBand="0" w:evenVBand="0" w:oddHBand="0" w:evenHBand="0" w:firstRowFirstColumn="0" w:firstRowLastColumn="0" w:lastRowFirstColumn="0" w:lastRowLastColumn="0"/>
+            <w:tcW w:w="510" w:type="dxa"/>
+            <w:tcBorders>
+              <w:right w:val="none" w:sz="0" w:space="0" w:color="auto"/>
+            </w:tcBorders>
+          </w:tcPr>
+          <w:p>
+            <w:pPr>
+              <w:pStyle w:val="Lauftext"/>
+              <w:rPr>
+                <w:b w:val="0"/>
+                <w:bCs w:val="0"/>
+                <w:sz w:val="20"/>
+                <w:szCs w:val="20"/>
+              </w:rPr>
+            </w:pPr>
+            <w:r>
+              <w:rPr>
+                <w:b w:val="0"/>
+                <w:bCs w:val="0"/>
+                <w:sz w:val="20"/>
+                <w:szCs w:val="20"/>
+              </w:rPr>
+              <w:t>30</w:t>
+            </w:r>
+          </w:p>
+        </w:tc>
+        <w:tc>
+          <w:tcPr>
+            <w:tcW w:w="1651" w:type="dxa"/>
+          </w:tcPr>
+          <w:p>
+            <w:pPr>
+              <w:pStyle w:val="Lauftext"/>
+              <w:cnfStyle w:val="000000000000" w:firstRow="0" w:lastRow="0" w:firstColumn="0" w:lastColumn="0" w:oddVBand="0" w:evenVBand="0" w:oddHBand="0" w:evenHBand="0" w:firstRowFirstColumn="0" w:firstRowLastColumn="0" w:lastRowFirstColumn="0" w:lastRowLastColumn="0"/>
+              <w:rPr>
+                <w:sz w:val="20"/>
+                <w:szCs w:val="20"/>
+              </w:rPr>
+            </w:pPr>
+            <w:r>
+              <w:rPr>
+                <w:sz w:val="20"/>
+                <w:szCs w:val="20"/>
+              </w:rPr>
+              <w:t>Nicht funktionale Anforderung</w:t>
+            </w:r>
+          </w:p>
+        </w:tc>
+        <w:tc>
+          <w:tcPr>
+            <w:tcW w:w="5879" w:type="dxa"/>
+          </w:tcPr>
+          <w:p>
+            <w:pPr>
+              <w:pStyle w:val="Lauftext"/>
+              <w:cnfStyle w:val="000000000000" w:firstRow="0" w:lastRow="0" w:firstColumn="0" w:lastColumn="0" w:oddVBand="0" w:evenVBand="0" w:oddHBand="0" w:evenHBand="0" w:firstRowFirstColumn="0" w:firstRowLastColumn="0" w:lastRowFirstColumn="0" w:lastRowLastColumn="0"/>
+              <w:rPr>
+                <w:sz w:val="20"/>
+                <w:szCs w:val="20"/>
+              </w:rPr>
+            </w:pPr>
+            <w:r>
+              <w:rPr>
+                <w:sz w:val="20"/>
+                <w:szCs w:val="20"/>
+              </w:rPr>
+              <w:t>Die Routen werden getestet und die Ergebnisse in einem Testprotokoll festgehalten.</w:t>
+            </w:r>
+          </w:p>
+        </w:tc>
+        <w:tc>
+          <w:tcPr>
+            <w:tcW w:w="908" w:type="dxa"/>
+          </w:tcPr>
+          <w:p>
+            <w:pPr>
+              <w:pStyle w:val="Lauftext"/>
+              <w:cnfStyle w:val="000000000000" w:firstRow="0" w:lastRow="0" w:firstColumn="0" w:lastColumn="0" w:oddVBand="0" w:evenVBand="0" w:oddHBand="0" w:evenHBand="0" w:firstRowFirstColumn="0" w:firstRowLastColumn="0" w:lastRowFirstColumn="0" w:lastRowLastColumn="0"/>
+              <w:rPr>
+                <w:sz w:val="20"/>
+                <w:szCs w:val="20"/>
+              </w:rPr>
+            </w:pPr>
+            <w:r>
+              <w:rPr>
+                <w:sz w:val="20"/>
+                <w:szCs w:val="20"/>
+              </w:rPr>
+              <w:t>Hoch</w:t>
+            </w:r>
+          </w:p>
+        </w:tc>
+      </w:tr>
+      <w:tr>
+        <w:trPr>
+          <w:cnfStyle w:val="000000100000" w:firstRow="0" w:lastRow="0" w:firstColumn="0" w:lastColumn="0" w:oddVBand="0" w:evenVBand="0" w:oddHBand="1" w:evenHBand="0" w:firstRowFirstColumn="0" w:firstRowLastColumn="0" w:lastRowFirstColumn="0" w:lastRowLastColumn="0"/>
+        </w:trPr>
+        <w:tc>
+          <w:tcPr>
+            <w:cnfStyle w:val="001000000000" w:firstRow="0" w:lastRow="0" w:firstColumn="1" w:lastColumn="0" w:oddVBand="0" w:evenVBand="0" w:oddHBand="0" w:evenHBand="0" w:firstRowFirstColumn="0" w:firstRowLastColumn="0" w:lastRowFirstColumn="0" w:lastRowLastColumn="0"/>
+            <w:tcW w:w="8948" w:type="dxa"/>
+            <w:gridSpan w:val="4"/>
+            <w:tcBorders>
+              <w:top w:val="none" w:sz="0" w:space="0" w:color="auto"/>
+              <w:bottom w:val="none" w:sz="0" w:space="0" w:color="auto"/>
+              <w:right w:val="none" w:sz="0" w:space="0" w:color="auto"/>
+            </w:tcBorders>
+          </w:tcPr>
+          <w:p>
+            <w:pPr>
+              <w:pStyle w:val="Lauftext"/>
+              <w:jc w:val="center"/>
+              <w:rPr>
+                <w:sz w:val="20"/>
+                <w:szCs w:val="20"/>
+              </w:rPr>
+            </w:pPr>
+            <w:r>
+              <w:rPr>
+                <w:sz w:val="20"/>
+                <w:szCs w:val="20"/>
+              </w:rPr>
+              <w:t>Codequalität</w:t>
+            </w:r>
+          </w:p>
+        </w:tc>
+      </w:tr>
+      <w:tr>
+        <w:tc>
+          <w:tcPr>
+            <w:cnfStyle w:val="001000000000" w:firstRow="0" w:lastRow="0" w:firstColumn="1" w:lastColumn="0" w:oddVBand="0" w:evenVBand="0" w:oddHBand="0" w:evenHBand="0" w:firstRowFirstColumn="0" w:firstRowLastColumn="0" w:lastRowFirstColumn="0" w:lastRowLastColumn="0"/>
+            <w:tcW w:w="510" w:type="dxa"/>
+            <w:tcBorders>
+              <w:right w:val="none" w:sz="0" w:space="0" w:color="auto"/>
+            </w:tcBorders>
+          </w:tcPr>
+          <w:p>
+            <w:pPr>
+              <w:pStyle w:val="Lauftext"/>
+              <w:rPr>
+                <w:b w:val="0"/>
+                <w:bCs w:val="0"/>
+                <w:sz w:val="20"/>
+                <w:szCs w:val="20"/>
+              </w:rPr>
+            </w:pPr>
+            <w:r>
+              <w:rPr>
+                <w:b w:val="0"/>
+                <w:bCs w:val="0"/>
+                <w:sz w:val="20"/>
+                <w:szCs w:val="20"/>
+              </w:rPr>
+              <w:t>31</w:t>
+            </w:r>
+          </w:p>
+        </w:tc>
+        <w:tc>
+          <w:tcPr>
+            <w:tcW w:w="1651" w:type="dxa"/>
+          </w:tcPr>
+          <w:p>
+            <w:pPr>
+              <w:pStyle w:val="Lauftext"/>
+              <w:cnfStyle w:val="000000000000" w:firstRow="0" w:lastRow="0" w:firstColumn="0" w:lastColumn="0" w:oddVBand="0" w:evenVBand="0" w:oddHBand="0" w:evenHBand="0" w:firstRowFirstColumn="0" w:firstRowLastColumn="0" w:lastRowFirstColumn="0" w:lastRowLastColumn="0"/>
+              <w:rPr>
+                <w:sz w:val="20"/>
+                <w:szCs w:val="20"/>
+              </w:rPr>
+            </w:pPr>
+            <w:r>
+              <w:rPr>
+                <w:sz w:val="20"/>
+                <w:szCs w:val="20"/>
+              </w:rPr>
+              <w:t>Nicht funktionale Anforderung</w:t>
+            </w:r>
+          </w:p>
+        </w:tc>
+        <w:tc>
+          <w:tcPr>
+            <w:tcW w:w="5879" w:type="dxa"/>
+          </w:tcPr>
+          <w:p>
+            <w:pPr>
+              <w:pStyle w:val="Lauftext"/>
+              <w:cnfStyle w:val="000000000000" w:firstRow="0" w:lastRow="0" w:firstColumn="0" w:lastColumn="0" w:oddVBand="0" w:evenVBand="0" w:oddHBand="0" w:evenHBand="0" w:firstRowFirstColumn="0" w:firstRowLastColumn="0" w:lastRowFirstColumn="0" w:lastRowLastColumn="0"/>
+              <w:rPr>
+                <w:sz w:val="20"/>
+                <w:szCs w:val="20"/>
+              </w:rPr>
+            </w:pPr>
+            <w:r>
+              <w:rPr>
+                <w:sz w:val="20"/>
+                <w:szCs w:val="20"/>
+              </w:rPr>
+              <w:t>Das Projekt ist sauber, nachvollziehbar und leicht erweiterbar aufgebaut.</w:t>
+            </w:r>
+          </w:p>
+        </w:tc>
+        <w:tc>
+          <w:tcPr>
+            <w:tcW w:w="908" w:type="dxa"/>
+          </w:tcPr>
+          <w:p>
+            <w:pPr>
+              <w:pStyle w:val="Lauftext"/>
+              <w:cnfStyle w:val="000000000000" w:firstRow="0" w:lastRow="0" w:firstColumn="0" w:lastColumn="0" w:oddVBand="0" w:evenVBand="0" w:oddHBand="0" w:evenHBand="0" w:firstRowFirstColumn="0" w:firstRowLastColumn="0" w:lastRowFirstColumn="0" w:lastRowLastColumn="0"/>
+              <w:rPr>
+                <w:sz w:val="20"/>
+                <w:szCs w:val="20"/>
+              </w:rPr>
+            </w:pPr>
+            <w:r>
+              <w:rPr>
+                <w:sz w:val="20"/>
+                <w:szCs w:val="20"/>
+              </w:rPr>
+              <w:t>Mittel</w:t>
+            </w:r>
+          </w:p>
+        </w:tc>
+      </w:tr>
+      <w:tr>
+        <w:trPr>
+          <w:cnfStyle w:val="000000100000" w:firstRow="0" w:lastRow="0" w:firstColumn="0" w:lastColumn="0" w:oddVBand="0" w:evenVBand="0" w:oddHBand="1" w:evenHBand="0" w:firstRowFirstColumn="0" w:firstRowLastColumn="0" w:lastRowFirstColumn="0" w:lastRowLastColumn="0"/>
+        </w:trPr>
+        <w:tc>
+          <w:tcPr>
+            <w:cnfStyle w:val="001000000000" w:firstRow="0" w:lastRow="0" w:firstColumn="1" w:lastColumn="0" w:oddVBand="0" w:evenVBand="0" w:oddHBand="0" w:evenHBand="0" w:firstRowFirstColumn="0" w:firstRowLastColumn="0" w:lastRowFirstColumn="0" w:lastRowLastColumn="0"/>
+            <w:tcW w:w="510" w:type="dxa"/>
+            <w:tcBorders>
+              <w:top w:val="none" w:sz="0" w:space="0" w:color="auto"/>
+              <w:bottom w:val="none" w:sz="0" w:space="0" w:color="auto"/>
+              <w:right w:val="none" w:sz="0" w:space="0" w:color="auto"/>
+            </w:tcBorders>
+          </w:tcPr>
+          <w:p>
+            <w:pPr>
+              <w:pStyle w:val="Lauftext"/>
+              <w:rPr>
+                <w:b w:val="0"/>
+                <w:bCs w:val="0"/>
+                <w:sz w:val="20"/>
+                <w:szCs w:val="20"/>
+              </w:rPr>
+            </w:pPr>
+            <w:r>
+              <w:rPr>
+                <w:b w:val="0"/>
+                <w:bCs w:val="0"/>
+                <w:sz w:val="20"/>
+                <w:szCs w:val="20"/>
+              </w:rPr>
+              <w:t>32</w:t>
+            </w:r>
+          </w:p>
+        </w:tc>
+        <w:tc>
+          <w:tcPr>
+            <w:tcW w:w="1651" w:type="dxa"/>
+            <w:tcBorders>
+              <w:top w:val="none" w:sz="0" w:space="0" w:color="auto"/>
+              <w:bottom w:val="none" w:sz="0" w:space="0" w:color="auto"/>
+            </w:tcBorders>
+          </w:tcPr>
+          <w:p>
+            <w:pPr>
+              <w:pStyle w:val="Lauftext"/>
+              <w:cnfStyle w:val="000000100000" w:firstRow="0" w:lastRow="0" w:firstColumn="0" w:lastColumn="0" w:oddVBand="0" w:evenVBand="0" w:oddHBand="1" w:evenHBand="0" w:firstRowFirstColumn="0" w:firstRowLastColumn="0" w:lastRowFirstColumn="0" w:lastRowLastColumn="0"/>
+              <w:rPr>
+                <w:sz w:val="20"/>
+                <w:szCs w:val="20"/>
+              </w:rPr>
+            </w:pPr>
+            <w:r>
+              <w:rPr>
+                <w:sz w:val="20"/>
+                <w:szCs w:val="20"/>
+              </w:rPr>
+              <w:t>Nicht funktionale Anforderung</w:t>
+            </w:r>
+          </w:p>
+        </w:tc>
+        <w:tc>
+          <w:tcPr>
+            <w:tcW w:w="5879" w:type="dxa"/>
+            <w:tcBorders>
+              <w:top w:val="none" w:sz="0" w:space="0" w:color="auto"/>
+              <w:bottom w:val="none" w:sz="0" w:space="0" w:color="auto"/>
+            </w:tcBorders>
+          </w:tcPr>
+          <w:p>
+            <w:pPr>
+              <w:pStyle w:val="Lauftext"/>
+              <w:cnfStyle w:val="000000100000" w:firstRow="0" w:lastRow="0" w:firstColumn="0" w:lastColumn="0" w:oddVBand="0" w:evenVBand="0" w:oddHBand="1" w:evenHBand="0" w:firstRowFirstColumn="0" w:firstRowLastColumn="0" w:lastRowFirstColumn="0" w:lastRowLastColumn="0"/>
+              <w:rPr>
+                <w:sz w:val="20"/>
+                <w:szCs w:val="20"/>
+              </w:rPr>
+            </w:pPr>
+            <w:r>
+              <w:rPr>
+                <w:sz w:val="20"/>
+                <w:szCs w:val="20"/>
+              </w:rPr>
+              <w:t xml:space="preserve">Funktionen und Variablen haben aussagekräftige Namen und folgen einer durchgängigen Schreibweise, beispielsweise </w:t>
+            </w:r>
+            <w:proofErr w:type="spellStart"/>
+            <w:r>
+              <w:rPr>
+                <w:sz w:val="20"/>
+                <w:szCs w:val="20"/>
+              </w:rPr>
+              <w:t>camelCase</w:t>
+            </w:r>
+            <w:proofErr w:type="spellEnd"/>
+            <w:r>
+              <w:rPr>
+                <w:sz w:val="20"/>
+                <w:szCs w:val="20"/>
+              </w:rPr>
+              <w:t>.</w:t>
+            </w:r>
+          </w:p>
+        </w:tc>
+        <w:tc>
+          <w:tcPr>
+            <w:tcW w:w="908" w:type="dxa"/>
+            <w:tcBorders>
+              <w:top w:val="none" w:sz="0" w:space="0" w:color="auto"/>
+              <w:bottom w:val="none" w:sz="0" w:space="0" w:color="auto"/>
+            </w:tcBorders>
+          </w:tcPr>
+          <w:p>
+            <w:pPr>
+              <w:pStyle w:val="Lauftext"/>
+              <w:cnfStyle w:val="000000100000" w:firstRow="0" w:lastRow="0" w:firstColumn="0" w:lastColumn="0" w:oddVBand="0" w:evenVBand="0" w:oddHBand="1" w:evenHBand="0" w:firstRowFirstColumn="0" w:firstRowLastColumn="0" w:lastRowFirstColumn="0" w:lastRowLastColumn="0"/>
+              <w:rPr>
+                <w:sz w:val="20"/>
+                <w:szCs w:val="20"/>
+              </w:rPr>
+            </w:pPr>
+            <w:r>
+              <w:rPr>
+                <w:sz w:val="20"/>
+                <w:szCs w:val="20"/>
+              </w:rPr>
+              <w:t>Mittel</w:t>
+            </w:r>
+          </w:p>
+        </w:tc>
+      </w:tr>
+      <w:tr>
+        <w:tc>
+          <w:tcPr>
+            <w:cnfStyle w:val="001000000000" w:firstRow="0" w:lastRow="0" w:firstColumn="1" w:lastColumn="0" w:oddVBand="0" w:evenVBand="0" w:oddHBand="0" w:evenHBand="0" w:firstRowFirstColumn="0" w:firstRowLastColumn="0" w:lastRowFirstColumn="0" w:lastRowLastColumn="0"/>
+            <w:tcW w:w="510" w:type="dxa"/>
+            <w:tcBorders>
+              <w:right w:val="none" w:sz="0" w:space="0" w:color="auto"/>
+            </w:tcBorders>
+          </w:tcPr>
+          <w:p>
+            <w:pPr>
+              <w:pStyle w:val="Lauftext"/>
+              <w:rPr>
+                <w:b w:val="0"/>
+                <w:bCs w:val="0"/>
+                <w:sz w:val="20"/>
+                <w:szCs w:val="20"/>
+              </w:rPr>
+            </w:pPr>
+            <w:r>
+              <w:rPr>
+                <w:b w:val="0"/>
+                <w:bCs w:val="0"/>
+                <w:sz w:val="20"/>
+                <w:szCs w:val="20"/>
+              </w:rPr>
+              <w:t>33</w:t>
+            </w:r>
+          </w:p>
+        </w:tc>
+        <w:tc>
+          <w:tcPr>
+            <w:tcW w:w="1651" w:type="dxa"/>
+          </w:tcPr>
+          <w:p>
+            <w:pPr>
+              <w:pStyle w:val="Lauftext"/>
+              <w:cnfStyle w:val="000000000000" w:firstRow="0" w:lastRow="0" w:firstColumn="0" w:lastColumn="0" w:oddVBand="0" w:evenVBand="0" w:oddHBand="0" w:evenHBand="0" w:firstRowFirstColumn="0" w:firstRowLastColumn="0" w:lastRowFirstColumn="0" w:lastRowLastColumn="0"/>
+              <w:rPr>
+                <w:sz w:val="20"/>
+                <w:szCs w:val="20"/>
+              </w:rPr>
+            </w:pPr>
+            <w:r>
+              <w:rPr>
+                <w:sz w:val="20"/>
+                <w:szCs w:val="20"/>
+              </w:rPr>
+              <w:t>Nicht funktionale Anforderung</w:t>
+            </w:r>
+          </w:p>
+        </w:tc>
+        <w:tc>
+          <w:tcPr>
+            <w:tcW w:w="5879" w:type="dxa"/>
+          </w:tcPr>
+          <w:p>
+            <w:pPr>
+              <w:pStyle w:val="Lauftext"/>
+              <w:cnfStyle w:val="000000000000" w:firstRow="0" w:lastRow="0" w:firstColumn="0" w:lastColumn="0" w:oddVBand="0" w:evenVBand="0" w:oddHBand="0" w:evenHBand="0" w:firstRowFirstColumn="0" w:firstRowLastColumn="0" w:lastRowFirstColumn="0" w:lastRowLastColumn="0"/>
+              <w:rPr>
+                <w:sz w:val="20"/>
+                <w:szCs w:val="20"/>
+              </w:rPr>
+            </w:pPr>
+            <w:r>
+              <w:rPr>
+                <w:sz w:val="20"/>
+                <w:szCs w:val="20"/>
+              </w:rPr>
+              <w:t>Der Code ist einheitlich eingerückt und gegliedert.</w:t>
+            </w:r>
+          </w:p>
+        </w:tc>
+        <w:tc>
+          <w:tcPr>
+            <w:tcW w:w="908" w:type="dxa"/>
+          </w:tcPr>
+          <w:p>
+            <w:pPr>
+              <w:pStyle w:val="Lauftext"/>
+              <w:cnfStyle w:val="000000000000" w:firstRow="0" w:lastRow="0" w:firstColumn="0" w:lastColumn="0" w:oddVBand="0" w:evenVBand="0" w:oddHBand="0" w:evenHBand="0" w:firstRowFirstColumn="0" w:firstRowLastColumn="0" w:lastRowFirstColumn="0" w:lastRowLastColumn="0"/>
+              <w:rPr>
+                <w:sz w:val="20"/>
+                <w:szCs w:val="20"/>
+              </w:rPr>
+            </w:pPr>
+            <w:r>
+              <w:rPr>
+                <w:sz w:val="20"/>
+                <w:szCs w:val="20"/>
+              </w:rPr>
+              <w:t>Mittel</w:t>
+            </w:r>
+          </w:p>
+        </w:tc>
+      </w:tr>
+      <w:tr>
+        <w:trPr>
+          <w:cnfStyle w:val="000000100000" w:firstRow="0" w:lastRow="0" w:firstColumn="0" w:lastColumn="0" w:oddVBand="0" w:evenVBand="0" w:oddHBand="1" w:evenHBand="0" w:firstRowFirstColumn="0" w:firstRowLastColumn="0" w:lastRowFirstColumn="0" w:lastRowLastColumn="0"/>
+        </w:trPr>
+        <w:tc>
+          <w:tcPr>
+            <w:cnfStyle w:val="001000000000" w:firstRow="0" w:lastRow="0" w:firstColumn="1" w:lastColumn="0" w:oddVBand="0" w:evenVBand="0" w:oddHBand="0" w:evenHBand="0" w:firstRowFirstColumn="0" w:firstRowLastColumn="0" w:lastRowFirstColumn="0" w:lastRowLastColumn="0"/>
+            <w:tcW w:w="510" w:type="dxa"/>
+            <w:tcBorders>
+              <w:top w:val="none" w:sz="0" w:space="0" w:color="auto"/>
+              <w:bottom w:val="none" w:sz="0" w:space="0" w:color="auto"/>
+              <w:right w:val="none" w:sz="0" w:space="0" w:color="auto"/>
+            </w:tcBorders>
+          </w:tcPr>
+          <w:p>
+            <w:pPr>
+              <w:pStyle w:val="Lauftext"/>
+              <w:rPr>
+                <w:b w:val="0"/>
+                <w:bCs w:val="0"/>
+                <w:sz w:val="20"/>
+                <w:szCs w:val="20"/>
+              </w:rPr>
+            </w:pPr>
+            <w:r>
+              <w:rPr>
+                <w:b w:val="0"/>
+                <w:bCs w:val="0"/>
+                <w:sz w:val="20"/>
+                <w:szCs w:val="20"/>
+              </w:rPr>
+              <w:t>34</w:t>
+            </w:r>
+          </w:p>
+        </w:tc>
+        <w:tc>
+          <w:tcPr>
+            <w:tcW w:w="1651" w:type="dxa"/>
+            <w:tcBorders>
+              <w:top w:val="none" w:sz="0" w:space="0" w:color="auto"/>
+              <w:bottom w:val="none" w:sz="0" w:space="0" w:color="auto"/>
+            </w:tcBorders>
+          </w:tcPr>
+          <w:p>
+            <w:pPr>
+              <w:pStyle w:val="Lauftext"/>
+              <w:cnfStyle w:val="000000100000" w:firstRow="0" w:lastRow="0" w:firstColumn="0" w:lastColumn="0" w:oddVBand="0" w:evenVBand="0" w:oddHBand="1" w:evenHBand="0" w:firstRowFirstColumn="0" w:firstRowLastColumn="0" w:lastRowFirstColumn="0" w:lastRowLastColumn="0"/>
+              <w:rPr>
+                <w:sz w:val="20"/>
+                <w:szCs w:val="20"/>
+              </w:rPr>
+            </w:pPr>
+            <w:r>
+              <w:rPr>
+                <w:sz w:val="20"/>
+                <w:szCs w:val="20"/>
+              </w:rPr>
+              <w:t>Nicht funktionale Anforderung</w:t>
+            </w:r>
+          </w:p>
+        </w:tc>
+        <w:tc>
+          <w:tcPr>
+            <w:tcW w:w="5879" w:type="dxa"/>
+            <w:tcBorders>
+              <w:top w:val="none" w:sz="0" w:space="0" w:color="auto"/>
+              <w:bottom w:val="none" w:sz="0" w:space="0" w:color="auto"/>
+            </w:tcBorders>
+          </w:tcPr>
+          <w:p>
+            <w:pPr>
+              <w:pStyle w:val="Lauftext"/>
+              <w:cnfStyle w:val="000000100000" w:firstRow="0" w:lastRow="0" w:firstColumn="0" w:lastColumn="0" w:oddVBand="0" w:evenVBand="0" w:oddHBand="1" w:evenHBand="0" w:firstRowFirstColumn="0" w:firstRowLastColumn="0" w:lastRowFirstColumn="0" w:lastRowLastColumn="0"/>
+              <w:rPr>
+                <w:sz w:val="20"/>
+                <w:szCs w:val="20"/>
+              </w:rPr>
+            </w:pPr>
+            <w:r>
+              <w:rPr>
+                <w:sz w:val="20"/>
+                <w:szCs w:val="20"/>
+              </w:rPr>
+              <w:t>Funktionen sind modular aufgebaut und erfüllen jeweils eine klar abgegrenzte Aufgabe.</w:t>
+            </w:r>
+          </w:p>
+        </w:tc>
+        <w:tc>
+          <w:tcPr>
+            <w:tcW w:w="908" w:type="dxa"/>
+            <w:tcBorders>
+              <w:top w:val="none" w:sz="0" w:space="0" w:color="auto"/>
+              <w:bottom w:val="none" w:sz="0" w:space="0" w:color="auto"/>
+            </w:tcBorders>
+          </w:tcPr>
+          <w:p>
+            <w:pPr>
+              <w:pStyle w:val="Lauftext"/>
+              <w:cnfStyle w:val="000000100000" w:firstRow="0" w:lastRow="0" w:firstColumn="0" w:lastColumn="0" w:oddVBand="0" w:evenVBand="0" w:oddHBand="1" w:evenHBand="0" w:firstRowFirstColumn="0" w:firstRowLastColumn="0" w:lastRowFirstColumn="0" w:lastRowLastColumn="0"/>
+              <w:rPr>
+                <w:sz w:val="20"/>
+                <w:szCs w:val="20"/>
+              </w:rPr>
+            </w:pPr>
+            <w:r>
+              <w:rPr>
+                <w:sz w:val="20"/>
+                <w:szCs w:val="20"/>
+              </w:rPr>
+              <w:t>Mittel</w:t>
             </w:r>
           </w:p>
         </w:tc>
@@ -18435,6 +22591,7 @@
       <w:bookmarkStart w:id="136" w:name="_Toc220498831"/>
       <w:bookmarkStart w:id="137" w:name="_Toc236920861"/>
       <w:r>
+        <w:lastRenderedPageBreak/>
         <w:t>Planen</w:t>
       </w:r>
       <w:bookmarkEnd w:id="133"/>
@@ -18469,21 +22626,377 @@
       <w:bookmarkEnd w:id="142"/>
     </w:p>
     <w:p>
-      <w:pPr>
-        <w:rPr>
-          <w:rFonts w:asciiTheme="majorHAnsi" w:hAnsiTheme="majorHAnsi"/>
-        </w:rPr>
-      </w:pPr>
       <w:r>
         <w:t xml:space="preserve">Was ist die IPERKA Methode und welche Schritte beinhaltet sie auf das </w:t>
       </w:r>
-      <w:proofErr w:type="gramStart"/>
-      <w:r>
-        <w:t>IPA Projekt</w:t>
-      </w:r>
-      <w:proofErr w:type="gramEnd"/>
-      <w:r>
-        <w:t xml:space="preserve"> bezogen?  </w:t>
+      <w:r>
+        <w:t>IPA-Projekt</w:t>
+      </w:r>
+      <w:r>
+        <w:t xml:space="preserve"> bezogen?</w:t>
+      </w:r>
+    </w:p>
+    <w:p/>
+    <w:tbl>
+      <w:tblPr>
+        <w:tblStyle w:val="Listentabelle3"/>
+        <w:tblW w:w="4553" w:type="pct"/>
+        <w:tblBorders>
+          <w:insideH w:val="single" w:sz="4" w:space="0" w:color="auto"/>
+          <w:insideV w:val="single" w:sz="4" w:space="0" w:color="auto"/>
+        </w:tblBorders>
+        <w:tblLook w:val="04A0" w:firstRow="1" w:lastRow="0" w:firstColumn="1" w:lastColumn="0" w:noHBand="0" w:noVBand="1"/>
+      </w:tblPr>
+      <w:tblGrid>
+        <w:gridCol w:w="1316"/>
+        <w:gridCol w:w="4334"/>
+        <w:gridCol w:w="2498"/>
+      </w:tblGrid>
+      <w:tr>
+        <w:trPr>
+          <w:cnfStyle w:val="100000000000" w:firstRow="1" w:lastRow="0" w:firstColumn="0" w:lastColumn="0" w:oddVBand="0" w:evenVBand="0" w:oddHBand="0" w:evenHBand="0" w:firstRowFirstColumn="0" w:firstRowLastColumn="0" w:lastRowFirstColumn="0" w:lastRowLastColumn="0"/>
+        </w:trPr>
+        <w:tc>
+          <w:tcPr>
+            <w:cnfStyle w:val="001000000100" w:firstRow="0" w:lastRow="0" w:firstColumn="1" w:lastColumn="0" w:oddVBand="0" w:evenVBand="0" w:oddHBand="0" w:evenHBand="0" w:firstRowFirstColumn="1" w:firstRowLastColumn="0" w:lastRowFirstColumn="0" w:lastRowLastColumn="0"/>
+            <w:tcW w:w="0" w:type="auto"/>
+            <w:hideMark/>
+          </w:tcPr>
+          <w:p>
+            <w:pPr>
+              <w:spacing w:line="300" w:lineRule="atLeast"/>
+            </w:pPr>
+            <w:r>
+              <w:t>Phase</w:t>
+            </w:r>
+          </w:p>
+        </w:tc>
+        <w:tc>
+          <w:tcPr>
+            <w:tcW w:w="0" w:type="auto"/>
+            <w:hideMark/>
+          </w:tcPr>
+          <w:p>
+            <w:pPr>
+              <w:spacing w:line="300" w:lineRule="atLeast"/>
+              <w:cnfStyle w:val="100000000000" w:firstRow="1" w:lastRow="0" w:firstColumn="0" w:lastColumn="0" w:oddVBand="0" w:evenVBand="0" w:oddHBand="0" w:evenHBand="0" w:firstRowFirstColumn="0" w:firstRowLastColumn="0" w:lastRowFirstColumn="0" w:lastRowLastColumn="0"/>
+            </w:pPr>
+            <w:r>
+              <w:t>Tätigkeiten im Projekt</w:t>
+            </w:r>
+          </w:p>
+        </w:tc>
+        <w:tc>
+          <w:tcPr>
+            <w:tcW w:w="0" w:type="auto"/>
+            <w:hideMark/>
+          </w:tcPr>
+          <w:p>
+            <w:pPr>
+              <w:spacing w:line="300" w:lineRule="atLeast"/>
+              <w:cnfStyle w:val="100000000000" w:firstRow="1" w:lastRow="0" w:firstColumn="0" w:lastColumn="0" w:oddVBand="0" w:evenVBand="0" w:oddHBand="0" w:evenHBand="0" w:firstRowFirstColumn="0" w:firstRowLastColumn="0" w:lastRowFirstColumn="0" w:lastRowLastColumn="0"/>
+            </w:pPr>
+            <w:r>
+              <w:t>Ergebnis</w:t>
+            </w:r>
+          </w:p>
+        </w:tc>
+      </w:tr>
+      <w:tr>
+        <w:trPr>
+          <w:cnfStyle w:val="000000100000" w:firstRow="0" w:lastRow="0" w:firstColumn="0" w:lastColumn="0" w:oddVBand="0" w:evenVBand="0" w:oddHBand="1" w:evenHBand="0" w:firstRowFirstColumn="0" w:firstRowLastColumn="0" w:lastRowFirstColumn="0" w:lastRowLastColumn="0"/>
+        </w:trPr>
+        <w:tc>
+          <w:tcPr>
+            <w:cnfStyle w:val="001000000000" w:firstRow="0" w:lastRow="0" w:firstColumn="1" w:lastColumn="0" w:oddVBand="0" w:evenVBand="0" w:oddHBand="0" w:evenHBand="0" w:firstRowFirstColumn="0" w:firstRowLastColumn="0" w:lastRowFirstColumn="0" w:lastRowLastColumn="0"/>
+            <w:tcW w:w="0" w:type="auto"/>
+            <w:hideMark/>
+          </w:tcPr>
+          <w:p>
+            <w:pPr>
+              <w:spacing w:line="300" w:lineRule="atLeast"/>
+            </w:pPr>
+            <w:r>
+              <w:t>Informieren</w:t>
+            </w:r>
+          </w:p>
+        </w:tc>
+        <w:tc>
+          <w:tcPr>
+            <w:tcW w:w="0" w:type="auto"/>
+            <w:hideMark/>
+          </w:tcPr>
+          <w:p>
+            <w:pPr>
+              <w:spacing w:line="300" w:lineRule="atLeast"/>
+              <w:cnfStyle w:val="000000100000" w:firstRow="0" w:lastRow="0" w:firstColumn="0" w:lastColumn="0" w:oddVBand="0" w:evenVBand="0" w:oddHBand="1" w:evenHBand="0" w:firstRowFirstColumn="0" w:firstRowLastColumn="0" w:lastRowFirstColumn="0" w:lastRowLastColumn="0"/>
+            </w:pPr>
+            <w:r>
+              <w:t>Aufgabenstellung und Screendesign analysieren, offene Fragen klären, Anforderungen erfassen</w:t>
+            </w:r>
+          </w:p>
+        </w:tc>
+        <w:tc>
+          <w:tcPr>
+            <w:tcW w:w="0" w:type="auto"/>
+            <w:hideMark/>
+          </w:tcPr>
+          <w:p>
+            <w:pPr>
+              <w:spacing w:line="300" w:lineRule="atLeast"/>
+              <w:cnfStyle w:val="000000100000" w:firstRow="0" w:lastRow="0" w:firstColumn="0" w:lastColumn="0" w:oddVBand="0" w:evenVBand="0" w:oddHBand="1" w:evenHBand="0" w:firstRowFirstColumn="0" w:firstRowLastColumn="0" w:lastRowFirstColumn="0" w:lastRowLastColumn="0"/>
+            </w:pPr>
+            <w:r>
+              <w:t>Verstandene Aufgabenstellung, Anforderungsanalyse</w:t>
+            </w:r>
+          </w:p>
+        </w:tc>
+      </w:tr>
+      <w:tr>
+        <w:tc>
+          <w:tcPr>
+            <w:cnfStyle w:val="001000000000" w:firstRow="0" w:lastRow="0" w:firstColumn="1" w:lastColumn="0" w:oddVBand="0" w:evenVBand="0" w:oddHBand="0" w:evenHBand="0" w:firstRowFirstColumn="0" w:firstRowLastColumn="0" w:lastRowFirstColumn="0" w:lastRowLastColumn="0"/>
+            <w:tcW w:w="0" w:type="auto"/>
+            <w:hideMark/>
+          </w:tcPr>
+          <w:p>
+            <w:pPr>
+              <w:spacing w:line="300" w:lineRule="atLeast"/>
+            </w:pPr>
+            <w:r>
+              <w:t>Planen</w:t>
+            </w:r>
+          </w:p>
+        </w:tc>
+        <w:tc>
+          <w:tcPr>
+            <w:tcW w:w="0" w:type="auto"/>
+            <w:hideMark/>
+          </w:tcPr>
+          <w:p>
+            <w:pPr>
+              <w:spacing w:line="300" w:lineRule="atLeast"/>
+              <w:cnfStyle w:val="000000000000" w:firstRow="0" w:lastRow="0" w:firstColumn="0" w:lastColumn="0" w:oddVBand="0" w:evenVBand="0" w:oddHBand="0" w:evenHBand="0" w:firstRowFirstColumn="0" w:firstRowLastColumn="0" w:lastRowFirstColumn="0" w:lastRowLastColumn="0"/>
+            </w:pPr>
+            <w:r>
+              <w:t>Zeitplan, Meilensteine und Prioritäten festlegen, Risiken analysieren, Datenbankstruktur, Endpunkte und Testfälle planen</w:t>
+            </w:r>
+          </w:p>
+        </w:tc>
+        <w:tc>
+          <w:tcPr>
+            <w:tcW w:w="0" w:type="auto"/>
+            <w:hideMark/>
+          </w:tcPr>
+          <w:p>
+            <w:pPr>
+              <w:spacing w:line="300" w:lineRule="atLeast"/>
+              <w:cnfStyle w:val="000000000000" w:firstRow="0" w:lastRow="0" w:firstColumn="0" w:lastColumn="0" w:oddVBand="0" w:evenVBand="0" w:oddHBand="0" w:evenHBand="0" w:firstRowFirstColumn="0" w:firstRowLastColumn="0" w:lastRowFirstColumn="0" w:lastRowLastColumn="0"/>
+            </w:pPr>
+            <w:r>
+              <w:t>Zeitplan, Risikoanalyse, Testkonzept</w:t>
+            </w:r>
+          </w:p>
+        </w:tc>
+      </w:tr>
+      <w:tr>
+        <w:trPr>
+          <w:cnfStyle w:val="000000100000" w:firstRow="0" w:lastRow="0" w:firstColumn="0" w:lastColumn="0" w:oddVBand="0" w:evenVBand="0" w:oddHBand="1" w:evenHBand="0" w:firstRowFirstColumn="0" w:firstRowLastColumn="0" w:lastRowFirstColumn="0" w:lastRowLastColumn="0"/>
+        </w:trPr>
+        <w:tc>
+          <w:tcPr>
+            <w:cnfStyle w:val="001000000000" w:firstRow="0" w:lastRow="0" w:firstColumn="1" w:lastColumn="0" w:oddVBand="0" w:evenVBand="0" w:oddHBand="0" w:evenHBand="0" w:firstRowFirstColumn="0" w:firstRowLastColumn="0" w:lastRowFirstColumn="0" w:lastRowLastColumn="0"/>
+            <w:tcW w:w="0" w:type="auto"/>
+            <w:hideMark/>
+          </w:tcPr>
+          <w:p>
+            <w:pPr>
+              <w:spacing w:line="300" w:lineRule="atLeast"/>
+            </w:pPr>
+            <w:r>
+              <w:t>Entscheiden</w:t>
+            </w:r>
+          </w:p>
+        </w:tc>
+        <w:tc>
+          <w:tcPr>
+            <w:tcW w:w="0" w:type="auto"/>
+            <w:hideMark/>
+          </w:tcPr>
+          <w:p>
+            <w:pPr>
+              <w:spacing w:line="300" w:lineRule="atLeast"/>
+              <w:cnfStyle w:val="000000100000" w:firstRow="0" w:lastRow="0" w:firstColumn="0" w:lastColumn="0" w:oddVBand="0" w:evenVBand="0" w:oddHBand="1" w:evenHBand="0" w:firstRowFirstColumn="0" w:firstRowLastColumn="0" w:lastRowFirstColumn="0" w:lastRowLastColumn="0"/>
+            </w:pPr>
+            <w:r>
+              <w:t>Umsetzungsvarianten vergleichen, beispielsweise für die Projektstruktur, die Validierung und den Umgang mit Beziehungen beim Löschen</w:t>
+            </w:r>
+          </w:p>
+        </w:tc>
+        <w:tc>
+          <w:tcPr>
+            <w:tcW w:w="0" w:type="auto"/>
+            <w:hideMark/>
+          </w:tcPr>
+          <w:p>
+            <w:pPr>
+              <w:spacing w:line="300" w:lineRule="atLeast"/>
+              <w:cnfStyle w:val="000000100000" w:firstRow="0" w:lastRow="0" w:firstColumn="0" w:lastColumn="0" w:oddVBand="0" w:evenVBand="0" w:oddHBand="1" w:evenHBand="0" w:firstRowFirstColumn="0" w:firstRowLastColumn="0" w:lastRowFirstColumn="0" w:lastRowLastColumn="0"/>
+            </w:pPr>
+            <w:r>
+              <w:t>Begründete technische Entscheidungen</w:t>
+            </w:r>
+          </w:p>
+        </w:tc>
+      </w:tr>
+      <w:tr>
+        <w:tc>
+          <w:tcPr>
+            <w:cnfStyle w:val="001000000000" w:firstRow="0" w:lastRow="0" w:firstColumn="1" w:lastColumn="0" w:oddVBand="0" w:evenVBand="0" w:oddHBand="0" w:evenHBand="0" w:firstRowFirstColumn="0" w:firstRowLastColumn="0" w:lastRowFirstColumn="0" w:lastRowLastColumn="0"/>
+            <w:tcW w:w="0" w:type="auto"/>
+            <w:hideMark/>
+          </w:tcPr>
+          <w:p>
+            <w:pPr>
+              <w:spacing w:line="300" w:lineRule="atLeast"/>
+            </w:pPr>
+            <w:r>
+              <w:t>Realisieren</w:t>
+            </w:r>
+          </w:p>
+        </w:tc>
+        <w:tc>
+          <w:tcPr>
+            <w:tcW w:w="0" w:type="auto"/>
+            <w:hideMark/>
+          </w:tcPr>
+          <w:p>
+            <w:pPr>
+              <w:spacing w:line="300" w:lineRule="atLeast"/>
+              <w:cnfStyle w:val="000000000000" w:firstRow="0" w:lastRow="0" w:firstColumn="0" w:lastColumn="0" w:oddVBand="0" w:evenVBand="0" w:oddHBand="0" w:evenHBand="0" w:firstRowFirstColumn="0" w:firstRowLastColumn="0" w:lastRowFirstColumn="0" w:lastRowLastColumn="0"/>
+            </w:pPr>
+            <w:r>
+              <w:t>Datenbank erstellen, Express-Backend und API-Endpunkte umsetzen, Validierung, Filterung und Sortierung implementieren, API mit Swagger dokumentieren</w:t>
+            </w:r>
+          </w:p>
+        </w:tc>
+        <w:tc>
+          <w:tcPr>
+            <w:tcW w:w="0" w:type="auto"/>
+            <w:hideMark/>
+          </w:tcPr>
+          <w:p>
+            <w:pPr>
+              <w:spacing w:line="300" w:lineRule="atLeast"/>
+              <w:cnfStyle w:val="000000000000" w:firstRow="0" w:lastRow="0" w:firstColumn="0" w:lastColumn="0" w:oddVBand="0" w:evenVBand="0" w:oddHBand="0" w:evenHBand="0" w:firstRowFirstColumn="0" w:firstRowLastColumn="0" w:lastRowFirstColumn="0" w:lastRowLastColumn="0"/>
+            </w:pPr>
+            <w:r>
+              <w:t>Lauffähiges, dokumentiertes API-Backend</w:t>
+            </w:r>
+          </w:p>
+        </w:tc>
+      </w:tr>
+      <w:tr>
+        <w:trPr>
+          <w:cnfStyle w:val="000000100000" w:firstRow="0" w:lastRow="0" w:firstColumn="0" w:lastColumn="0" w:oddVBand="0" w:evenVBand="0" w:oddHBand="1" w:evenHBand="0" w:firstRowFirstColumn="0" w:firstRowLastColumn="0" w:lastRowFirstColumn="0" w:lastRowLastColumn="0"/>
+        </w:trPr>
+        <w:tc>
+          <w:tcPr>
+            <w:cnfStyle w:val="001000000000" w:firstRow="0" w:lastRow="0" w:firstColumn="1" w:lastColumn="0" w:oddVBand="0" w:evenVBand="0" w:oddHBand="0" w:evenHBand="0" w:firstRowFirstColumn="0" w:firstRowLastColumn="0" w:lastRowFirstColumn="0" w:lastRowLastColumn="0"/>
+            <w:tcW w:w="0" w:type="auto"/>
+            <w:hideMark/>
+          </w:tcPr>
+          <w:p>
+            <w:pPr>
+              <w:spacing w:line="300" w:lineRule="atLeast"/>
+            </w:pPr>
+            <w:r>
+              <w:t>Kontrollieren</w:t>
+            </w:r>
+          </w:p>
+        </w:tc>
+        <w:tc>
+          <w:tcPr>
+            <w:tcW w:w="0" w:type="auto"/>
+            <w:hideMark/>
+          </w:tcPr>
+          <w:p>
+            <w:pPr>
+              <w:spacing w:line="300" w:lineRule="atLeast"/>
+              <w:cnfStyle w:val="000000100000" w:firstRow="0" w:lastRow="0" w:firstColumn="0" w:lastColumn="0" w:oddVBand="0" w:evenVBand="0" w:oddHBand="1" w:evenHBand="0" w:firstRowFirstColumn="0" w:firstRowLastColumn="0" w:lastRowFirstColumn="0" w:lastRowLastColumn="0"/>
+            </w:pPr>
+            <w:r>
+              <w:t>Testfälle durchführen, Ergebnisse protokollieren, Fehler beheben und erneut testen, Anforderungen überprüfen</w:t>
+            </w:r>
+          </w:p>
+        </w:tc>
+        <w:tc>
+          <w:tcPr>
+            <w:tcW w:w="0" w:type="auto"/>
+            <w:hideMark/>
+          </w:tcPr>
+          <w:p>
+            <w:pPr>
+              <w:spacing w:line="300" w:lineRule="atLeast"/>
+              <w:cnfStyle w:val="000000100000" w:firstRow="0" w:lastRow="0" w:firstColumn="0" w:lastColumn="0" w:oddVBand="0" w:evenVBand="0" w:oddHBand="1" w:evenHBand="0" w:firstRowFirstColumn="0" w:firstRowLastColumn="0" w:lastRowFirstColumn="0" w:lastRowLastColumn="0"/>
+            </w:pPr>
+            <w:r>
+              <w:t>Testprotokolle, Kontrolle der Anforderungsanalyse</w:t>
+            </w:r>
+          </w:p>
+        </w:tc>
+      </w:tr>
+      <w:tr>
+        <w:tc>
+          <w:tcPr>
+            <w:cnfStyle w:val="001000000000" w:firstRow="0" w:lastRow="0" w:firstColumn="1" w:lastColumn="0" w:oddVBand="0" w:evenVBand="0" w:oddHBand="0" w:evenHBand="0" w:firstRowFirstColumn="0" w:firstRowLastColumn="0" w:lastRowFirstColumn="0" w:lastRowLastColumn="0"/>
+            <w:tcW w:w="0" w:type="auto"/>
+            <w:hideMark/>
+          </w:tcPr>
+          <w:p>
+            <w:pPr>
+              <w:spacing w:line="300" w:lineRule="atLeast"/>
+            </w:pPr>
+            <w:r>
+              <w:t>Auswerten</w:t>
+            </w:r>
+          </w:p>
+        </w:tc>
+        <w:tc>
+          <w:tcPr>
+            <w:tcW w:w="0" w:type="auto"/>
+            <w:hideMark/>
+          </w:tcPr>
+          <w:p>
+            <w:pPr>
+              <w:spacing w:line="300" w:lineRule="atLeast"/>
+              <w:cnfStyle w:val="000000000000" w:firstRow="0" w:lastRow="0" w:firstColumn="0" w:lastColumn="0" w:oddVBand="0" w:evenVBand="0" w:oddHBand="0" w:evenHBand="0" w:firstRowFirstColumn="0" w:firstRowLastColumn="0" w:lastRowFirstColumn="0" w:lastRowLastColumn="0"/>
+            </w:pPr>
+            <w:r>
+              <w:t>Vorgehensweise und Produkt reflektieren, persönliches Fazit ziehen</w:t>
+            </w:r>
+          </w:p>
+        </w:tc>
+        <w:tc>
+          <w:tcPr>
+            <w:tcW w:w="0" w:type="auto"/>
+            <w:hideMark/>
+          </w:tcPr>
+          <w:p>
+            <w:pPr>
+              <w:spacing w:line="300" w:lineRule="atLeast"/>
+              <w:cnfStyle w:val="000000000000" w:firstRow="0" w:lastRow="0" w:firstColumn="0" w:lastColumn="0" w:oddVBand="0" w:evenVBand="0" w:oddHBand="0" w:evenHBand="0" w:firstRowFirstColumn="0" w:firstRowLastColumn="0" w:lastRowFirstColumn="0" w:lastRowLastColumn="0"/>
+            </w:pPr>
+            <w:r>
+              <w:t>Reflexion und Bilanz</w:t>
+            </w:r>
+          </w:p>
+        </w:tc>
+      </w:tr>
+    </w:tbl>
+    <w:p>
+      <w:r>
+        <w:t xml:space="preserve">  </w:t>
       </w:r>
       <w:r>
         <w:br w:type="page"/>
@@ -18552,24 +23065,74 @@
           <w:sz w:val="20"/>
           <w:szCs w:val="20"/>
         </w:rPr>
-        <w:t xml:space="preserve">wie Datensicherheit und Versionierung sichergestellt </w:t>
-      </w:r>
-      <w:proofErr w:type="gramStart"/>
-      <w:r>
-        <w:rPr>
-          <w:sz w:val="20"/>
-          <w:szCs w:val="20"/>
-        </w:rPr>
-        <w:t>wird</w:t>
-      </w:r>
-      <w:proofErr w:type="gramEnd"/>
-      <w:r>
-        <w:rPr>
-          <w:sz w:val="20"/>
-          <w:szCs w:val="20"/>
-        </w:rPr>
-        <w:t xml:space="preserve">. </w:t>
-      </w:r>
+        <w:t xml:space="preserve">wie Datensicherheit und Versionierung sichergestellt wird. </w:t>
+      </w:r>
+    </w:p>
+    <w:p>
+      <w:pPr>
+        <w:pStyle w:val="Lauftext"/>
+        <w:rPr>
+          <w:sz w:val="20"/>
+          <w:szCs w:val="20"/>
+        </w:rPr>
+      </w:pPr>
+    </w:p>
+    <w:p>
+      <w:pPr>
+        <w:pStyle w:val="Lauftext"/>
+        <w:rPr>
+          <w:sz w:val="20"/>
+          <w:szCs w:val="20"/>
+        </w:rPr>
+      </w:pPr>
+      <w:r>
+        <w:rPr>
+          <w:sz w:val="20"/>
+          <w:szCs w:val="20"/>
+        </w:rPr>
+        <w:t xml:space="preserve">Der Quellcode wird mit </w:t>
+      </w:r>
+      <w:proofErr w:type="spellStart"/>
+      <w:r>
+        <w:rPr>
+          <w:sz w:val="20"/>
+          <w:szCs w:val="20"/>
+        </w:rPr>
+        <w:t>Git</w:t>
+      </w:r>
+      <w:proofErr w:type="spellEnd"/>
+      <w:r>
+        <w:rPr>
+          <w:sz w:val="20"/>
+          <w:szCs w:val="20"/>
+        </w:rPr>
+        <w:t xml:space="preserve"> versioniert und regelmässig in das firmeninterne </w:t>
+      </w:r>
+      <w:proofErr w:type="spellStart"/>
+      <w:r>
+        <w:rPr>
+          <w:sz w:val="20"/>
+          <w:szCs w:val="20"/>
+        </w:rPr>
+        <w:t>GitLab</w:t>
+      </w:r>
+      <w:proofErr w:type="spellEnd"/>
+      <w:r>
+        <w:rPr>
+          <w:sz w:val="20"/>
+          <w:szCs w:val="20"/>
+        </w:rPr>
+        <w:t>-Repository übertragen, wodurch Änderungen nachvollziehbar sind und frühere Versionsstände wiederhergestellt werden können. Zur zusätzlichen Absicherung wird das Repository auf mein privates GitHub gespiegelt, während die Dokumentation und der Zeitplan täglich auf OneDrive sowie ins Repository hochgeladen werden.</w:t>
+      </w:r>
+    </w:p>
+    <w:p>
+      <w:pPr>
+        <w:pStyle w:val="Lauftext"/>
+        <w:rPr>
+          <w:sz w:val="20"/>
+          <w:szCs w:val="20"/>
+        </w:rPr>
+      </w:pPr>
     </w:p>
     <w:p>
       <w:pPr>
@@ -18907,8 +23470,12 @@
     <w:p/>
     <w:tbl>
       <w:tblPr>
-        <w:tblStyle w:val="Tabellenraster"/>
+        <w:tblStyle w:val="Listentabelle3"/>
         <w:tblW w:w="0" w:type="auto"/>
+        <w:tblBorders>
+          <w:insideH w:val="single" w:sz="4" w:space="0" w:color="auto"/>
+          <w:insideV w:val="single" w:sz="4" w:space="0" w:color="auto"/>
+        </w:tblBorders>
         <w:tblLook w:val="04A0" w:firstRow="1" w:lastRow="0" w:firstColumn="1" w:lastColumn="0" w:noHBand="0" w:noVBand="1"/>
       </w:tblPr>
       <w:tblGrid>
@@ -18918,13 +23485,17 @@
         <w:gridCol w:w="2681"/>
       </w:tblGrid>
       <w:tr>
-        <w:tc>
-          <w:tcPr>
+        <w:trPr>
+          <w:cnfStyle w:val="100000000000" w:firstRow="1" w:lastRow="0" w:firstColumn="0" w:lastColumn="0" w:oddVBand="0" w:evenVBand="0" w:oddHBand="0" w:evenHBand="0" w:firstRowFirstColumn="0" w:firstRowLastColumn="0" w:lastRowFirstColumn="0" w:lastRowLastColumn="0"/>
+        </w:trPr>
+        <w:tc>
+          <w:tcPr>
+            <w:cnfStyle w:val="001000000100" w:firstRow="0" w:lastRow="0" w:firstColumn="1" w:lastColumn="0" w:oddVBand="0" w:evenVBand="0" w:oddHBand="0" w:evenHBand="0" w:firstRowFirstColumn="1" w:firstRowLastColumn="0" w:lastRowFirstColumn="0" w:lastRowLastColumn="0"/>
             <w:tcW w:w="1838" w:type="dxa"/>
             <w:tcBorders>
-              <w:bottom w:val="single" w:sz="4" w:space="0" w:color="auto"/>
+              <w:bottom w:val="none" w:sz="0" w:space="0" w:color="auto"/>
+              <w:right w:val="none" w:sz="0" w:space="0" w:color="auto"/>
             </w:tcBorders>
-            <w:shd w:val="clear" w:color="auto" w:fill="000000" w:themeFill="text1"/>
           </w:tcPr>
           <w:p>
             <w:pPr>
@@ -18946,14 +23517,11 @@
         <w:tc>
           <w:tcPr>
             <w:tcW w:w="3329" w:type="dxa"/>
-            <w:tcBorders>
-              <w:bottom w:val="single" w:sz="4" w:space="0" w:color="auto"/>
-            </w:tcBorders>
-            <w:shd w:val="clear" w:color="auto" w:fill="000000" w:themeFill="text1"/>
-          </w:tcPr>
-          <w:p>
-            <w:pPr>
-              <w:pStyle w:val="Lauftext"/>
+          </w:tcPr>
+          <w:p>
+            <w:pPr>
+              <w:pStyle w:val="Lauftext"/>
+              <w:cnfStyle w:val="100000000000" w:firstRow="1" w:lastRow="0" w:firstColumn="0" w:lastColumn="0" w:oddVBand="0" w:evenVBand="0" w:oddHBand="0" w:evenHBand="0" w:firstRowFirstColumn="0" w:firstRowLastColumn="0" w:lastRowFirstColumn="0" w:lastRowLastColumn="0"/>
               <w:rPr>
                 <w:sz w:val="20"/>
                 <w:szCs w:val="20"/>
@@ -18971,11 +23539,11 @@
         <w:tc>
           <w:tcPr>
             <w:tcW w:w="1100" w:type="dxa"/>
-            <w:shd w:val="clear" w:color="auto" w:fill="000000" w:themeFill="text1"/>
-          </w:tcPr>
-          <w:p>
-            <w:pPr>
-              <w:pStyle w:val="Lauftext"/>
+          </w:tcPr>
+          <w:p>
+            <w:pPr>
+              <w:pStyle w:val="Lauftext"/>
+              <w:cnfStyle w:val="100000000000" w:firstRow="1" w:lastRow="0" w:firstColumn="0" w:lastColumn="0" w:oddVBand="0" w:evenVBand="0" w:oddHBand="0" w:evenHBand="0" w:firstRowFirstColumn="0" w:firstRowLastColumn="0" w:lastRowFirstColumn="0" w:lastRowLastColumn="0"/>
               <w:rPr>
                 <w:sz w:val="20"/>
                 <w:szCs w:val="20"/>
@@ -18993,11 +23561,11 @@
         <w:tc>
           <w:tcPr>
             <w:tcW w:w="2681" w:type="dxa"/>
-            <w:shd w:val="clear" w:color="auto" w:fill="000000" w:themeFill="text1"/>
-          </w:tcPr>
-          <w:p>
-            <w:pPr>
-              <w:pStyle w:val="Lauftext"/>
+          </w:tcPr>
+          <w:p>
+            <w:pPr>
+              <w:pStyle w:val="Lauftext"/>
+              <w:cnfStyle w:val="100000000000" w:firstRow="1" w:lastRow="0" w:firstColumn="0" w:lastColumn="0" w:oddVBand="0" w:evenVBand="0" w:oddHBand="0" w:evenHBand="0" w:firstRowFirstColumn="0" w:firstRowLastColumn="0" w:lastRowFirstColumn="0" w:lastRowLastColumn="0"/>
               <w:rPr>
                 <w:sz w:val="20"/>
                 <w:szCs w:val="20"/>
@@ -19010,6 +23578,1320 @@
               </w:rPr>
               <w:t>Geplante Massnahmen</w:t>
             </w:r>
+          </w:p>
+        </w:tc>
+      </w:tr>
+      <w:tr>
+        <w:trPr>
+          <w:cnfStyle w:val="000000100000" w:firstRow="0" w:lastRow="0" w:firstColumn="0" w:lastColumn="0" w:oddVBand="0" w:evenVBand="0" w:oddHBand="1" w:evenHBand="0" w:firstRowFirstColumn="0" w:firstRowLastColumn="0" w:lastRowFirstColumn="0" w:lastRowLastColumn="0"/>
+        </w:trPr>
+        <w:tc>
+          <w:tcPr>
+            <w:cnfStyle w:val="001000000000" w:firstRow="0" w:lastRow="0" w:firstColumn="1" w:lastColumn="0" w:oddVBand="0" w:evenVBand="0" w:oddHBand="0" w:evenHBand="0" w:firstRowFirstColumn="0" w:firstRowLastColumn="0" w:lastRowFirstColumn="0" w:lastRowLastColumn="0"/>
+            <w:tcW w:w="1838" w:type="dxa"/>
+          </w:tcPr>
+          <w:p>
+            <w:pPr>
+              <w:pStyle w:val="Lauftext"/>
+              <w:rPr>
+                <w:b w:val="0"/>
+                <w:bCs w:val="0"/>
+                <w:sz w:val="20"/>
+                <w:szCs w:val="20"/>
+              </w:rPr>
+            </w:pPr>
+            <w:r>
+              <w:rPr>
+                <w:b w:val="0"/>
+                <w:bCs w:val="0"/>
+                <w:sz w:val="20"/>
+                <w:szCs w:val="20"/>
+              </w:rPr>
+              <w:t>A01:2025 – Broken Access Control</w:t>
+            </w:r>
+          </w:p>
+        </w:tc>
+        <w:tc>
+          <w:tcPr>
+            <w:tcW w:w="3329" w:type="dxa"/>
+          </w:tcPr>
+          <w:p>
+            <w:pPr>
+              <w:pStyle w:val="Lauftext"/>
+              <w:cnfStyle w:val="000000100000" w:firstRow="0" w:lastRow="0" w:firstColumn="0" w:lastColumn="0" w:oddVBand="0" w:evenVBand="0" w:oddHBand="1" w:evenHBand="0" w:firstRowFirstColumn="0" w:firstRowLastColumn="0" w:lastRowFirstColumn="0" w:lastRowLastColumn="0"/>
+              <w:rPr>
+                <w:sz w:val="20"/>
+                <w:szCs w:val="20"/>
+              </w:rPr>
+            </w:pPr>
+            <w:r>
+              <w:rPr>
+                <w:sz w:val="20"/>
+                <w:szCs w:val="20"/>
+              </w:rPr>
+              <w:t>Benutzer können auf Daten oder Funktionen zugreifen, für die sie keine Berechtigung haben. Da gemäss Aufgabenstellung keine Benutzerverwaltung und keine Berechtigungen umgesetzt werden, hat dieses Risiko im Projekt nur eine geringe Bedeutung.</w:t>
+            </w:r>
+          </w:p>
+        </w:tc>
+        <w:tc>
+          <w:tcPr>
+            <w:tcW w:w="1100" w:type="dxa"/>
+          </w:tcPr>
+          <w:p>
+            <w:pPr>
+              <w:pStyle w:val="Lauftext"/>
+              <w:cnfStyle w:val="000000100000" w:firstRow="0" w:lastRow="0" w:firstColumn="0" w:lastColumn="0" w:oddVBand="0" w:evenVBand="0" w:oddHBand="1" w:evenHBand="0" w:firstRowFirstColumn="0" w:firstRowLastColumn="0" w:lastRowFirstColumn="0" w:lastRowLastColumn="0"/>
+              <w:rPr>
+                <w:sz w:val="20"/>
+                <w:szCs w:val="20"/>
+              </w:rPr>
+            </w:pPr>
+            <w:r>
+              <w:rPr>
+                <w:sz w:val="20"/>
+                <w:szCs w:val="20"/>
+              </w:rPr>
+              <w:t>Gering</w:t>
+            </w:r>
+          </w:p>
+        </w:tc>
+        <w:tc>
+          <w:tcPr>
+            <w:tcW w:w="2681" w:type="dxa"/>
+          </w:tcPr>
+          <w:p>
+            <w:pPr>
+              <w:pStyle w:val="Lauftext"/>
+              <w:cnfStyle w:val="000000100000" w:firstRow="0" w:lastRow="0" w:firstColumn="0" w:lastColumn="0" w:oddVBand="0" w:evenVBand="0" w:oddHBand="1" w:evenHBand="0" w:firstRowFirstColumn="0" w:firstRowLastColumn="0" w:lastRowFirstColumn="0" w:lastRowLastColumn="0"/>
+              <w:rPr>
+                <w:sz w:val="20"/>
+                <w:szCs w:val="20"/>
+              </w:rPr>
+            </w:pPr>
+            <w:r>
+              <w:rPr>
+                <w:sz w:val="20"/>
+                <w:szCs w:val="20"/>
+              </w:rPr>
+              <w:t>Die fehlende Zugriffskontrolle wird als Systemgrenze dokumentiert. Die Routen erlauben nur die vorgesehenen Operationen. Anfragen mit nicht vorhandenen IDs werden mit einer passenden Fehlermeldung beantwortet.</w:t>
+            </w:r>
+          </w:p>
+        </w:tc>
+      </w:tr>
+      <w:tr>
+        <w:tc>
+          <w:tcPr>
+            <w:cnfStyle w:val="001000000000" w:firstRow="0" w:lastRow="0" w:firstColumn="1" w:lastColumn="0" w:oddVBand="0" w:evenVBand="0" w:oddHBand="0" w:evenHBand="0" w:firstRowFirstColumn="0" w:firstRowLastColumn="0" w:lastRowFirstColumn="0" w:lastRowLastColumn="0"/>
+            <w:tcW w:w="1838" w:type="dxa"/>
+          </w:tcPr>
+          <w:p>
+            <w:pPr>
+              <w:pStyle w:val="Lauftext"/>
+              <w:rPr>
+                <w:b w:val="0"/>
+                <w:bCs w:val="0"/>
+                <w:sz w:val="20"/>
+                <w:szCs w:val="20"/>
+              </w:rPr>
+            </w:pPr>
+            <w:r>
+              <w:rPr>
+                <w:b w:val="0"/>
+                <w:bCs w:val="0"/>
+                <w:sz w:val="20"/>
+                <w:szCs w:val="20"/>
+              </w:rPr>
+              <w:t>A02:2025 – Security Misconfiguration</w:t>
+            </w:r>
+          </w:p>
+        </w:tc>
+        <w:tc>
+          <w:tcPr>
+            <w:tcW w:w="3329" w:type="dxa"/>
+          </w:tcPr>
+          <w:p>
+            <w:pPr>
+              <w:pStyle w:val="Lauftext"/>
+              <w:cnfStyle w:val="000000000000" w:firstRow="0" w:lastRow="0" w:firstColumn="0" w:lastColumn="0" w:oddVBand="0" w:evenVBand="0" w:oddHBand="0" w:evenHBand="0" w:firstRowFirstColumn="0" w:firstRowLastColumn="0" w:lastRowFirstColumn="0" w:lastRowLastColumn="0"/>
+              <w:rPr>
+                <w:sz w:val="20"/>
+                <w:szCs w:val="20"/>
+              </w:rPr>
+            </w:pPr>
+            <w:r>
+              <w:rPr>
+                <w:sz w:val="20"/>
+                <w:szCs w:val="20"/>
+              </w:rPr>
+              <w:t xml:space="preserve">Unsichere Konfigurationen, etwa Zugangsdaten im Quellcode oder detaillierte technische Fehlermeldungen. Da der Code auf </w:t>
+            </w:r>
+            <w:proofErr w:type="spellStart"/>
+            <w:r>
+              <w:rPr>
+                <w:sz w:val="20"/>
+                <w:szCs w:val="20"/>
+              </w:rPr>
+              <w:t>GitLab</w:t>
+            </w:r>
+            <w:proofErr w:type="spellEnd"/>
+            <w:r>
+              <w:rPr>
+                <w:sz w:val="20"/>
+                <w:szCs w:val="20"/>
+              </w:rPr>
+              <w:t xml:space="preserve"> gespeichert und auf GitHub gespiegelt wird, könnten Zugangsdaten unbeabsichtigt veröffentlicht werden.</w:t>
+            </w:r>
+          </w:p>
+        </w:tc>
+        <w:tc>
+          <w:tcPr>
+            <w:tcW w:w="1100" w:type="dxa"/>
+          </w:tcPr>
+          <w:p>
+            <w:pPr>
+              <w:pStyle w:val="Lauftext"/>
+              <w:cnfStyle w:val="000000000000" w:firstRow="0" w:lastRow="0" w:firstColumn="0" w:lastColumn="0" w:oddVBand="0" w:evenVBand="0" w:oddHBand="0" w:evenHBand="0" w:firstRowFirstColumn="0" w:firstRowLastColumn="0" w:lastRowFirstColumn="0" w:lastRowLastColumn="0"/>
+              <w:rPr>
+                <w:sz w:val="20"/>
+                <w:szCs w:val="20"/>
+              </w:rPr>
+            </w:pPr>
+            <w:r>
+              <w:rPr>
+                <w:sz w:val="20"/>
+                <w:szCs w:val="20"/>
+              </w:rPr>
+              <w:t>Hoch</w:t>
+            </w:r>
+          </w:p>
+        </w:tc>
+        <w:tc>
+          <w:tcPr>
+            <w:tcW w:w="2681" w:type="dxa"/>
+          </w:tcPr>
+          <w:p>
+            <w:pPr>
+              <w:pStyle w:val="Lauftext"/>
+              <w:cnfStyle w:val="000000000000" w:firstRow="0" w:lastRow="0" w:firstColumn="0" w:lastColumn="0" w:oddVBand="0" w:evenVBand="0" w:oddHBand="0" w:evenHBand="0" w:firstRowFirstColumn="0" w:firstRowLastColumn="0" w:lastRowFirstColumn="0" w:lastRowLastColumn="0"/>
+              <w:rPr>
+                <w:sz w:val="20"/>
+                <w:szCs w:val="20"/>
+              </w:rPr>
+            </w:pPr>
+            <w:r>
+              <w:rPr>
+                <w:sz w:val="20"/>
+                <w:szCs w:val="20"/>
+              </w:rPr>
+              <w:t>Datenbank-Zugangsdaten werden in einer .</w:t>
+            </w:r>
+            <w:proofErr w:type="spellStart"/>
+            <w:r>
+              <w:rPr>
+                <w:sz w:val="20"/>
+                <w:szCs w:val="20"/>
+              </w:rPr>
+              <w:t>env</w:t>
+            </w:r>
+            <w:proofErr w:type="spellEnd"/>
+            <w:r>
+              <w:rPr>
+                <w:sz w:val="20"/>
+                <w:szCs w:val="20"/>
+              </w:rPr>
+              <w:t>-Datei gespeichert, die über .</w:t>
+            </w:r>
+            <w:proofErr w:type="spellStart"/>
+            <w:r>
+              <w:rPr>
+                <w:sz w:val="20"/>
+                <w:szCs w:val="20"/>
+              </w:rPr>
+              <w:t>gitignore</w:t>
+            </w:r>
+            <w:proofErr w:type="spellEnd"/>
+            <w:r>
+              <w:rPr>
+                <w:sz w:val="20"/>
+                <w:szCs w:val="20"/>
+              </w:rPr>
+              <w:t xml:space="preserve"> von der Versionierung ausgeschlossen ist. Eine .</w:t>
+            </w:r>
+            <w:proofErr w:type="spellStart"/>
+            <w:r>
+              <w:rPr>
+                <w:sz w:val="20"/>
+                <w:szCs w:val="20"/>
+              </w:rPr>
+              <w:t>env.example</w:t>
+            </w:r>
+            <w:proofErr w:type="spellEnd"/>
+            <w:r>
+              <w:rPr>
+                <w:sz w:val="20"/>
+                <w:szCs w:val="20"/>
+              </w:rPr>
+              <w:t xml:space="preserve"> ohne echte Werte dient als Vorlage. Fehlermeldungen an den Client enthalten keine internen Details wie </w:t>
+            </w:r>
+            <w:proofErr w:type="spellStart"/>
+            <w:r>
+              <w:rPr>
+                <w:sz w:val="20"/>
+                <w:szCs w:val="20"/>
+              </w:rPr>
+              <w:t>Stacktraces</w:t>
+            </w:r>
+            <w:proofErr w:type="spellEnd"/>
+            <w:r>
+              <w:rPr>
+                <w:sz w:val="20"/>
+                <w:szCs w:val="20"/>
+              </w:rPr>
+              <w:t>.</w:t>
+            </w:r>
+          </w:p>
+        </w:tc>
+      </w:tr>
+      <w:tr>
+        <w:trPr>
+          <w:cnfStyle w:val="000000100000" w:firstRow="0" w:lastRow="0" w:firstColumn="0" w:lastColumn="0" w:oddVBand="0" w:evenVBand="0" w:oddHBand="1" w:evenHBand="0" w:firstRowFirstColumn="0" w:firstRowLastColumn="0" w:lastRowFirstColumn="0" w:lastRowLastColumn="0"/>
+        </w:trPr>
+        <w:tc>
+          <w:tcPr>
+            <w:cnfStyle w:val="001000000000" w:firstRow="0" w:lastRow="0" w:firstColumn="1" w:lastColumn="0" w:oddVBand="0" w:evenVBand="0" w:oddHBand="0" w:evenHBand="0" w:firstRowFirstColumn="0" w:firstRowLastColumn="0" w:lastRowFirstColumn="0" w:lastRowLastColumn="0"/>
+            <w:tcW w:w="1838" w:type="dxa"/>
+          </w:tcPr>
+          <w:p>
+            <w:pPr>
+              <w:pStyle w:val="Lauftext"/>
+              <w:rPr>
+                <w:b w:val="0"/>
+                <w:bCs w:val="0"/>
+                <w:sz w:val="20"/>
+                <w:szCs w:val="20"/>
+              </w:rPr>
+            </w:pPr>
+            <w:r>
+              <w:rPr>
+                <w:b w:val="0"/>
+                <w:bCs w:val="0"/>
+                <w:sz w:val="20"/>
+                <w:szCs w:val="20"/>
+              </w:rPr>
+              <w:t xml:space="preserve">A03:2025 – Software Supply Chain </w:t>
+            </w:r>
+            <w:proofErr w:type="spellStart"/>
+            <w:r>
+              <w:rPr>
+                <w:b w:val="0"/>
+                <w:bCs w:val="0"/>
+                <w:sz w:val="20"/>
+                <w:szCs w:val="20"/>
+              </w:rPr>
+              <w:t>Failures</w:t>
+            </w:r>
+            <w:proofErr w:type="spellEnd"/>
+          </w:p>
+        </w:tc>
+        <w:tc>
+          <w:tcPr>
+            <w:tcW w:w="3329" w:type="dxa"/>
+          </w:tcPr>
+          <w:p>
+            <w:pPr>
+              <w:pStyle w:val="Lauftext"/>
+              <w:cnfStyle w:val="000000100000" w:firstRow="0" w:lastRow="0" w:firstColumn="0" w:lastColumn="0" w:oddVBand="0" w:evenVBand="0" w:oddHBand="1" w:evenHBand="0" w:firstRowFirstColumn="0" w:firstRowLastColumn="0" w:lastRowFirstColumn="0" w:lastRowLastColumn="0"/>
+              <w:rPr>
+                <w:sz w:val="20"/>
+                <w:szCs w:val="20"/>
+              </w:rPr>
+            </w:pPr>
+            <w:r>
+              <w:rPr>
+                <w:sz w:val="20"/>
+                <w:szCs w:val="20"/>
+              </w:rPr>
+              <w:t xml:space="preserve">Verwendete </w:t>
+            </w:r>
+            <w:proofErr w:type="spellStart"/>
+            <w:r>
+              <w:rPr>
+                <w:sz w:val="20"/>
+                <w:szCs w:val="20"/>
+              </w:rPr>
+              <w:t>npm</w:t>
+            </w:r>
+            <w:proofErr w:type="spellEnd"/>
+            <w:r>
+              <w:rPr>
+                <w:sz w:val="20"/>
+                <w:szCs w:val="20"/>
+              </w:rPr>
+              <w:t>-Pakete können Sicherheitslücken enthalten oder unbeabsichtigt in einer anderen Version installiert werden.</w:t>
+            </w:r>
+          </w:p>
+        </w:tc>
+        <w:tc>
+          <w:tcPr>
+            <w:tcW w:w="1100" w:type="dxa"/>
+          </w:tcPr>
+          <w:p>
+            <w:pPr>
+              <w:pStyle w:val="Lauftext"/>
+              <w:cnfStyle w:val="000000100000" w:firstRow="0" w:lastRow="0" w:firstColumn="0" w:lastColumn="0" w:oddVBand="0" w:evenVBand="0" w:oddHBand="1" w:evenHBand="0" w:firstRowFirstColumn="0" w:firstRowLastColumn="0" w:lastRowFirstColumn="0" w:lastRowLastColumn="0"/>
+              <w:rPr>
+                <w:sz w:val="20"/>
+                <w:szCs w:val="20"/>
+              </w:rPr>
+            </w:pPr>
+            <w:r>
+              <w:rPr>
+                <w:sz w:val="20"/>
+                <w:szCs w:val="20"/>
+              </w:rPr>
+              <w:t>Mittel</w:t>
+            </w:r>
+          </w:p>
+        </w:tc>
+        <w:tc>
+          <w:tcPr>
+            <w:tcW w:w="2681" w:type="dxa"/>
+          </w:tcPr>
+          <w:p>
+            <w:pPr>
+              <w:pStyle w:val="Lauftext"/>
+              <w:cnfStyle w:val="000000100000" w:firstRow="0" w:lastRow="0" w:firstColumn="0" w:lastColumn="0" w:oddVBand="0" w:evenVBand="0" w:oddHBand="1" w:evenHBand="0" w:firstRowFirstColumn="0" w:firstRowLastColumn="0" w:lastRowFirstColumn="0" w:lastRowLastColumn="0"/>
+              <w:rPr>
+                <w:sz w:val="20"/>
+                <w:szCs w:val="20"/>
+              </w:rPr>
+            </w:pPr>
+            <w:r>
+              <w:rPr>
+                <w:sz w:val="20"/>
+                <w:szCs w:val="20"/>
+              </w:rPr>
+              <w:t xml:space="preserve">Es werden nur notwendige und verbreitete Pakete eingesetzt. Die Datei </w:t>
+            </w:r>
+            <w:proofErr w:type="spellStart"/>
+            <w:r>
+              <w:rPr>
+                <w:sz w:val="20"/>
+                <w:szCs w:val="20"/>
+              </w:rPr>
+              <w:t>package-lock.json</w:t>
+            </w:r>
+            <w:proofErr w:type="spellEnd"/>
+            <w:r>
+              <w:rPr>
+                <w:sz w:val="20"/>
+                <w:szCs w:val="20"/>
+              </w:rPr>
+              <w:t xml:space="preserve"> wird versioniert, damit die gleichen Versionen installiert werden. Die Abhängigkeiten werden mit </w:t>
+            </w:r>
+            <w:proofErr w:type="spellStart"/>
+            <w:r>
+              <w:rPr>
+                <w:sz w:val="20"/>
+                <w:szCs w:val="20"/>
+              </w:rPr>
+              <w:t>npm</w:t>
+            </w:r>
+            <w:proofErr w:type="spellEnd"/>
+            <w:r>
+              <w:rPr>
+                <w:sz w:val="20"/>
+                <w:szCs w:val="20"/>
+              </w:rPr>
+              <w:t xml:space="preserve"> </w:t>
+            </w:r>
+            <w:proofErr w:type="spellStart"/>
+            <w:r>
+              <w:rPr>
+                <w:sz w:val="20"/>
+                <w:szCs w:val="20"/>
+              </w:rPr>
+              <w:t>audit</w:t>
+            </w:r>
+            <w:proofErr w:type="spellEnd"/>
+            <w:r>
+              <w:rPr>
+                <w:sz w:val="20"/>
+                <w:szCs w:val="20"/>
+              </w:rPr>
+              <w:t xml:space="preserve"> überprüft.</w:t>
+            </w:r>
+          </w:p>
+        </w:tc>
+      </w:tr>
+      <w:tr>
+        <w:tc>
+          <w:tcPr>
+            <w:cnfStyle w:val="001000000000" w:firstRow="0" w:lastRow="0" w:firstColumn="1" w:lastColumn="0" w:oddVBand="0" w:evenVBand="0" w:oddHBand="0" w:evenHBand="0" w:firstRowFirstColumn="0" w:firstRowLastColumn="0" w:lastRowFirstColumn="0" w:lastRowLastColumn="0"/>
+            <w:tcW w:w="1838" w:type="dxa"/>
+          </w:tcPr>
+          <w:p>
+            <w:pPr>
+              <w:pStyle w:val="Lauftext"/>
+              <w:rPr>
+                <w:b w:val="0"/>
+                <w:bCs w:val="0"/>
+                <w:sz w:val="20"/>
+                <w:szCs w:val="20"/>
+              </w:rPr>
+            </w:pPr>
+            <w:r>
+              <w:rPr>
+                <w:b w:val="0"/>
+                <w:bCs w:val="0"/>
+                <w:sz w:val="20"/>
+                <w:szCs w:val="20"/>
+              </w:rPr>
+              <w:t xml:space="preserve">A04:2025 – </w:t>
+            </w:r>
+            <w:proofErr w:type="spellStart"/>
+            <w:r>
+              <w:rPr>
+                <w:b w:val="0"/>
+                <w:bCs w:val="0"/>
+                <w:sz w:val="20"/>
+                <w:szCs w:val="20"/>
+              </w:rPr>
+              <w:t>Cryptographic</w:t>
+            </w:r>
+            <w:proofErr w:type="spellEnd"/>
+            <w:r>
+              <w:rPr>
+                <w:b w:val="0"/>
+                <w:bCs w:val="0"/>
+                <w:sz w:val="20"/>
+                <w:szCs w:val="20"/>
+              </w:rPr>
+              <w:t xml:space="preserve"> </w:t>
+            </w:r>
+            <w:proofErr w:type="spellStart"/>
+            <w:r>
+              <w:rPr>
+                <w:b w:val="0"/>
+                <w:bCs w:val="0"/>
+                <w:sz w:val="20"/>
+                <w:szCs w:val="20"/>
+              </w:rPr>
+              <w:t>Failures</w:t>
+            </w:r>
+            <w:proofErr w:type="spellEnd"/>
+          </w:p>
+        </w:tc>
+        <w:tc>
+          <w:tcPr>
+            <w:tcW w:w="3329" w:type="dxa"/>
+          </w:tcPr>
+          <w:p>
+            <w:pPr>
+              <w:pStyle w:val="Lauftext"/>
+              <w:cnfStyle w:val="000000000000" w:firstRow="0" w:lastRow="0" w:firstColumn="0" w:lastColumn="0" w:oddVBand="0" w:evenVBand="0" w:oddHBand="0" w:evenHBand="0" w:firstRowFirstColumn="0" w:firstRowLastColumn="0" w:lastRowFirstColumn="0" w:lastRowLastColumn="0"/>
+              <w:rPr>
+                <w:sz w:val="20"/>
+                <w:szCs w:val="20"/>
+              </w:rPr>
+            </w:pPr>
+            <w:r>
+              <w:rPr>
+                <w:sz w:val="20"/>
+                <w:szCs w:val="20"/>
+              </w:rPr>
+              <w:t>Sensible Daten werden ungeschützt gespeichert oder übertragen. Das Projekt verarbeitet keine Passwörter oder Personendaten und läuft ausschliesslich lokal.</w:t>
+            </w:r>
+          </w:p>
+        </w:tc>
+        <w:tc>
+          <w:tcPr>
+            <w:tcW w:w="1100" w:type="dxa"/>
+          </w:tcPr>
+          <w:p>
+            <w:pPr>
+              <w:pStyle w:val="Lauftext"/>
+              <w:cnfStyle w:val="000000000000" w:firstRow="0" w:lastRow="0" w:firstColumn="0" w:lastColumn="0" w:oddVBand="0" w:evenVBand="0" w:oddHBand="0" w:evenHBand="0" w:firstRowFirstColumn="0" w:firstRowLastColumn="0" w:lastRowFirstColumn="0" w:lastRowLastColumn="0"/>
+              <w:rPr>
+                <w:sz w:val="20"/>
+                <w:szCs w:val="20"/>
+              </w:rPr>
+            </w:pPr>
+            <w:r>
+              <w:rPr>
+                <w:sz w:val="20"/>
+                <w:szCs w:val="20"/>
+              </w:rPr>
+              <w:t>Gering</w:t>
+            </w:r>
+          </w:p>
+        </w:tc>
+        <w:tc>
+          <w:tcPr>
+            <w:tcW w:w="2681" w:type="dxa"/>
+          </w:tcPr>
+          <w:p>
+            <w:pPr>
+              <w:pStyle w:val="Lauftext"/>
+              <w:cnfStyle w:val="000000000000" w:firstRow="0" w:lastRow="0" w:firstColumn="0" w:lastColumn="0" w:oddVBand="0" w:evenVBand="0" w:oddHBand="0" w:evenHBand="0" w:firstRowFirstColumn="0" w:firstRowLastColumn="0" w:lastRowFirstColumn="0" w:lastRowLastColumn="0"/>
+              <w:rPr>
+                <w:sz w:val="20"/>
+                <w:szCs w:val="20"/>
+              </w:rPr>
+            </w:pPr>
+            <w:r>
+              <w:rPr>
+                <w:sz w:val="20"/>
+                <w:szCs w:val="20"/>
+              </w:rPr>
+              <w:t xml:space="preserve">Es werden keine sensiblen Personendaten gespeichert. Zugangsdaten werden nicht im Code abgelegt. Bei einer späteren Veröffentlichung </w:t>
+            </w:r>
+            <w:r>
+              <w:rPr>
+                <w:sz w:val="20"/>
+                <w:szCs w:val="20"/>
+              </w:rPr>
+              <w:lastRenderedPageBreak/>
+              <w:t>wäre die Übertragung über HTTPS vorzusehen.</w:t>
+            </w:r>
+          </w:p>
+        </w:tc>
+      </w:tr>
+      <w:tr>
+        <w:trPr>
+          <w:cnfStyle w:val="000000100000" w:firstRow="0" w:lastRow="0" w:firstColumn="0" w:lastColumn="0" w:oddVBand="0" w:evenVBand="0" w:oddHBand="1" w:evenHBand="0" w:firstRowFirstColumn="0" w:firstRowLastColumn="0" w:lastRowFirstColumn="0" w:lastRowLastColumn="0"/>
+        </w:trPr>
+        <w:tc>
+          <w:tcPr>
+            <w:cnfStyle w:val="001000000000" w:firstRow="0" w:lastRow="0" w:firstColumn="1" w:lastColumn="0" w:oddVBand="0" w:evenVBand="0" w:oddHBand="0" w:evenHBand="0" w:firstRowFirstColumn="0" w:firstRowLastColumn="0" w:lastRowFirstColumn="0" w:lastRowLastColumn="0"/>
+            <w:tcW w:w="1838" w:type="dxa"/>
+          </w:tcPr>
+          <w:p>
+            <w:pPr>
+              <w:pStyle w:val="Lauftext"/>
+              <w:rPr>
+                <w:b w:val="0"/>
+                <w:bCs w:val="0"/>
+                <w:sz w:val="20"/>
+                <w:szCs w:val="20"/>
+              </w:rPr>
+            </w:pPr>
+            <w:r>
+              <w:rPr>
+                <w:b w:val="0"/>
+                <w:bCs w:val="0"/>
+                <w:sz w:val="20"/>
+                <w:szCs w:val="20"/>
+              </w:rPr>
+              <w:lastRenderedPageBreak/>
+              <w:t>A05:2025 – Injection</w:t>
+            </w:r>
+          </w:p>
+        </w:tc>
+        <w:tc>
+          <w:tcPr>
+            <w:tcW w:w="3329" w:type="dxa"/>
+          </w:tcPr>
+          <w:p>
+            <w:pPr>
+              <w:pStyle w:val="Lauftext"/>
+              <w:cnfStyle w:val="000000100000" w:firstRow="0" w:lastRow="0" w:firstColumn="0" w:lastColumn="0" w:oddVBand="0" w:evenVBand="0" w:oddHBand="1" w:evenHBand="0" w:firstRowFirstColumn="0" w:firstRowLastColumn="0" w:lastRowFirstColumn="0" w:lastRowLastColumn="0"/>
+              <w:rPr>
+                <w:sz w:val="20"/>
+                <w:szCs w:val="20"/>
+              </w:rPr>
+            </w:pPr>
+            <w:r>
+              <w:rPr>
+                <w:sz w:val="20"/>
+                <w:szCs w:val="20"/>
+              </w:rPr>
+              <w:t>Eingaben aus Anfragen, beispielsweise Filter- oder Sortierparameter, werden ungeprüft in SQL-Abfragen eingefügt und können die Datenbankabfrage manipulieren.</w:t>
+            </w:r>
+          </w:p>
+        </w:tc>
+        <w:tc>
+          <w:tcPr>
+            <w:tcW w:w="1100" w:type="dxa"/>
+          </w:tcPr>
+          <w:p>
+            <w:pPr>
+              <w:pStyle w:val="Lauftext"/>
+              <w:cnfStyle w:val="000000100000" w:firstRow="0" w:lastRow="0" w:firstColumn="0" w:lastColumn="0" w:oddVBand="0" w:evenVBand="0" w:oddHBand="1" w:evenHBand="0" w:firstRowFirstColumn="0" w:firstRowLastColumn="0" w:lastRowFirstColumn="0" w:lastRowLastColumn="0"/>
+              <w:rPr>
+                <w:sz w:val="20"/>
+                <w:szCs w:val="20"/>
+              </w:rPr>
+            </w:pPr>
+            <w:r>
+              <w:rPr>
+                <w:sz w:val="20"/>
+                <w:szCs w:val="20"/>
+              </w:rPr>
+              <w:t>Hoch</w:t>
+            </w:r>
+          </w:p>
+        </w:tc>
+        <w:tc>
+          <w:tcPr>
+            <w:tcW w:w="2681" w:type="dxa"/>
+          </w:tcPr>
+          <w:p>
+            <w:pPr>
+              <w:pStyle w:val="Lauftext"/>
+              <w:cnfStyle w:val="000000100000" w:firstRow="0" w:lastRow="0" w:firstColumn="0" w:lastColumn="0" w:oddVBand="0" w:evenVBand="0" w:oddHBand="1" w:evenHBand="0" w:firstRowFirstColumn="0" w:firstRowLastColumn="0" w:lastRowFirstColumn="0" w:lastRowLastColumn="0"/>
+              <w:rPr>
+                <w:sz w:val="20"/>
+                <w:szCs w:val="20"/>
+              </w:rPr>
+            </w:pPr>
+            <w:r>
+              <w:rPr>
+                <w:sz w:val="20"/>
+                <w:szCs w:val="20"/>
+              </w:rPr>
+              <w:t xml:space="preserve">Alle SQL-Abfragen verwenden </w:t>
+            </w:r>
+            <w:proofErr w:type="spellStart"/>
+            <w:r>
+              <w:rPr>
+                <w:sz w:val="20"/>
+                <w:szCs w:val="20"/>
+              </w:rPr>
+              <w:t>Prepared</w:t>
+            </w:r>
+            <w:proofErr w:type="spellEnd"/>
+            <w:r>
+              <w:rPr>
+                <w:sz w:val="20"/>
+                <w:szCs w:val="20"/>
+              </w:rPr>
+              <w:t xml:space="preserve"> Statements mit Platzhaltern von mysql2. Sortierfelder und Sortierrichtung werden über eine Liste erlaubter Werte geprüft. Alle Eingaben werden vor der Verarbeitung validiert.</w:t>
+            </w:r>
+          </w:p>
+          <w:p>
+            <w:pPr>
+              <w:ind w:firstLine="709"/>
+              <w:cnfStyle w:val="000000100000" w:firstRow="0" w:lastRow="0" w:firstColumn="0" w:lastColumn="0" w:oddVBand="0" w:evenVBand="0" w:oddHBand="1" w:evenHBand="0" w:firstRowFirstColumn="0" w:firstRowLastColumn="0" w:lastRowFirstColumn="0" w:lastRowLastColumn="0"/>
+            </w:pPr>
+          </w:p>
+        </w:tc>
+      </w:tr>
+      <w:tr>
+        <w:tc>
+          <w:tcPr>
+            <w:cnfStyle w:val="001000000000" w:firstRow="0" w:lastRow="0" w:firstColumn="1" w:lastColumn="0" w:oddVBand="0" w:evenVBand="0" w:oddHBand="0" w:evenHBand="0" w:firstRowFirstColumn="0" w:firstRowLastColumn="0" w:lastRowFirstColumn="0" w:lastRowLastColumn="0"/>
+            <w:tcW w:w="1838" w:type="dxa"/>
+          </w:tcPr>
+          <w:p>
+            <w:pPr>
+              <w:pStyle w:val="Lauftext"/>
+              <w:rPr>
+                <w:b w:val="0"/>
+                <w:bCs w:val="0"/>
+                <w:sz w:val="20"/>
+                <w:szCs w:val="20"/>
+              </w:rPr>
+            </w:pPr>
+            <w:r>
+              <w:rPr>
+                <w:b w:val="0"/>
+                <w:bCs w:val="0"/>
+                <w:sz w:val="20"/>
+                <w:szCs w:val="20"/>
+              </w:rPr>
+              <w:t xml:space="preserve">A06:2025 – </w:t>
+            </w:r>
+            <w:proofErr w:type="spellStart"/>
+            <w:r>
+              <w:rPr>
+                <w:b w:val="0"/>
+                <w:bCs w:val="0"/>
+                <w:sz w:val="20"/>
+                <w:szCs w:val="20"/>
+              </w:rPr>
+              <w:t>Insecure</w:t>
+            </w:r>
+            <w:proofErr w:type="spellEnd"/>
+            <w:r>
+              <w:rPr>
+                <w:b w:val="0"/>
+                <w:bCs w:val="0"/>
+                <w:sz w:val="20"/>
+                <w:szCs w:val="20"/>
+              </w:rPr>
+              <w:t xml:space="preserve"> Design</w:t>
+            </w:r>
+          </w:p>
+        </w:tc>
+        <w:tc>
+          <w:tcPr>
+            <w:tcW w:w="3329" w:type="dxa"/>
+          </w:tcPr>
+          <w:p>
+            <w:pPr>
+              <w:pStyle w:val="Lauftext"/>
+              <w:cnfStyle w:val="000000000000" w:firstRow="0" w:lastRow="0" w:firstColumn="0" w:lastColumn="0" w:oddVBand="0" w:evenVBand="0" w:oddHBand="0" w:evenHBand="0" w:firstRowFirstColumn="0" w:firstRowLastColumn="0" w:lastRowFirstColumn="0" w:lastRowLastColumn="0"/>
+              <w:rPr>
+                <w:sz w:val="20"/>
+                <w:szCs w:val="20"/>
+              </w:rPr>
+            </w:pPr>
+            <w:r>
+              <w:rPr>
+                <w:sz w:val="20"/>
+                <w:szCs w:val="20"/>
+              </w:rPr>
+              <w:t>Fehler in der Planung, etwa fehlende Regeln für Beziehungen oder doppelte Einträge, führen zu inkonsistenten Daten oder unerwartetem Verhalten.</w:t>
+            </w:r>
+          </w:p>
+        </w:tc>
+        <w:tc>
+          <w:tcPr>
+            <w:tcW w:w="1100" w:type="dxa"/>
+          </w:tcPr>
+          <w:p>
+            <w:pPr>
+              <w:pStyle w:val="Lauftext"/>
+              <w:cnfStyle w:val="000000000000" w:firstRow="0" w:lastRow="0" w:firstColumn="0" w:lastColumn="0" w:oddVBand="0" w:evenVBand="0" w:oddHBand="0" w:evenHBand="0" w:firstRowFirstColumn="0" w:firstRowLastColumn="0" w:lastRowFirstColumn="0" w:lastRowLastColumn="0"/>
+              <w:rPr>
+                <w:sz w:val="20"/>
+                <w:szCs w:val="20"/>
+              </w:rPr>
+            </w:pPr>
+            <w:r>
+              <w:rPr>
+                <w:sz w:val="20"/>
+                <w:szCs w:val="20"/>
+              </w:rPr>
+              <w:t>Mittel</w:t>
+            </w:r>
+          </w:p>
+        </w:tc>
+        <w:tc>
+          <w:tcPr>
+            <w:tcW w:w="2681" w:type="dxa"/>
+          </w:tcPr>
+          <w:p>
+            <w:pPr>
+              <w:pStyle w:val="Lauftext"/>
+              <w:cnfStyle w:val="000000000000" w:firstRow="0" w:lastRow="0" w:firstColumn="0" w:lastColumn="0" w:oddVBand="0" w:evenVBand="0" w:oddHBand="0" w:evenHBand="0" w:firstRowFirstColumn="0" w:firstRowLastColumn="0" w:lastRowFirstColumn="0" w:lastRowLastColumn="0"/>
+              <w:rPr>
+                <w:sz w:val="20"/>
+                <w:szCs w:val="20"/>
+              </w:rPr>
+            </w:pPr>
+            <w:r>
+              <w:rPr>
+                <w:sz w:val="20"/>
+                <w:szCs w:val="20"/>
+              </w:rPr>
+              <w:t>Die Datenbankstruktur und die Endpunkte werden vor der Umsetzung geplant. Für Beziehungen werden Fremdschlüssel verwendet; für Kategorien und Giessangaben werden doppelte Einträge verhindert. Das Verhalten beim Löschen verknüpfter Daten wird festgelegt und dokumentiert.</w:t>
+            </w:r>
+          </w:p>
+        </w:tc>
+      </w:tr>
+      <w:tr>
+        <w:trPr>
+          <w:cnfStyle w:val="000000100000" w:firstRow="0" w:lastRow="0" w:firstColumn="0" w:lastColumn="0" w:oddVBand="0" w:evenVBand="0" w:oddHBand="1" w:evenHBand="0" w:firstRowFirstColumn="0" w:firstRowLastColumn="0" w:lastRowFirstColumn="0" w:lastRowLastColumn="0"/>
+        </w:trPr>
+        <w:tc>
+          <w:tcPr>
+            <w:cnfStyle w:val="001000000000" w:firstRow="0" w:lastRow="0" w:firstColumn="1" w:lastColumn="0" w:oddVBand="0" w:evenVBand="0" w:oddHBand="0" w:evenHBand="0" w:firstRowFirstColumn="0" w:firstRowLastColumn="0" w:lastRowFirstColumn="0" w:lastRowLastColumn="0"/>
+            <w:tcW w:w="1838" w:type="dxa"/>
+          </w:tcPr>
+          <w:p>
+            <w:pPr>
+              <w:pStyle w:val="Lauftext"/>
+              <w:rPr>
+                <w:b w:val="0"/>
+                <w:bCs w:val="0"/>
+                <w:sz w:val="20"/>
+                <w:szCs w:val="20"/>
+              </w:rPr>
+            </w:pPr>
+            <w:r>
+              <w:rPr>
+                <w:b w:val="0"/>
+                <w:bCs w:val="0"/>
+                <w:sz w:val="20"/>
+                <w:szCs w:val="20"/>
+              </w:rPr>
+              <w:t xml:space="preserve">A07:2025 – Authentication </w:t>
+            </w:r>
+            <w:proofErr w:type="spellStart"/>
+            <w:r>
+              <w:rPr>
+                <w:b w:val="0"/>
+                <w:bCs w:val="0"/>
+                <w:sz w:val="20"/>
+                <w:szCs w:val="20"/>
+              </w:rPr>
+              <w:t>Failures</w:t>
+            </w:r>
+            <w:proofErr w:type="spellEnd"/>
+          </w:p>
+        </w:tc>
+        <w:tc>
+          <w:tcPr>
+            <w:tcW w:w="3329" w:type="dxa"/>
+          </w:tcPr>
+          <w:p>
+            <w:pPr>
+              <w:pStyle w:val="Lauftext"/>
+              <w:cnfStyle w:val="000000100000" w:firstRow="0" w:lastRow="0" w:firstColumn="0" w:lastColumn="0" w:oddVBand="0" w:evenVBand="0" w:oddHBand="1" w:evenHBand="0" w:firstRowFirstColumn="0" w:firstRowLastColumn="0" w:lastRowFirstColumn="0" w:lastRowLastColumn="0"/>
+              <w:rPr>
+                <w:sz w:val="20"/>
+                <w:szCs w:val="20"/>
+              </w:rPr>
+            </w:pPr>
+            <w:r>
+              <w:rPr>
+                <w:sz w:val="20"/>
+                <w:szCs w:val="20"/>
+              </w:rPr>
+              <w:t>Schwachstellen bei Anmeldung und Authentifizierung. Ein Login ist in der Aufgabenstellung nicht vorgesehen.</w:t>
+            </w:r>
+          </w:p>
+        </w:tc>
+        <w:tc>
+          <w:tcPr>
+            <w:tcW w:w="1100" w:type="dxa"/>
+          </w:tcPr>
+          <w:p>
+            <w:pPr>
+              <w:pStyle w:val="Lauftext"/>
+              <w:cnfStyle w:val="000000100000" w:firstRow="0" w:lastRow="0" w:firstColumn="0" w:lastColumn="0" w:oddVBand="0" w:evenVBand="0" w:oddHBand="1" w:evenHBand="0" w:firstRowFirstColumn="0" w:firstRowLastColumn="0" w:lastRowFirstColumn="0" w:lastRowLastColumn="0"/>
+              <w:rPr>
+                <w:sz w:val="20"/>
+                <w:szCs w:val="20"/>
+              </w:rPr>
+            </w:pPr>
+            <w:r>
+              <w:rPr>
+                <w:sz w:val="20"/>
+                <w:szCs w:val="20"/>
+              </w:rPr>
+              <w:t>Gering</w:t>
+            </w:r>
+          </w:p>
+        </w:tc>
+        <w:tc>
+          <w:tcPr>
+            <w:tcW w:w="2681" w:type="dxa"/>
+          </w:tcPr>
+          <w:p>
+            <w:pPr>
+              <w:pStyle w:val="Lauftext"/>
+              <w:cnfStyle w:val="000000100000" w:firstRow="0" w:lastRow="0" w:firstColumn="0" w:lastColumn="0" w:oddVBand="0" w:evenVBand="0" w:oddHBand="1" w:evenHBand="0" w:firstRowFirstColumn="0" w:firstRowLastColumn="0" w:lastRowFirstColumn="0" w:lastRowLastColumn="0"/>
+              <w:rPr>
+                <w:sz w:val="20"/>
+                <w:szCs w:val="20"/>
+              </w:rPr>
+            </w:pPr>
+            <w:r>
+              <w:rPr>
+                <w:sz w:val="20"/>
+                <w:szCs w:val="20"/>
+              </w:rPr>
+              <w:t>Die fehlende Authentifizierung wird als Systemgrenze dokumentiert. Bei einer späteren Erweiterung müsste ein Anmeldekonzept ergänzt werden.</w:t>
+            </w:r>
+          </w:p>
+        </w:tc>
+      </w:tr>
+      <w:tr>
+        <w:tc>
+          <w:tcPr>
+            <w:cnfStyle w:val="001000000000" w:firstRow="0" w:lastRow="0" w:firstColumn="1" w:lastColumn="0" w:oddVBand="0" w:evenVBand="0" w:oddHBand="0" w:evenHBand="0" w:firstRowFirstColumn="0" w:firstRowLastColumn="0" w:lastRowFirstColumn="0" w:lastRowLastColumn="0"/>
+            <w:tcW w:w="1838" w:type="dxa"/>
+          </w:tcPr>
+          <w:p>
+            <w:pPr>
+              <w:pStyle w:val="Lauftext"/>
+              <w:rPr>
+                <w:b w:val="0"/>
+                <w:bCs w:val="0"/>
+                <w:sz w:val="20"/>
+                <w:szCs w:val="20"/>
+              </w:rPr>
+            </w:pPr>
+            <w:r>
+              <w:rPr>
+                <w:b w:val="0"/>
+                <w:bCs w:val="0"/>
+                <w:sz w:val="20"/>
+                <w:szCs w:val="20"/>
+              </w:rPr>
+              <w:t xml:space="preserve">A08:2025 – Software </w:t>
+            </w:r>
+            <w:proofErr w:type="spellStart"/>
+            <w:r>
+              <w:rPr>
+                <w:b w:val="0"/>
+                <w:bCs w:val="0"/>
+                <w:sz w:val="20"/>
+                <w:szCs w:val="20"/>
+              </w:rPr>
+              <w:t>or</w:t>
+            </w:r>
+            <w:proofErr w:type="spellEnd"/>
+            <w:r>
+              <w:rPr>
+                <w:b w:val="0"/>
+                <w:bCs w:val="0"/>
+                <w:sz w:val="20"/>
+                <w:szCs w:val="20"/>
+              </w:rPr>
+              <w:t xml:space="preserve"> Data Integrity </w:t>
+            </w:r>
+            <w:proofErr w:type="spellStart"/>
+            <w:r>
+              <w:rPr>
+                <w:b w:val="0"/>
+                <w:bCs w:val="0"/>
+                <w:sz w:val="20"/>
+                <w:szCs w:val="20"/>
+              </w:rPr>
+              <w:t>Failures</w:t>
+            </w:r>
+            <w:proofErr w:type="spellEnd"/>
+          </w:p>
+        </w:tc>
+        <w:tc>
+          <w:tcPr>
+            <w:tcW w:w="3329" w:type="dxa"/>
+          </w:tcPr>
+          <w:p>
+            <w:pPr>
+              <w:pStyle w:val="Lauftext"/>
+              <w:cnfStyle w:val="000000000000" w:firstRow="0" w:lastRow="0" w:firstColumn="0" w:lastColumn="0" w:oddVBand="0" w:evenVBand="0" w:oddHBand="0" w:evenHBand="0" w:firstRowFirstColumn="0" w:firstRowLastColumn="0" w:lastRowFirstColumn="0" w:lastRowLastColumn="0"/>
+              <w:rPr>
+                <w:sz w:val="20"/>
+                <w:szCs w:val="20"/>
+              </w:rPr>
+            </w:pPr>
+            <w:r>
+              <w:rPr>
+                <w:sz w:val="20"/>
+                <w:szCs w:val="20"/>
+              </w:rPr>
+              <w:t>Daten werden unvollständig oder fehlerhaft gespeichert, beispielsweise Pflanzen mit nicht vorhandener Kategorie oder Giessangabe.</w:t>
+            </w:r>
+          </w:p>
+        </w:tc>
+        <w:tc>
+          <w:tcPr>
+            <w:tcW w:w="1100" w:type="dxa"/>
+          </w:tcPr>
+          <w:p>
+            <w:pPr>
+              <w:pStyle w:val="Lauftext"/>
+              <w:tabs>
+                <w:tab w:val="left" w:pos="500"/>
+              </w:tabs>
+              <w:cnfStyle w:val="000000000000" w:firstRow="0" w:lastRow="0" w:firstColumn="0" w:lastColumn="0" w:oddVBand="0" w:evenVBand="0" w:oddHBand="0" w:evenHBand="0" w:firstRowFirstColumn="0" w:firstRowLastColumn="0" w:lastRowFirstColumn="0" w:lastRowLastColumn="0"/>
+              <w:rPr>
+                <w:sz w:val="20"/>
+                <w:szCs w:val="20"/>
+              </w:rPr>
+            </w:pPr>
+            <w:r>
+              <w:rPr>
+                <w:sz w:val="20"/>
+                <w:szCs w:val="20"/>
+              </w:rPr>
+              <w:t>Mittel</w:t>
+            </w:r>
+            <w:r>
+              <w:rPr>
+                <w:sz w:val="20"/>
+                <w:szCs w:val="20"/>
+              </w:rPr>
+              <w:tab/>
+            </w:r>
+          </w:p>
+        </w:tc>
+        <w:tc>
+          <w:tcPr>
+            <w:tcW w:w="2681" w:type="dxa"/>
+          </w:tcPr>
+          <w:p>
+            <w:pPr>
+              <w:pStyle w:val="Lauftext"/>
+              <w:cnfStyle w:val="000000000000" w:firstRow="0" w:lastRow="0" w:firstColumn="0" w:lastColumn="0" w:oddVBand="0" w:evenVBand="0" w:oddHBand="0" w:evenHBand="0" w:firstRowFirstColumn="0" w:firstRowLastColumn="0" w:lastRowFirstColumn="0" w:lastRowLastColumn="0"/>
+              <w:rPr>
+                <w:sz w:val="20"/>
+                <w:szCs w:val="20"/>
+              </w:rPr>
+            </w:pPr>
+            <w:r>
+              <w:rPr>
+                <w:sz w:val="20"/>
+                <w:szCs w:val="20"/>
+              </w:rPr>
+              <w:t>Fremdschlüssel stellen sicher, dass nur vorhandene Kategorien und Giessangaben zugewiesen werden. Vor dem Speichern wird geprüft, ob die referenzierten Einträge existieren.</w:t>
+            </w:r>
+          </w:p>
+        </w:tc>
+      </w:tr>
+      <w:tr>
+        <w:trPr>
+          <w:cnfStyle w:val="000000100000" w:firstRow="0" w:lastRow="0" w:firstColumn="0" w:lastColumn="0" w:oddVBand="0" w:evenVBand="0" w:oddHBand="1" w:evenHBand="0" w:firstRowFirstColumn="0" w:firstRowLastColumn="0" w:lastRowFirstColumn="0" w:lastRowLastColumn="0"/>
+        </w:trPr>
+        <w:tc>
+          <w:tcPr>
+            <w:cnfStyle w:val="001000000000" w:firstRow="0" w:lastRow="0" w:firstColumn="1" w:lastColumn="0" w:oddVBand="0" w:evenVBand="0" w:oddHBand="0" w:evenHBand="0" w:firstRowFirstColumn="0" w:firstRowLastColumn="0" w:lastRowFirstColumn="0" w:lastRowLastColumn="0"/>
+            <w:tcW w:w="1838" w:type="dxa"/>
+          </w:tcPr>
+          <w:p>
+            <w:pPr>
+              <w:pStyle w:val="Lauftext"/>
+              <w:rPr>
+                <w:b w:val="0"/>
+                <w:bCs w:val="0"/>
+                <w:sz w:val="20"/>
+                <w:szCs w:val="20"/>
+              </w:rPr>
+            </w:pPr>
+            <w:r>
+              <w:rPr>
+                <w:b w:val="0"/>
+                <w:bCs w:val="0"/>
+                <w:sz w:val="20"/>
+                <w:szCs w:val="20"/>
+              </w:rPr>
+              <w:t xml:space="preserve">A09:2025 – Security </w:t>
+            </w:r>
+            <w:proofErr w:type="spellStart"/>
+            <w:r>
+              <w:rPr>
+                <w:b w:val="0"/>
+                <w:bCs w:val="0"/>
+                <w:sz w:val="20"/>
+                <w:szCs w:val="20"/>
+              </w:rPr>
+              <w:t>Logging</w:t>
+            </w:r>
+            <w:proofErr w:type="spellEnd"/>
+            <w:r>
+              <w:rPr>
+                <w:b w:val="0"/>
+                <w:bCs w:val="0"/>
+                <w:sz w:val="20"/>
+                <w:szCs w:val="20"/>
+              </w:rPr>
+              <w:t xml:space="preserve"> and Alerting </w:t>
+            </w:r>
+            <w:proofErr w:type="spellStart"/>
+            <w:r>
+              <w:rPr>
+                <w:b w:val="0"/>
+                <w:bCs w:val="0"/>
+                <w:sz w:val="20"/>
+                <w:szCs w:val="20"/>
+              </w:rPr>
+              <w:t>Failures</w:t>
+            </w:r>
+            <w:proofErr w:type="spellEnd"/>
+          </w:p>
+        </w:tc>
+        <w:tc>
+          <w:tcPr>
+            <w:tcW w:w="3329" w:type="dxa"/>
+          </w:tcPr>
+          <w:p>
+            <w:pPr>
+              <w:pStyle w:val="Lauftext"/>
+              <w:cnfStyle w:val="000000100000" w:firstRow="0" w:lastRow="0" w:firstColumn="0" w:lastColumn="0" w:oddVBand="0" w:evenVBand="0" w:oddHBand="1" w:evenHBand="0" w:firstRowFirstColumn="0" w:firstRowLastColumn="0" w:lastRowFirstColumn="0" w:lastRowLastColumn="0"/>
+              <w:rPr>
+                <w:sz w:val="20"/>
+                <w:szCs w:val="20"/>
+              </w:rPr>
+            </w:pPr>
+            <w:r>
+              <w:rPr>
+                <w:sz w:val="20"/>
+                <w:szCs w:val="20"/>
+              </w:rPr>
+              <w:t>Fehler werden nicht protokolliert und können deshalb schwer nachvollzogen werden. Da das Projekt lokal betrieben wird, ist eine Überwachung nicht vorgesehen.</w:t>
+            </w:r>
+          </w:p>
+          <w:p>
+            <w:pPr>
+              <w:ind w:firstLine="709"/>
+              <w:cnfStyle w:val="000000100000" w:firstRow="0" w:lastRow="0" w:firstColumn="0" w:lastColumn="0" w:oddVBand="0" w:evenVBand="0" w:oddHBand="1" w:evenHBand="0" w:firstRowFirstColumn="0" w:firstRowLastColumn="0" w:lastRowFirstColumn="0" w:lastRowLastColumn="0"/>
+            </w:pPr>
+          </w:p>
+        </w:tc>
+        <w:tc>
+          <w:tcPr>
+            <w:tcW w:w="1100" w:type="dxa"/>
+          </w:tcPr>
+          <w:p>
+            <w:pPr>
+              <w:pStyle w:val="Lauftext"/>
+              <w:cnfStyle w:val="000000100000" w:firstRow="0" w:lastRow="0" w:firstColumn="0" w:lastColumn="0" w:oddVBand="0" w:evenVBand="0" w:oddHBand="1" w:evenHBand="0" w:firstRowFirstColumn="0" w:firstRowLastColumn="0" w:lastRowFirstColumn="0" w:lastRowLastColumn="0"/>
+              <w:rPr>
+                <w:sz w:val="20"/>
+                <w:szCs w:val="20"/>
+              </w:rPr>
+            </w:pPr>
+            <w:r>
+              <w:rPr>
+                <w:sz w:val="20"/>
+                <w:szCs w:val="20"/>
+              </w:rPr>
+              <w:t>Gering</w:t>
+            </w:r>
+          </w:p>
+        </w:tc>
+        <w:tc>
+          <w:tcPr>
+            <w:tcW w:w="2681" w:type="dxa"/>
+          </w:tcPr>
+          <w:p>
+            <w:pPr>
+              <w:pStyle w:val="Lauftext"/>
+              <w:cnfStyle w:val="000000100000" w:firstRow="0" w:lastRow="0" w:firstColumn="0" w:lastColumn="0" w:oddVBand="0" w:evenVBand="0" w:oddHBand="1" w:evenHBand="0" w:firstRowFirstColumn="0" w:firstRowLastColumn="0" w:lastRowFirstColumn="0" w:lastRowLastColumn="0"/>
+              <w:rPr>
+                <w:sz w:val="20"/>
+                <w:szCs w:val="20"/>
+              </w:rPr>
+            </w:pPr>
+            <w:r>
+              <w:rPr>
+                <w:sz w:val="20"/>
+                <w:szCs w:val="20"/>
+              </w:rPr>
+              <w:t>Serverseitige Fehler werden in der Konsole protokolliert, damit sie bei der Entwicklung und beim Testen nachvollzogen werden können. Dabei werden keine Zugangsdaten ausgegeben.</w:t>
+            </w:r>
+          </w:p>
+        </w:tc>
+      </w:tr>
+      <w:tr>
+        <w:tc>
+          <w:tcPr>
+            <w:cnfStyle w:val="001000000000" w:firstRow="0" w:lastRow="0" w:firstColumn="1" w:lastColumn="0" w:oddVBand="0" w:evenVBand="0" w:oddHBand="0" w:evenHBand="0" w:firstRowFirstColumn="0" w:firstRowLastColumn="0" w:lastRowFirstColumn="0" w:lastRowLastColumn="0"/>
+            <w:tcW w:w="1838" w:type="dxa"/>
+          </w:tcPr>
+          <w:p>
+            <w:pPr>
+              <w:pStyle w:val="Lauftext"/>
+              <w:rPr>
+                <w:b w:val="0"/>
+                <w:bCs w:val="0"/>
+                <w:sz w:val="20"/>
+                <w:szCs w:val="20"/>
+              </w:rPr>
+            </w:pPr>
+            <w:r>
+              <w:rPr>
+                <w:b w:val="0"/>
+                <w:bCs w:val="0"/>
+                <w:sz w:val="20"/>
+                <w:szCs w:val="20"/>
+              </w:rPr>
+              <w:lastRenderedPageBreak/>
+              <w:t xml:space="preserve">A09:2025 – Security </w:t>
+            </w:r>
+            <w:proofErr w:type="spellStart"/>
+            <w:r>
+              <w:rPr>
+                <w:b w:val="0"/>
+                <w:bCs w:val="0"/>
+                <w:sz w:val="20"/>
+                <w:szCs w:val="20"/>
+              </w:rPr>
+              <w:t>Logging</w:t>
+            </w:r>
+            <w:proofErr w:type="spellEnd"/>
+            <w:r>
+              <w:rPr>
+                <w:b w:val="0"/>
+                <w:bCs w:val="0"/>
+                <w:sz w:val="20"/>
+                <w:szCs w:val="20"/>
+              </w:rPr>
+              <w:t xml:space="preserve"> and Alerting </w:t>
+            </w:r>
+            <w:proofErr w:type="spellStart"/>
+            <w:r>
+              <w:rPr>
+                <w:b w:val="0"/>
+                <w:bCs w:val="0"/>
+                <w:sz w:val="20"/>
+                <w:szCs w:val="20"/>
+              </w:rPr>
+              <w:t>Failures</w:t>
+            </w:r>
+            <w:proofErr w:type="spellEnd"/>
+          </w:p>
+        </w:tc>
+        <w:tc>
+          <w:tcPr>
+            <w:tcW w:w="3329" w:type="dxa"/>
+          </w:tcPr>
+          <w:p>
+            <w:pPr>
+              <w:pStyle w:val="Lauftext"/>
+              <w:cnfStyle w:val="000000000000" w:firstRow="0" w:lastRow="0" w:firstColumn="0" w:lastColumn="0" w:oddVBand="0" w:evenVBand="0" w:oddHBand="0" w:evenHBand="0" w:firstRowFirstColumn="0" w:firstRowLastColumn="0" w:lastRowFirstColumn="0" w:lastRowLastColumn="0"/>
+              <w:rPr>
+                <w:sz w:val="20"/>
+                <w:szCs w:val="20"/>
+              </w:rPr>
+            </w:pPr>
+            <w:r>
+              <w:rPr>
+                <w:sz w:val="20"/>
+                <w:szCs w:val="20"/>
+              </w:rPr>
+              <w:t>Ausnahmesituationen wie ungültiges JSON, nicht vorhandene IDs oder eine fehlende Datenbankverbindung werden nicht abgefangen und führen zu Abstürzen oder unklaren Antworten.</w:t>
+            </w:r>
+          </w:p>
+        </w:tc>
+        <w:tc>
+          <w:tcPr>
+            <w:tcW w:w="1100" w:type="dxa"/>
+          </w:tcPr>
+          <w:p>
+            <w:pPr>
+              <w:pStyle w:val="Lauftext"/>
+              <w:cnfStyle w:val="000000000000" w:firstRow="0" w:lastRow="0" w:firstColumn="0" w:lastColumn="0" w:oddVBand="0" w:evenVBand="0" w:oddHBand="0" w:evenHBand="0" w:firstRowFirstColumn="0" w:firstRowLastColumn="0" w:lastRowFirstColumn="0" w:lastRowLastColumn="0"/>
+              <w:rPr>
+                <w:sz w:val="20"/>
+                <w:szCs w:val="20"/>
+              </w:rPr>
+            </w:pPr>
+            <w:r>
+              <w:rPr>
+                <w:sz w:val="20"/>
+                <w:szCs w:val="20"/>
+              </w:rPr>
+              <w:t>Hoch</w:t>
+            </w:r>
+          </w:p>
+        </w:tc>
+        <w:tc>
+          <w:tcPr>
+            <w:tcW w:w="2681" w:type="dxa"/>
+          </w:tcPr>
+          <w:p>
+            <w:pPr>
+              <w:cnfStyle w:val="000000000000" w:firstRow="0" w:lastRow="0" w:firstColumn="0" w:lastColumn="0" w:oddVBand="0" w:evenVBand="0" w:oddHBand="0" w:evenHBand="0" w:firstRowFirstColumn="0" w:firstRowLastColumn="0" w:lastRowFirstColumn="0" w:lastRowLastColumn="0"/>
+            </w:pPr>
+            <w:r>
+              <w:t>Eine zentrale Fehlerbehandlung gibt einheitliche JSON-Fehlermeldungen mit passenden HTTP-Statuscodes zurück, etwa 400, 404, 409 oder 500. Asynchrone Datenbankzugriffe werden abgesichert. Die Fehlerfälle werden im Testprotokoll überprüft.</w:t>
+            </w:r>
+          </w:p>
+          <w:p>
+            <w:pPr>
+              <w:pStyle w:val="Lauftext"/>
+              <w:cnfStyle w:val="000000000000" w:firstRow="0" w:lastRow="0" w:firstColumn="0" w:lastColumn="0" w:oddVBand="0" w:evenVBand="0" w:oddHBand="0" w:evenHBand="0" w:firstRowFirstColumn="0" w:firstRowLastColumn="0" w:lastRowFirstColumn="0" w:lastRowLastColumn="0"/>
+              <w:rPr>
+                <w:sz w:val="20"/>
+                <w:szCs w:val="20"/>
+              </w:rPr>
+            </w:pPr>
           </w:p>
         </w:tc>
       </w:tr>
@@ -19140,23 +25022,7 @@
           <w:sz w:val="20"/>
           <w:szCs w:val="20"/>
         </w:rPr>
-        <w:t xml:space="preserve">. Use Case Diagramm, </w:t>
-      </w:r>
-      <w:proofErr w:type="gramStart"/>
-      <w:r>
-        <w:rPr>
-          <w:sz w:val="20"/>
-          <w:szCs w:val="20"/>
-        </w:rPr>
-        <w:t>Anforderungstabelle..</w:t>
-      </w:r>
-      <w:proofErr w:type="gramEnd"/>
-      <w:r>
-        <w:rPr>
-          <w:sz w:val="20"/>
-          <w:szCs w:val="20"/>
-        </w:rPr>
-        <w:t>) schriftlich dokumentieren</w:t>
+        <w:t>. Use Case Diagramm, Anforderungstabelle..) schriftlich dokumentieren</w:t>
       </w:r>
     </w:p>
     <w:p>
@@ -36426,7 +42292,6 @@
                             <w:t xml:space="preserve"> | </w:t>
                           </w:r>
                           <w:proofErr w:type="spellStart"/>
-                          <w:proofErr w:type="gramStart"/>
                           <w:r>
                             <w:rPr>
                               <w:sz w:val="16"/>
@@ -36435,7 +42300,6 @@
                             <w:t>twofold.swiss</w:t>
                           </w:r>
                           <w:proofErr w:type="spellEnd"/>
-                          <w:proofErr w:type="gramEnd"/>
                         </w:p>
                       </w:txbxContent>
                     </wps:txbx>
@@ -36562,7 +42426,6 @@
                       <w:t xml:space="preserve"> | </w:t>
                     </w:r>
                     <w:proofErr w:type="spellStart"/>
-                    <w:proofErr w:type="gramStart"/>
                     <w:r>
                       <w:rPr>
                         <w:sz w:val="16"/>
@@ -36571,7 +42434,6 @@
                       <w:t>twofold.swiss</w:t>
                     </w:r>
                     <w:proofErr w:type="spellEnd"/>
-                    <w:proofErr w:type="gramEnd"/>
                   </w:p>
                 </w:txbxContent>
               </v:textbox>
@@ -36894,7 +42756,6 @@
                             <w:t xml:space="preserve"> | </w:t>
                           </w:r>
                           <w:proofErr w:type="spellStart"/>
-                          <w:proofErr w:type="gramStart"/>
                           <w:r>
                             <w:rPr>
                               <w:sz w:val="16"/>
@@ -36903,7 +42764,6 @@
                             <w:t>twofold.swiss</w:t>
                           </w:r>
                           <w:proofErr w:type="spellEnd"/>
-                          <w:proofErr w:type="gramEnd"/>
                         </w:p>
                       </w:txbxContent>
                     </wps:txbx>
@@ -37030,7 +42890,6 @@
                       <w:t xml:space="preserve"> | </w:t>
                     </w:r>
                     <w:proofErr w:type="spellStart"/>
-                    <w:proofErr w:type="gramStart"/>
                     <w:r>
                       <w:rPr>
                         <w:sz w:val="16"/>
@@ -37039,7 +42898,6 @@
                       <w:t>twofold.swiss</w:t>
                     </w:r>
                     <w:proofErr w:type="spellEnd"/>
-                    <w:proofErr w:type="gramEnd"/>
                   </w:p>
                 </w:txbxContent>
               </v:textbox>
@@ -37515,7 +43373,6 @@
                             <w:t xml:space="preserve"> | </w:t>
                           </w:r>
                           <w:proofErr w:type="spellStart"/>
-                          <w:proofErr w:type="gramStart"/>
                           <w:r>
                             <w:rPr>
                               <w:sz w:val="16"/>
@@ -37524,7 +43381,6 @@
                             <w:t>twofold.swiss</w:t>
                           </w:r>
                           <w:proofErr w:type="spellEnd"/>
-                          <w:proofErr w:type="gramEnd"/>
                         </w:p>
                       </w:txbxContent>
                     </wps:txbx>
@@ -37651,7 +43507,6 @@
                       <w:t xml:space="preserve"> | </w:t>
                     </w:r>
                     <w:proofErr w:type="spellStart"/>
-                    <w:proofErr w:type="gramStart"/>
                     <w:r>
                       <w:rPr>
                         <w:sz w:val="16"/>
@@ -37660,7 +43515,6 @@
                       <w:t>twofold.swiss</w:t>
                     </w:r>
                     <w:proofErr w:type="spellEnd"/>
-                    <w:proofErr w:type="gramEnd"/>
                   </w:p>
                 </w:txbxContent>
               </v:textbox>
@@ -41785,10 +47639,10 @@
     </w:lvl>
   </w:abstractNum>
   <w:abstractNum w:abstractNumId="17" w15:restartNumberingAfterBreak="0">
-    <w:nsid w:val="48ED7B59"/>
+    <w:nsid w:val="486A57B2"/>
     <w:multiLevelType w:val="hybridMultilevel"/>
-    <w:tmpl w:val="E2D45CFE"/>
-    <w:lvl w:ilvl="0" w:tplc="9F1EE6A4">
+    <w:tmpl w:val="0A26A330"/>
+    <w:lvl w:ilvl="0" w:tplc="A1745F44">
       <w:numFmt w:val="bullet"/>
       <w:lvlText w:val="-"/>
       <w:lvlJc w:val="left"/>
@@ -41897,6 +47751,118 @@
     </w:lvl>
   </w:abstractNum>
   <w:abstractNum w:abstractNumId="18" w15:restartNumberingAfterBreak="0">
+    <w:nsid w:val="48ED7B59"/>
+    <w:multiLevelType w:val="hybridMultilevel"/>
+    <w:tmpl w:val="E2D45CFE"/>
+    <w:lvl w:ilvl="0" w:tplc="9F1EE6A4">
+      <w:numFmt w:val="bullet"/>
+      <w:lvlText w:val="-"/>
+      <w:lvlJc w:val="left"/>
+      <w:pPr>
+        <w:ind w:left="720" w:hanging="360"/>
+      </w:pPr>
+      <w:rPr>
+        <w:rFonts w:ascii="Object Sans" w:eastAsiaTheme="minorHAnsi" w:hAnsi="Object Sans" w:cstheme="minorBidi" w:hint="default"/>
+      </w:rPr>
+    </w:lvl>
+    <w:lvl w:ilvl="1" w:tplc="08070003" w:tentative="1">
+      <w:start w:val="1"/>
+      <w:numFmt w:val="bullet"/>
+      <w:lvlText w:val="o"/>
+      <w:lvlJc w:val="left"/>
+      <w:pPr>
+        <w:ind w:left="1440" w:hanging="360"/>
+      </w:pPr>
+      <w:rPr>
+        <w:rFonts w:ascii="Courier New" w:hAnsi="Courier New" w:cs="Courier New" w:hint="default"/>
+      </w:rPr>
+    </w:lvl>
+    <w:lvl w:ilvl="2" w:tplc="08070005" w:tentative="1">
+      <w:start w:val="1"/>
+      <w:numFmt w:val="bullet"/>
+      <w:lvlText w:val=""/>
+      <w:lvlJc w:val="left"/>
+      <w:pPr>
+        <w:ind w:left="2160" w:hanging="360"/>
+      </w:pPr>
+      <w:rPr>
+        <w:rFonts w:ascii="Wingdings" w:hAnsi="Wingdings" w:hint="default"/>
+      </w:rPr>
+    </w:lvl>
+    <w:lvl w:ilvl="3" w:tplc="08070001" w:tentative="1">
+      <w:start w:val="1"/>
+      <w:numFmt w:val="bullet"/>
+      <w:lvlText w:val=""/>
+      <w:lvlJc w:val="left"/>
+      <w:pPr>
+        <w:ind w:left="2880" w:hanging="360"/>
+      </w:pPr>
+      <w:rPr>
+        <w:rFonts w:ascii="Symbol" w:hAnsi="Symbol" w:hint="default"/>
+      </w:rPr>
+    </w:lvl>
+    <w:lvl w:ilvl="4" w:tplc="08070003" w:tentative="1">
+      <w:start w:val="1"/>
+      <w:numFmt w:val="bullet"/>
+      <w:lvlText w:val="o"/>
+      <w:lvlJc w:val="left"/>
+      <w:pPr>
+        <w:ind w:left="3600" w:hanging="360"/>
+      </w:pPr>
+      <w:rPr>
+        <w:rFonts w:ascii="Courier New" w:hAnsi="Courier New" w:cs="Courier New" w:hint="default"/>
+      </w:rPr>
+    </w:lvl>
+    <w:lvl w:ilvl="5" w:tplc="08070005" w:tentative="1">
+      <w:start w:val="1"/>
+      <w:numFmt w:val="bullet"/>
+      <w:lvlText w:val=""/>
+      <w:lvlJc w:val="left"/>
+      <w:pPr>
+        <w:ind w:left="4320" w:hanging="360"/>
+      </w:pPr>
+      <w:rPr>
+        <w:rFonts w:ascii="Wingdings" w:hAnsi="Wingdings" w:hint="default"/>
+      </w:rPr>
+    </w:lvl>
+    <w:lvl w:ilvl="6" w:tplc="08070001" w:tentative="1">
+      <w:start w:val="1"/>
+      <w:numFmt w:val="bullet"/>
+      <w:lvlText w:val=""/>
+      <w:lvlJc w:val="left"/>
+      <w:pPr>
+        <w:ind w:left="5040" w:hanging="360"/>
+      </w:pPr>
+      <w:rPr>
+        <w:rFonts w:ascii="Symbol" w:hAnsi="Symbol" w:hint="default"/>
+      </w:rPr>
+    </w:lvl>
+    <w:lvl w:ilvl="7" w:tplc="08070003" w:tentative="1">
+      <w:start w:val="1"/>
+      <w:numFmt w:val="bullet"/>
+      <w:lvlText w:val="o"/>
+      <w:lvlJc w:val="left"/>
+      <w:pPr>
+        <w:ind w:left="5760" w:hanging="360"/>
+      </w:pPr>
+      <w:rPr>
+        <w:rFonts w:ascii="Courier New" w:hAnsi="Courier New" w:cs="Courier New" w:hint="default"/>
+      </w:rPr>
+    </w:lvl>
+    <w:lvl w:ilvl="8" w:tplc="08070005" w:tentative="1">
+      <w:start w:val="1"/>
+      <w:numFmt w:val="bullet"/>
+      <w:lvlText w:val=""/>
+      <w:lvlJc w:val="left"/>
+      <w:pPr>
+        <w:ind w:left="6480" w:hanging="360"/>
+      </w:pPr>
+      <w:rPr>
+        <w:rFonts w:ascii="Wingdings" w:hAnsi="Wingdings" w:hint="default"/>
+      </w:rPr>
+    </w:lvl>
+  </w:abstractNum>
+  <w:abstractNum w:abstractNumId="19" w15:restartNumberingAfterBreak="0">
     <w:nsid w:val="4B292BFA"/>
     <w:multiLevelType w:val="multilevel"/>
     <w:tmpl w:val="BEE2666C"/>
@@ -42045,7 +48011,7 @@
       </w:rPr>
     </w:lvl>
   </w:abstractNum>
-  <w:abstractNum w:abstractNumId="19" w15:restartNumberingAfterBreak="0">
+  <w:abstractNum w:abstractNumId="20" w15:restartNumberingAfterBreak="0">
     <w:nsid w:val="4C0D46FD"/>
     <w:multiLevelType w:val="multilevel"/>
     <w:tmpl w:val="0E820038"/>
@@ -42169,7 +48135,7 @@
       </w:rPr>
     </w:lvl>
   </w:abstractNum>
-  <w:abstractNum w:abstractNumId="20" w15:restartNumberingAfterBreak="0">
+  <w:abstractNum w:abstractNumId="21" w15:restartNumberingAfterBreak="0">
     <w:nsid w:val="502E3589"/>
     <w:multiLevelType w:val="hybridMultilevel"/>
     <w:tmpl w:val="1D34BECC"/>
@@ -42436,7 +48402,7 @@
       </w:rPr>
     </w:lvl>
   </w:abstractNum>
-  <w:abstractNum w:abstractNumId="21" w15:restartNumberingAfterBreak="0">
+  <w:abstractNum w:abstractNumId="22" w15:restartNumberingAfterBreak="0">
     <w:nsid w:val="527D4C63"/>
     <w:multiLevelType w:val="multilevel"/>
     <w:tmpl w:val="850CAAC4"/>
@@ -42585,7 +48551,7 @@
       </w:rPr>
     </w:lvl>
   </w:abstractNum>
-  <w:abstractNum w:abstractNumId="22" w15:restartNumberingAfterBreak="0">
+  <w:abstractNum w:abstractNumId="23" w15:restartNumberingAfterBreak="0">
     <w:nsid w:val="58613E6B"/>
     <w:multiLevelType w:val="multilevel"/>
     <w:tmpl w:val="98B28E36"/>
@@ -42701,7 +48667,7 @@
       </w:rPr>
     </w:lvl>
   </w:abstractNum>
-  <w:abstractNum w:abstractNumId="23" w15:restartNumberingAfterBreak="0">
+  <w:abstractNum w:abstractNumId="24" w15:restartNumberingAfterBreak="0">
     <w:nsid w:val="5E024B2D"/>
     <w:multiLevelType w:val="multilevel"/>
     <w:tmpl w:val="D6482884"/>
@@ -42818,7 +48784,7 @@
       </w:rPr>
     </w:lvl>
   </w:abstractNum>
-  <w:abstractNum w:abstractNumId="24" w15:restartNumberingAfterBreak="0">
+  <w:abstractNum w:abstractNumId="25" w15:restartNumberingAfterBreak="0">
     <w:nsid w:val="60487494"/>
     <w:multiLevelType w:val="hybridMultilevel"/>
     <w:tmpl w:val="CA20A8BC"/>
@@ -42930,7 +48896,7 @@
       </w:rPr>
     </w:lvl>
   </w:abstractNum>
-  <w:abstractNum w:abstractNumId="25" w15:restartNumberingAfterBreak="0">
+  <w:abstractNum w:abstractNumId="26" w15:restartNumberingAfterBreak="0">
     <w:nsid w:val="6AEB197C"/>
     <w:multiLevelType w:val="multilevel"/>
     <w:tmpl w:val="DF72A2C2"/>
@@ -43079,7 +49045,7 @@
       </w:rPr>
     </w:lvl>
   </w:abstractNum>
-  <w:abstractNum w:abstractNumId="26" w15:restartNumberingAfterBreak="0">
+  <w:abstractNum w:abstractNumId="27" w15:restartNumberingAfterBreak="0">
     <w:nsid w:val="6C8F6DD2"/>
     <w:multiLevelType w:val="multilevel"/>
     <w:tmpl w:val="E6144C02"/>
@@ -43228,7 +49194,7 @@
       </w:rPr>
     </w:lvl>
   </w:abstractNum>
-  <w:abstractNum w:abstractNumId="27" w15:restartNumberingAfterBreak="0">
+  <w:abstractNum w:abstractNumId="28" w15:restartNumberingAfterBreak="0">
     <w:nsid w:val="788B463E"/>
     <w:multiLevelType w:val="hybridMultilevel"/>
     <w:tmpl w:val="DAC44BCC"/>
@@ -43495,7 +49461,7 @@
       </w:rPr>
     </w:lvl>
   </w:abstractNum>
-  <w:abstractNum w:abstractNumId="28" w15:restartNumberingAfterBreak="0">
+  <w:abstractNum w:abstractNumId="29" w15:restartNumberingAfterBreak="0">
     <w:nsid w:val="7896649D"/>
     <w:multiLevelType w:val="hybridMultilevel"/>
     <w:tmpl w:val="423A1B6A"/>
@@ -43607,7 +49573,7 @@
       </w:rPr>
     </w:lvl>
   </w:abstractNum>
-  <w:abstractNum w:abstractNumId="29" w15:restartNumberingAfterBreak="0">
+  <w:abstractNum w:abstractNumId="30" w15:restartNumberingAfterBreak="0">
     <w:nsid w:val="7B7B006D"/>
     <w:multiLevelType w:val="hybridMultilevel"/>
     <w:tmpl w:val="0316E67A"/>
@@ -43874,7 +49840,7 @@
       </w:rPr>
     </w:lvl>
   </w:abstractNum>
-  <w:abstractNum w:abstractNumId="30" w15:restartNumberingAfterBreak="0">
+  <w:abstractNum w:abstractNumId="31" w15:restartNumberingAfterBreak="0">
     <w:nsid w:val="7C2B5CDE"/>
     <w:multiLevelType w:val="multilevel"/>
     <w:tmpl w:val="D130BEEE"/>
@@ -44023,7 +49989,7 @@
       </w:rPr>
     </w:lvl>
   </w:abstractNum>
-  <w:abstractNum w:abstractNumId="31" w15:restartNumberingAfterBreak="0">
+  <w:abstractNum w:abstractNumId="32" w15:restartNumberingAfterBreak="0">
     <w:nsid w:val="7E8A3BA0"/>
     <w:multiLevelType w:val="hybridMultilevel"/>
     <w:tmpl w:val="71D0C26E"/>
@@ -44291,19 +50257,19 @@
     </w:lvl>
   </w:abstractNum>
   <w:num w:numId="1" w16cid:durableId="1705404025">
-    <w:abstractNumId w:val="22"/>
+    <w:abstractNumId w:val="23"/>
   </w:num>
   <w:num w:numId="2" w16cid:durableId="1801145489">
     <w:abstractNumId w:val="10"/>
   </w:num>
   <w:num w:numId="3" w16cid:durableId="1189873093">
-    <w:abstractNumId w:val="19"/>
+    <w:abstractNumId w:val="20"/>
   </w:num>
   <w:num w:numId="4" w16cid:durableId="1911579797">
     <w:abstractNumId w:val="13"/>
   </w:num>
   <w:num w:numId="5" w16cid:durableId="1265530639">
-    <w:abstractNumId w:val="29"/>
+    <w:abstractNumId w:val="30"/>
   </w:num>
   <w:num w:numId="6" w16cid:durableId="1477867893">
     <w:abstractNumId w:val="11"/>
@@ -44315,16 +50281,16 @@
     <w:abstractNumId w:val="12"/>
   </w:num>
   <w:num w:numId="9" w16cid:durableId="176581619">
-    <w:abstractNumId w:val="20"/>
+    <w:abstractNumId w:val="21"/>
   </w:num>
   <w:num w:numId="10" w16cid:durableId="2090350023">
     <w:abstractNumId w:val="16"/>
   </w:num>
   <w:num w:numId="11" w16cid:durableId="221720330">
-    <w:abstractNumId w:val="27"/>
+    <w:abstractNumId w:val="28"/>
   </w:num>
   <w:num w:numId="12" w16cid:durableId="1551184222">
-    <w:abstractNumId w:val="31"/>
+    <w:abstractNumId w:val="32"/>
   </w:num>
   <w:num w:numId="13" w16cid:durableId="363333935">
     <w:abstractNumId w:val="7"/>
@@ -44336,10 +50302,10 @@
     <w:abstractNumId w:val="4"/>
   </w:num>
   <w:num w:numId="16" w16cid:durableId="1583375168">
-    <w:abstractNumId w:val="18"/>
+    <w:abstractNumId w:val="19"/>
   </w:num>
   <w:num w:numId="17" w16cid:durableId="1034504867">
-    <w:abstractNumId w:val="25"/>
+    <w:abstractNumId w:val="26"/>
   </w:num>
   <w:num w:numId="18" w16cid:durableId="480923269">
     <w:abstractNumId w:val="1"/>
@@ -44348,19 +50314,19 @@
     <w:abstractNumId w:val="2"/>
   </w:num>
   <w:num w:numId="20" w16cid:durableId="1594699664">
-    <w:abstractNumId w:val="21"/>
+    <w:abstractNumId w:val="22"/>
   </w:num>
   <w:num w:numId="21" w16cid:durableId="1063062640">
-    <w:abstractNumId w:val="26"/>
+    <w:abstractNumId w:val="27"/>
   </w:num>
   <w:num w:numId="22" w16cid:durableId="263078577">
     <w:abstractNumId w:val="14"/>
   </w:num>
   <w:num w:numId="23" w16cid:durableId="2132018348">
-    <w:abstractNumId w:val="23"/>
+    <w:abstractNumId w:val="24"/>
   </w:num>
   <w:num w:numId="24" w16cid:durableId="450828482">
-    <w:abstractNumId w:val="30"/>
+    <w:abstractNumId w:val="31"/>
   </w:num>
   <w:num w:numId="25" w16cid:durableId="223150260">
     <w:abstractNumId w:val="3"/>
@@ -44369,22 +50335,25 @@
     <w:abstractNumId w:val="8"/>
   </w:num>
   <w:num w:numId="27" w16cid:durableId="1606618891">
-    <w:abstractNumId w:val="17"/>
+    <w:abstractNumId w:val="18"/>
   </w:num>
   <w:num w:numId="28" w16cid:durableId="1759673584">
     <w:abstractNumId w:val="5"/>
   </w:num>
   <w:num w:numId="29" w16cid:durableId="1572276051">
-    <w:abstractNumId w:val="28"/>
+    <w:abstractNumId w:val="29"/>
   </w:num>
   <w:num w:numId="30" w16cid:durableId="522398609">
-    <w:abstractNumId w:val="24"/>
+    <w:abstractNumId w:val="25"/>
   </w:num>
   <w:num w:numId="31" w16cid:durableId="631057831">
     <w:abstractNumId w:val="15"/>
   </w:num>
   <w:num w:numId="32" w16cid:durableId="507257822">
     <w:abstractNumId w:val="9"/>
+  </w:num>
+  <w:num w:numId="33" w16cid:durableId="1334604052">
+    <w:abstractNumId w:val="17"/>
   </w:num>
   <w:numIdMacAtCleanup w:val="23"/>
 </w:numbering>
@@ -44987,7 +50956,6 @@
   <w:style w:type="character" w:default="1" w:styleId="Absatz-Standardschriftart">
     <w:name w:val="Default Paragraph Font"/>
     <w:uiPriority w:val="1"/>
-    <w:semiHidden/>
     <w:unhideWhenUsed/>
   </w:style>
   <w:style w:type="table" w:default="1" w:styleId="NormaleTabelle">
